--- a/06-学生侧材料/讲义/有机化学/羰基化学与缩合反应.docx
+++ b/06-学生侧材料/讲义/有机化学/羰基化学与缩合反应.docx
@@ -3,6 +3,128 @@
 <w:document xmlns:w="http://schemas.openxmlformats.org/wordprocessingml/2006/main" xmlns:m="http://schemas.openxmlformats.org/officeDocument/2006/math" xmlns:r="http://schemas.openxmlformats.org/officeDocument/2006/relationships" xmlns:o="urn:schemas-microsoft-com:office:office" xmlns:v="urn:schemas-microsoft-com:vml" xmlns:w10="urn:schemas-microsoft-com:office:word" xmlns:a="http://schemas.openxmlformats.org/drawingml/2006/main" xmlns:pic="http://schemas.openxmlformats.org/drawingml/2006/picture" xmlns:wp="http://schemas.openxmlformats.org/drawingml/2006/wordprocessingDrawing">
   <w:body>
     <w:bookmarkStart w:id="65" w:name="羰基化学与缩合反应提高班"/>
+    <w:p>
+      <w:pPr>
+        <w:spacing w:after="1800" w:before="1200" w:line="276" w:lineRule="auto"/>
+        <w:jc w:val="center"/>
+      </w:pPr>
+    </w:p>
+    <w:p>
+      <w:pPr>
+        <w:spacing w:after="320" w:before="0" w:line="276" w:lineRule="auto"/>
+        <w:jc w:val="center"/>
+      </w:pPr>
+      <w:r>
+        <w:rPr>
+          <w:rFonts w:ascii="Times New Roman" w:hAnsi="Times New Roman" w:eastAsia="SimHei" w:cs="Times New Roman"/>
+          <w:b/>
+          <w:color w:val="17324D"/>
+          <w:sz w:val="64"/>
+        </w:rPr>
+        <w:t>化学竞赛习题册</w:t>
+      </w:r>
+    </w:p>
+    <w:p>
+      <w:pPr>
+        <w:spacing w:after="120" w:before="0" w:line="276" w:lineRule="auto"/>
+        <w:jc w:val="center"/>
+      </w:pPr>
+      <w:r>
+        <w:rPr>
+          <w:rFonts w:ascii="Times New Roman" w:hAnsi="Times New Roman" w:eastAsia="SimHei" w:cs="Times New Roman"/>
+          <w:b w:val="0"/>
+          <w:color w:val="5B6975"/>
+          <w:sz w:val="32"/>
+        </w:rPr>
+        <w:t>有机化学</w:t>
+      </w:r>
+    </w:p>
+    <w:p>
+      <w:pPr>
+        <w:spacing w:after="600" w:before="0" w:line="276" w:lineRule="auto"/>
+        <w:jc w:val="center"/>
+      </w:pPr>
+      <w:r>
+        <w:rPr>
+          <w:rFonts w:ascii="Times New Roman" w:hAnsi="Times New Roman" w:eastAsia="SimHei" w:cs="Times New Roman"/>
+          <w:b/>
+          <w:color w:val="17324D"/>
+          <w:sz w:val="44"/>
+        </w:rPr>
+        <w:t>羰基化学与缩合反应</w:t>
+      </w:r>
+      <w:r>
+        <w:rPr>
+          <w:rFonts w:ascii="Times New Roman" w:hAnsi="Times New Roman" w:eastAsia="Times New Roman" w:cs="Times New Roman"/>
+          <w:b/>
+          <w:color w:val="17324D"/>
+          <w:sz w:val="44"/>
+        </w:rPr>
+        <w:t>（</w:t>
+      </w:r>
+      <w:r>
+        <w:rPr>
+          <w:rFonts w:ascii="Times New Roman" w:hAnsi="Times New Roman" w:eastAsia="SimHei" w:cs="Times New Roman"/>
+          <w:b/>
+          <w:color w:val="17324D"/>
+          <w:sz w:val="44"/>
+        </w:rPr>
+        <w:t>提高班</w:t>
+      </w:r>
+      <w:r>
+        <w:rPr>
+          <w:rFonts w:ascii="Times New Roman" w:hAnsi="Times New Roman" w:eastAsia="Times New Roman" w:cs="Times New Roman"/>
+          <w:b/>
+          <w:color w:val="17324D"/>
+          <w:sz w:val="44"/>
+        </w:rPr>
+        <w:t>）</w:t>
+      </w:r>
+    </w:p>
+    <w:p>
+      <w:pPr>
+        <w:spacing w:after="600" w:before="120" w:line="276" w:lineRule="auto"/>
+        <w:jc w:val="center"/>
+        <w:pBdr>
+          <w:bottom w:val="single" w:sz="8" w:space="4" w:color="4A6577"/>
+        </w:pBdr>
+      </w:pPr>
+    </w:p>
+    <w:p>
+      <w:pPr>
+        <w:spacing w:after="160" w:before="0" w:line="276" w:lineRule="auto"/>
+        <w:jc w:val="center"/>
+      </w:pPr>
+      <w:r>
+        <w:rPr>
+          <w:rFonts w:ascii="Times New Roman" w:hAnsi="Times New Roman" w:eastAsia="FangSong" w:cs="Times New Roman"/>
+          <w:b w:val="0"/>
+          <w:color w:val="5B6975"/>
+          <w:sz w:val="24"/>
+        </w:rPr>
+        <w:t>日期</w:t>
+      </w:r>
+      <w:r>
+        <w:rPr>
+          <w:rFonts w:ascii="Times New Roman" w:hAnsi="Times New Roman" w:eastAsia="Times New Roman" w:cs="Times New Roman"/>
+          <w:b w:val="0"/>
+          <w:color w:val="5B6975"/>
+          <w:sz w:val="24"/>
+        </w:rPr>
+        <w:t>：2026-09-10</w:t>
+      </w:r>
+    </w:p>
+    <w:p>
+      <w:pPr>
+        <w:jc w:val="center"/>
+      </w:pPr>
+      <w:r>
+        <w:rPr>
+          <w:rFonts w:ascii="Times New Roman" w:hAnsi="Times New Roman" w:eastAsia="Times New Roman" w:cs="Times New Roman"/>
+        </w:rPr>
+        <w:br w:type="page"/>
+      </w:r>
+    </w:p>
     <w:p>
       <w:pPr>
         <w:pStyle w:val="Heading1"/>
@@ -12887,6 +13009,18 @@
           <w:rFonts w:hint="eastAsia" w:ascii="Times New Roman" w:hAnsi="Times New Roman" w:eastAsia="FangSong" w:cs="Times New Roman"/>
         </w:rPr>
         <w:t>学生讲义</w:t>
+      </w:r>
+      <w:r>
+        <w:rPr>
+          <w:rFonts w:hint="eastAsia" w:ascii="Times New Roman" w:hAnsi="Times New Roman" w:eastAsia="Times New Roman" w:cs="Times New Roman"/>
+        </w:rPr>
+        <w:t>/</w:t>
+      </w:r>
+      <w:r>
+        <w:rPr>
+          <w:rFonts w:hint="eastAsia" w:ascii="Times New Roman" w:hAnsi="Times New Roman" w:eastAsia="FangSong" w:cs="Times New Roman"/>
+        </w:rPr>
+        <w:t>有机化学</w:t>
       </w:r>
       <w:r>
         <w:rPr>

--- a/06-学生侧材料/讲义/有机化学/羰基化学与缩合反应.docx
+++ b/06-学生侧材料/讲义/有机化学/羰基化学与缩合反应.docx
@@ -3,128 +3,6 @@
 <w:document xmlns:w="http://schemas.openxmlformats.org/wordprocessingml/2006/main" xmlns:m="http://schemas.openxmlformats.org/officeDocument/2006/math" xmlns:r="http://schemas.openxmlformats.org/officeDocument/2006/relationships" xmlns:o="urn:schemas-microsoft-com:office:office" xmlns:v="urn:schemas-microsoft-com:vml" xmlns:w10="urn:schemas-microsoft-com:office:word" xmlns:a="http://schemas.openxmlformats.org/drawingml/2006/main" xmlns:pic="http://schemas.openxmlformats.org/drawingml/2006/picture" xmlns:wp="http://schemas.openxmlformats.org/drawingml/2006/wordprocessingDrawing">
   <w:body>
     <w:bookmarkStart w:id="65" w:name="羰基化学与缩合反应提高班"/>
-    <w:p>
-      <w:pPr>
-        <w:spacing w:after="1800" w:before="1200" w:line="276" w:lineRule="auto"/>
-        <w:jc w:val="center"/>
-      </w:pPr>
-    </w:p>
-    <w:p>
-      <w:pPr>
-        <w:spacing w:after="320" w:before="0" w:line="276" w:lineRule="auto"/>
-        <w:jc w:val="center"/>
-      </w:pPr>
-      <w:r>
-        <w:rPr>
-          <w:rFonts w:ascii="Times New Roman" w:hAnsi="Times New Roman" w:eastAsia="SimHei" w:cs="Times New Roman"/>
-          <w:b/>
-          <w:color w:val="17324D"/>
-          <w:sz w:val="64"/>
-        </w:rPr>
-        <w:t>化学竞赛习题册</w:t>
-      </w:r>
-    </w:p>
-    <w:p>
-      <w:pPr>
-        <w:spacing w:after="120" w:before="0" w:line="276" w:lineRule="auto"/>
-        <w:jc w:val="center"/>
-      </w:pPr>
-      <w:r>
-        <w:rPr>
-          <w:rFonts w:ascii="Times New Roman" w:hAnsi="Times New Roman" w:eastAsia="SimHei" w:cs="Times New Roman"/>
-          <w:b w:val="0"/>
-          <w:color w:val="5B6975"/>
-          <w:sz w:val="32"/>
-        </w:rPr>
-        <w:t>有机化学</w:t>
-      </w:r>
-    </w:p>
-    <w:p>
-      <w:pPr>
-        <w:spacing w:after="600" w:before="0" w:line="276" w:lineRule="auto"/>
-        <w:jc w:val="center"/>
-      </w:pPr>
-      <w:r>
-        <w:rPr>
-          <w:rFonts w:ascii="Times New Roman" w:hAnsi="Times New Roman" w:eastAsia="SimHei" w:cs="Times New Roman"/>
-          <w:b/>
-          <w:color w:val="17324D"/>
-          <w:sz w:val="44"/>
-        </w:rPr>
-        <w:t>羰基化学与缩合反应</w:t>
-      </w:r>
-      <w:r>
-        <w:rPr>
-          <w:rFonts w:ascii="Times New Roman" w:hAnsi="Times New Roman" w:eastAsia="Times New Roman" w:cs="Times New Roman"/>
-          <w:b/>
-          <w:color w:val="17324D"/>
-          <w:sz w:val="44"/>
-        </w:rPr>
-        <w:t>（</w:t>
-      </w:r>
-      <w:r>
-        <w:rPr>
-          <w:rFonts w:ascii="Times New Roman" w:hAnsi="Times New Roman" w:eastAsia="SimHei" w:cs="Times New Roman"/>
-          <w:b/>
-          <w:color w:val="17324D"/>
-          <w:sz w:val="44"/>
-        </w:rPr>
-        <w:t>提高班</w:t>
-      </w:r>
-      <w:r>
-        <w:rPr>
-          <w:rFonts w:ascii="Times New Roman" w:hAnsi="Times New Roman" w:eastAsia="Times New Roman" w:cs="Times New Roman"/>
-          <w:b/>
-          <w:color w:val="17324D"/>
-          <w:sz w:val="44"/>
-        </w:rPr>
-        <w:t>）</w:t>
-      </w:r>
-    </w:p>
-    <w:p>
-      <w:pPr>
-        <w:spacing w:after="600" w:before="120" w:line="276" w:lineRule="auto"/>
-        <w:jc w:val="center"/>
-        <w:pBdr>
-          <w:bottom w:val="single" w:sz="8" w:space="4" w:color="4A6577"/>
-        </w:pBdr>
-      </w:pPr>
-    </w:p>
-    <w:p>
-      <w:pPr>
-        <w:spacing w:after="160" w:before="0" w:line="276" w:lineRule="auto"/>
-        <w:jc w:val="center"/>
-      </w:pPr>
-      <w:r>
-        <w:rPr>
-          <w:rFonts w:ascii="Times New Roman" w:hAnsi="Times New Roman" w:eastAsia="FangSong" w:cs="Times New Roman"/>
-          <w:b w:val="0"/>
-          <w:color w:val="5B6975"/>
-          <w:sz w:val="24"/>
-        </w:rPr>
-        <w:t>日期</w:t>
-      </w:r>
-      <w:r>
-        <w:rPr>
-          <w:rFonts w:ascii="Times New Roman" w:hAnsi="Times New Roman" w:eastAsia="Times New Roman" w:cs="Times New Roman"/>
-          <w:b w:val="0"/>
-          <w:color w:val="5B6975"/>
-          <w:sz w:val="24"/>
-        </w:rPr>
-        <w:t>：2026-09-10</w:t>
-      </w:r>
-    </w:p>
-    <w:p>
-      <w:pPr>
-        <w:jc w:val="center"/>
-      </w:pPr>
-      <w:r>
-        <w:rPr>
-          <w:rFonts w:ascii="Times New Roman" w:hAnsi="Times New Roman" w:eastAsia="Times New Roman" w:cs="Times New Roman"/>
-        </w:rPr>
-        <w:br w:type="page"/>
-      </w:r>
-    </w:p>
     <w:p>
       <w:pPr>
         <w:pStyle w:val="Heading1"/>

--- a/06-学生侧材料/讲义/有机化学/羰基化学与缩合反应.docx
+++ b/06-学生侧材料/讲义/有机化学/羰基化学与缩合反应.docx
@@ -6006,6 +6006,28 @@
         </w:rPr>
         <w:t xml:space="preserve">：</w:t>
       </w:r>
+    </w:p>
+    <w:p>
+      <w:pPr>
+        <w:pStyle w:val="Compact"/>
+        <w:numPr>
+          <w:ilvl w:val="0"/>
+          <w:numId w:val="1004"/>
+        </w:numPr>
+      </w:pPr>
+      <w:r>
+        <w:rPr>
+          <w:rFonts w:ascii="Times New Roman" w:hAnsi="Times New Roman" w:eastAsia="Times New Roman" w:cs="Times New Roman"/>
+        </w:rPr>
+        <w:t>OH</w:t>
+      </w:r>
+      <w:r>
+        <w:rPr>
+          <w:rFonts w:ascii="Times New Roman" w:hAnsi="Times New Roman" w:eastAsia="Times New Roman" w:cs="Times New Roman"/>
+          <w:vertAlign w:val="superscript"/>
+        </w:rPr>
+        <w:t>-</w:t>
+      </w:r>
       <w:r>
         <w:rPr>
           <w:rFonts w:ascii="Times New Roman" w:hAnsi="Times New Roman" w:eastAsia="Times New Roman" w:cs="Times New Roman"/>
@@ -6014,9 +6036,40 @@
       </w:r>
       <w:r>
         <w:rPr>
-          <w:rFonts w:ascii="Times New Roman" w:hAnsi="Times New Roman" w:eastAsia="Times New Roman" w:cs="Times New Roman"/>
-        </w:rPr>
-        <w:t>1. OH</w:t>
+          <w:rFonts w:hint="eastAsia" w:ascii="Times New Roman" w:hAnsi="Times New Roman" w:eastAsia="FangSong" w:cs="Times New Roman"/>
+        </w:rPr>
+        <w:t xml:space="preserve">夺</w:t>
+      </w:r>
+      <w:r>
+        <w:rPr>
+          <w:rFonts w:ascii="Times New Roman" w:hAnsi="Times New Roman" w:eastAsia="Times New Roman" w:cs="Times New Roman"/>
+        </w:rPr>
+        <w:t xml:space="preserve"> α-H → </w:t>
+      </w:r>
+      <w:r>
+        <w:rPr>
+          <w:rFonts w:hint="eastAsia" w:ascii="Times New Roman" w:hAnsi="Times New Roman" w:eastAsia="FangSong" w:cs="Times New Roman"/>
+        </w:rPr>
+        <w:t xml:space="preserve">烯醇负离子</w:t>
+      </w:r>
+      <w:r>
+        <w:rPr>
+          <w:rFonts w:ascii="Times New Roman" w:hAnsi="Times New Roman" w:eastAsia="Times New Roman" w:cs="Times New Roman"/>
+        </w:rPr>
+        <w:t xml:space="preserve"> CH</w:t>
+      </w:r>
+      <w:r>
+        <w:rPr>
+          <w:rFonts w:ascii="Times New Roman" w:hAnsi="Times New Roman" w:eastAsia="Times New Roman" w:cs="Times New Roman"/>
+          <w:vertAlign w:val="subscript"/>
+        </w:rPr>
+        <w:t>2</w:t>
+      </w:r>
+      <w:r>
+        <w:rPr>
+          <w:rFonts w:ascii="Times New Roman" w:hAnsi="Times New Roman" w:eastAsia="Times New Roman" w:cs="Times New Roman"/>
+        </w:rPr>
+        <w:t>=CH-O</w:t>
       </w:r>
       <w:r>
         <w:rPr>
@@ -6025,68 +6078,15 @@
         </w:rPr>
         <w:t>-</w:t>
       </w:r>
-      <w:r>
-        <w:rPr>
-          <w:rFonts w:ascii="Times New Roman" w:hAnsi="Times New Roman" w:eastAsia="Times New Roman" w:cs="Times New Roman"/>
-        </w:rPr>
-        <w:t xml:space="preserve"> </w:t>
-      </w:r>
-      <w:r>
-        <w:rPr>
-          <w:rFonts w:hint="eastAsia" w:ascii="Times New Roman" w:hAnsi="Times New Roman" w:eastAsia="FangSong" w:cs="Times New Roman"/>
-        </w:rPr>
-        <w:t xml:space="preserve">夺</w:t>
-      </w:r>
-      <w:r>
-        <w:rPr>
-          <w:rFonts w:ascii="Times New Roman" w:hAnsi="Times New Roman" w:eastAsia="Times New Roman" w:cs="Times New Roman"/>
-        </w:rPr>
-        <w:t xml:space="preserve"> α-H → </w:t>
-      </w:r>
-      <w:r>
-        <w:rPr>
-          <w:rFonts w:hint="eastAsia" w:ascii="Times New Roman" w:hAnsi="Times New Roman" w:eastAsia="FangSong" w:cs="Times New Roman"/>
-        </w:rPr>
-        <w:t xml:space="preserve">烯醇负离子</w:t>
-      </w:r>
-      <w:r>
-        <w:rPr>
-          <w:rFonts w:ascii="Times New Roman" w:hAnsi="Times New Roman" w:eastAsia="Times New Roman" w:cs="Times New Roman"/>
-        </w:rPr>
-        <w:t xml:space="preserve"> CH</w:t>
-      </w:r>
-      <w:r>
-        <w:rPr>
-          <w:rFonts w:ascii="Times New Roman" w:hAnsi="Times New Roman" w:eastAsia="Times New Roman" w:cs="Times New Roman"/>
-          <w:vertAlign w:val="subscript"/>
-        </w:rPr>
-        <w:t>2</w:t>
-      </w:r>
-      <w:r>
-        <w:rPr>
-          <w:rFonts w:ascii="Times New Roman" w:hAnsi="Times New Roman" w:eastAsia="Times New Roman" w:cs="Times New Roman"/>
-        </w:rPr>
-        <w:t>=CH-O</w:t>
-      </w:r>
-      <w:r>
-        <w:rPr>
-          <w:rFonts w:ascii="Times New Roman" w:hAnsi="Times New Roman" w:eastAsia="Times New Roman" w:cs="Times New Roman"/>
-          <w:vertAlign w:val="superscript"/>
-        </w:rPr>
-        <w:t>-</w:t>
-      </w:r>
-      <w:r>
-        <w:rPr>
-          <w:rFonts w:ascii="Times New Roman" w:hAnsi="Times New Roman" w:eastAsia="Times New Roman" w:cs="Times New Roman"/>
-        </w:rPr>
-        <w:t xml:space="preserve"> </w:t>
-      </w:r>
-      <w:r>
-        <w:rPr>
-          <w:rFonts w:ascii="Times New Roman" w:hAnsi="Times New Roman" w:eastAsia="Times New Roman" w:cs="Times New Roman"/>
-        </w:rPr>
-        <w:t xml:space="preserve">2. </w:t>
-      </w:r>
+    </w:p>
+    <w:p>
+      <w:pPr>
+        <w:pStyle w:val="Compact"/>
+        <w:numPr>
+          <w:ilvl w:val="0"/>
+          <w:numId w:val="1004"/>
+        </w:numPr>
+      </w:pPr>
       <w:r>
         <w:rPr>
           <w:rFonts w:hint="eastAsia" w:ascii="Times New Roman" w:hAnsi="Times New Roman" w:eastAsia="FangSong" w:cs="Times New Roman"/>
@@ -6105,18 +6105,15 @@
         </w:rPr>
         <w:t xml:space="preserve">烷氧负离子</w:t>
       </w:r>
-      <w:r>
-        <w:rPr>
-          <w:rFonts w:ascii="Times New Roman" w:hAnsi="Times New Roman" w:eastAsia="Times New Roman" w:cs="Times New Roman"/>
-        </w:rPr>
-        <w:t xml:space="preserve"> </w:t>
-      </w:r>
-      <w:r>
-        <w:rPr>
-          <w:rFonts w:ascii="Times New Roman" w:hAnsi="Times New Roman" w:eastAsia="Times New Roman" w:cs="Times New Roman"/>
-        </w:rPr>
-        <w:t xml:space="preserve">3. </w:t>
-      </w:r>
+    </w:p>
+    <w:p>
+      <w:pPr>
+        <w:pStyle w:val="Compact"/>
+        <w:numPr>
+          <w:ilvl w:val="0"/>
+          <w:numId w:val="1004"/>
+        </w:numPr>
+      </w:pPr>
       <w:r>
         <w:rPr>
           <w:rFonts w:hint="eastAsia" w:ascii="Times New Roman" w:hAnsi="Times New Roman" w:eastAsia="FangSong" w:cs="Times New Roman"/>
@@ -6159,24 +6156,15 @@
         </w:rPr>
         <w:t>）</w:t>
       </w:r>
-      <w:r>
-        <w:rPr>
-          <w:rFonts w:ascii="Times New Roman" w:hAnsi="Times New Roman" w:eastAsia="Times New Roman" w:cs="Times New Roman"/>
-        </w:rPr>
-        <w:t xml:space="preserve"> </w:t>
-      </w:r>
-      <w:r>
-        <w:rPr>
-          <w:rFonts w:ascii="Times New Roman" w:hAnsi="Times New Roman" w:eastAsia="Times New Roman" w:cs="Times New Roman"/>
-        </w:rPr>
-        <w:t xml:space="preserve">4.</w:t>
-      </w:r>
-      <w:r>
-        <w:rPr>
-          <w:rFonts w:ascii="Times New Roman" w:hAnsi="Times New Roman" w:eastAsia="Times New Roman" w:cs="Times New Roman"/>
-        </w:rPr>
-        <w:t xml:space="preserve"> </w:t>
-      </w:r>
+    </w:p>
+    <w:p>
+      <w:pPr>
+        <w:pStyle w:val="Compact"/>
+        <w:numPr>
+          <w:ilvl w:val="0"/>
+          <w:numId w:val="1004"/>
+        </w:numPr>
+      </w:pPr>
       <w:r>
         <w:rPr>
           <w:rFonts w:hint="eastAsia" w:ascii="Times New Roman" w:hAnsi="Times New Roman" w:eastAsia="Times New Roman" w:cs="Times New Roman"/>
@@ -7318,35 +7306,107 @@
         </w:rPr>
         <w:t xml:space="preserve">：</w:t>
       </w:r>
-      <w:r>
-        <w:rPr>
-          <w:rFonts w:ascii="Times New Roman" w:hAnsi="Times New Roman" w:eastAsia="Times New Roman" w:cs="Times New Roman"/>
+    </w:p>
+    <w:p>
+      <w:pPr>
+        <w:pStyle w:val="Compact"/>
+        <w:numPr>
+          <w:ilvl w:val="0"/>
+          <w:numId w:val="1005"/>
+        </w:numPr>
+      </w:pPr>
+      <w:r>
+        <w:rPr>
+          <w:rFonts w:ascii="Times New Roman" w:hAnsi="Times New Roman" w:eastAsia="Times New Roman" w:cs="Times New Roman"/>
+        </w:rPr>
+        <w:t xml:space="preserve">EtONa </w:t>
+      </w:r>
+      <w:r>
+        <w:rPr>
+          <w:rFonts w:hint="eastAsia" w:ascii="Times New Roman" w:hAnsi="Times New Roman" w:eastAsia="FangSong" w:cs="Times New Roman"/>
+        </w:rPr>
+        <w:t xml:space="preserve">夺</w:t>
+      </w:r>
+      <w:r>
+        <w:rPr>
+          <w:rFonts w:ascii="Times New Roman" w:hAnsi="Times New Roman" w:eastAsia="Times New Roman" w:cs="Times New Roman"/>
+        </w:rPr>
+        <w:t xml:space="preserve"> α-H → </w:t>
+      </w:r>
+      <w:r>
+        <w:rPr>
+          <w:rFonts w:hint="eastAsia" w:ascii="Times New Roman" w:hAnsi="Times New Roman" w:eastAsia="FangSong" w:cs="Times New Roman"/>
+        </w:rPr>
+        <w:t xml:space="preserve">酯烯醇负离子</w:t>
+      </w:r>
+    </w:p>
+    <w:p>
+      <w:pPr>
+        <w:pStyle w:val="Compact"/>
+        <w:numPr>
+          <w:ilvl w:val="0"/>
+          <w:numId w:val="1005"/>
+        </w:numPr>
+      </w:pPr>
+      <w:r>
+        <w:rPr>
+          <w:rFonts w:hint="eastAsia" w:ascii="Times New Roman" w:hAnsi="Times New Roman" w:eastAsia="FangSong" w:cs="Times New Roman"/>
+        </w:rPr>
+        <w:t xml:space="preserve">进攻另一分子酯的羰基</w:t>
+      </w:r>
+      <w:r>
+        <w:rPr>
+          <w:rFonts w:ascii="Times New Roman" w:hAnsi="Times New Roman" w:eastAsia="Times New Roman" w:cs="Times New Roman"/>
+        </w:rPr>
+        <w:t xml:space="preserve"> → </w:t>
+      </w:r>
+      <w:r>
+        <w:rPr>
+          <w:rFonts w:hint="eastAsia" w:ascii="Times New Roman" w:hAnsi="Times New Roman" w:eastAsia="FangSong" w:cs="Times New Roman"/>
+        </w:rPr>
+        <w:t xml:space="preserve">四面体中间体</w:t>
+      </w:r>
+    </w:p>
+    <w:p>
+      <w:pPr>
+        <w:pStyle w:val="Compact"/>
+        <w:numPr>
+          <w:ilvl w:val="0"/>
+          <w:numId w:val="1005"/>
+        </w:numPr>
+      </w:pPr>
+      <w:r>
+        <w:rPr>
+          <w:rFonts w:ascii="Times New Roman" w:hAnsi="Times New Roman" w:eastAsia="Times New Roman" w:cs="Times New Roman"/>
+          <w:b/>
+          <w:bCs/>
+        </w:rPr>
+        <w:t>EtO</w:t>
+      </w:r>
+      <w:r>
+        <w:rPr>
+          <w:rFonts w:ascii="Times New Roman" w:hAnsi="Times New Roman" w:eastAsia="Times New Roman" w:cs="Times New Roman"/>
+          <w:b/>
+          <w:bCs/>
+          <w:vertAlign w:val="superscript"/>
+        </w:rPr>
+        <w:t>-</w:t>
+      </w:r>
+      <w:r>
+        <w:rPr>
+          <w:rFonts w:ascii="Times New Roman" w:hAnsi="Times New Roman" w:eastAsia="Times New Roman" w:cs="Times New Roman"/>
+          <w:b/>
+          <w:bCs/>
         </w:rPr>
         <w:t xml:space="preserve"> </w:t>
       </w:r>
       <w:r>
         <w:rPr>
-          <w:rFonts w:ascii="Times New Roman" w:hAnsi="Times New Roman" w:eastAsia="Times New Roman" w:cs="Times New Roman"/>
-        </w:rPr>
-        <w:t xml:space="preserve">1. EtONa </w:t>
-      </w:r>
-      <w:r>
-        <w:rPr>
-          <w:rFonts w:hint="eastAsia" w:ascii="Times New Roman" w:hAnsi="Times New Roman" w:eastAsia="FangSong" w:cs="Times New Roman"/>
-        </w:rPr>
-        <w:t xml:space="preserve">夺</w:t>
-      </w:r>
-      <w:r>
-        <w:rPr>
-          <w:rFonts w:ascii="Times New Roman" w:hAnsi="Times New Roman" w:eastAsia="Times New Roman" w:cs="Times New Roman"/>
-        </w:rPr>
-        <w:t xml:space="preserve"> α-H → </w:t>
-      </w:r>
-      <w:r>
-        <w:rPr>
-          <w:rFonts w:hint="eastAsia" w:ascii="Times New Roman" w:hAnsi="Times New Roman" w:eastAsia="FangSong" w:cs="Times New Roman"/>
-        </w:rPr>
-        <w:t xml:space="preserve">酯烯醇负离子</w:t>
+          <w:rFonts w:hint="eastAsia" w:ascii="Times New Roman" w:hAnsi="Times New Roman" w:eastAsia="FangSong" w:cs="Times New Roman"/>
+          <w:b/>
+          <w:bCs/>
+        </w:rPr>
+        <w:t xml:space="preserve">消除</w:t>
       </w:r>
       <w:r>
         <w:rPr>
@@ -7358,87 +7418,6 @@
         <w:rPr>
           <w:rFonts w:ascii="Times New Roman" w:hAnsi="Times New Roman" w:eastAsia="Times New Roman" w:cs="Times New Roman"/>
         </w:rPr>
-        <w:t xml:space="preserve">2. </w:t>
-      </w:r>
-      <w:r>
-        <w:rPr>
-          <w:rFonts w:hint="eastAsia" w:ascii="Times New Roman" w:hAnsi="Times New Roman" w:eastAsia="FangSong" w:cs="Times New Roman"/>
-        </w:rPr>
-        <w:t xml:space="preserve">进攻另一分子酯的羰基</w:t>
-      </w:r>
-      <w:r>
-        <w:rPr>
-          <w:rFonts w:ascii="Times New Roman" w:hAnsi="Times New Roman" w:eastAsia="Times New Roman" w:cs="Times New Roman"/>
-        </w:rPr>
-        <w:t xml:space="preserve"> → </w:t>
-      </w:r>
-      <w:r>
-        <w:rPr>
-          <w:rFonts w:hint="eastAsia" w:ascii="Times New Roman" w:hAnsi="Times New Roman" w:eastAsia="FangSong" w:cs="Times New Roman"/>
-        </w:rPr>
-        <w:t xml:space="preserve">四面体中间体</w:t>
-      </w:r>
-      <w:r>
-        <w:rPr>
-          <w:rFonts w:ascii="Times New Roman" w:hAnsi="Times New Roman" w:eastAsia="Times New Roman" w:cs="Times New Roman"/>
-        </w:rPr>
-        <w:t xml:space="preserve"> </w:t>
-      </w:r>
-      <w:r>
-        <w:rPr>
-          <w:rFonts w:ascii="Times New Roman" w:hAnsi="Times New Roman" w:eastAsia="Times New Roman" w:cs="Times New Roman"/>
-        </w:rPr>
-        <w:t xml:space="preserve">3.</w:t>
-      </w:r>
-      <w:r>
-        <w:rPr>
-          <w:rFonts w:ascii="Times New Roman" w:hAnsi="Times New Roman" w:eastAsia="Times New Roman" w:cs="Times New Roman"/>
-        </w:rPr>
-        <w:t xml:space="preserve"> </w:t>
-      </w:r>
-      <w:r>
-        <w:rPr>
-          <w:rFonts w:ascii="Times New Roman" w:hAnsi="Times New Roman" w:eastAsia="Times New Roman" w:cs="Times New Roman"/>
-          <w:b/>
-          <w:bCs/>
-        </w:rPr>
-        <w:t>EtO</w:t>
-      </w:r>
-      <w:r>
-        <w:rPr>
-          <w:rFonts w:ascii="Times New Roman" w:hAnsi="Times New Roman" w:eastAsia="Times New Roman" w:cs="Times New Roman"/>
-          <w:b/>
-          <w:bCs/>
-          <w:vertAlign w:val="superscript"/>
-        </w:rPr>
-        <w:t>-</w:t>
-      </w:r>
-      <w:r>
-        <w:rPr>
-          <w:rFonts w:ascii="Times New Roman" w:hAnsi="Times New Roman" w:eastAsia="Times New Roman" w:cs="Times New Roman"/>
-          <w:b/>
-          <w:bCs/>
-        </w:rPr>
-        <w:t xml:space="preserve"> </w:t>
-      </w:r>
-      <w:r>
-        <w:rPr>
-          <w:rFonts w:hint="eastAsia" w:ascii="Times New Roman" w:hAnsi="Times New Roman" w:eastAsia="FangSong" w:cs="Times New Roman"/>
-          <w:b/>
-          <w:bCs/>
-        </w:rPr>
-        <w:t xml:space="preserve">消除</w:t>
-      </w:r>
-      <w:r>
-        <w:rPr>
-          <w:rFonts w:ascii="Times New Roman" w:hAnsi="Times New Roman" w:eastAsia="Times New Roman" w:cs="Times New Roman"/>
-        </w:rPr>
-        <w:t xml:space="preserve"> </w:t>
-      </w:r>
-      <w:r>
-        <w:rPr>
-          <w:rFonts w:ascii="Times New Roman" w:hAnsi="Times New Roman" w:eastAsia="Times New Roman" w:cs="Times New Roman"/>
-        </w:rPr>
         <w:t xml:space="preserve">→ </w:t>
       </w:r>
       <w:r>
@@ -7453,18 +7432,15 @@
         </w:rPr>
         <w:t xml:space="preserve"> + EtOH</w:t>
       </w:r>
-      <w:r>
-        <w:rPr>
-          <w:rFonts w:ascii="Times New Roman" w:hAnsi="Times New Roman" w:eastAsia="Times New Roman" w:cs="Times New Roman"/>
-        </w:rPr>
-        <w:t xml:space="preserve"> </w:t>
-      </w:r>
-      <w:r>
-        <w:rPr>
-          <w:rFonts w:ascii="Times New Roman" w:hAnsi="Times New Roman" w:eastAsia="Times New Roman" w:cs="Times New Roman"/>
-        </w:rPr>
-        <w:t xml:space="preserve">4. </w:t>
-      </w:r>
+    </w:p>
+    <w:p>
+      <w:pPr>
+        <w:pStyle w:val="Compact"/>
+        <w:numPr>
+          <w:ilvl w:val="0"/>
+          <w:numId w:val="1005"/>
+        </w:numPr>
+      </w:pPr>
       <w:r>
         <w:rPr>
           <w:rFonts w:hint="eastAsia" w:ascii="Times New Roman" w:hAnsi="Times New Roman" w:eastAsia="Times New Roman" w:cs="Times New Roman"/>
@@ -8855,7 +8831,7 @@
         <w:pStyle w:val="Compact"/>
         <w:numPr>
           <w:ilvl w:val="0"/>
-          <w:numId w:val="1004"/>
+          <w:numId w:val="1006"/>
         </w:numPr>
       </w:pPr>
       <w:r>
@@ -8882,7 +8858,7 @@
         <w:pStyle w:val="Compact"/>
         <w:numPr>
           <w:ilvl w:val="0"/>
-          <w:numId w:val="1004"/>
+          <w:numId w:val="1006"/>
         </w:numPr>
       </w:pPr>
       <w:r>
@@ -8949,7 +8925,7 @@
         <w:pStyle w:val="Compact"/>
         <w:numPr>
           <w:ilvl w:val="0"/>
-          <w:numId w:val="1004"/>
+          <w:numId w:val="1006"/>
         </w:numPr>
       </w:pPr>
       <w:r>
@@ -9815,17 +9791,20 @@
         </w:rPr>
         <w:t xml:space="preserve">：</w:t>
       </w:r>
-      <w:r>
-        <w:rPr>
-          <w:rFonts w:ascii="Times New Roman" w:hAnsi="Times New Roman" w:eastAsia="Times New Roman" w:cs="Times New Roman"/>
-        </w:rPr>
-        <w:t xml:space="preserve"> </w:t>
-      </w:r>
-      <w:r>
-        <w:rPr>
-          <w:rFonts w:ascii="Times New Roman" w:hAnsi="Times New Roman" w:eastAsia="Times New Roman" w:cs="Times New Roman"/>
-        </w:rPr>
-        <w:t xml:space="preserve">1. Michael </w:t>
+    </w:p>
+    <w:p>
+      <w:pPr>
+        <w:pStyle w:val="Compact"/>
+        <w:numPr>
+          <w:ilvl w:val="0"/>
+          <w:numId w:val="1007"/>
+        </w:numPr>
+      </w:pPr>
+      <w:r>
+        <w:rPr>
+          <w:rFonts w:ascii="Times New Roman" w:hAnsi="Times New Roman" w:eastAsia="Times New Roman" w:cs="Times New Roman"/>
+        </w:rPr>
+        <w:t xml:space="preserve">Michael </w:t>
       </w:r>
       <w:r>
         <w:rPr>
@@ -9851,18 +9830,15 @@
         </w:rPr>
         <w:t>二羰基中间体</w:t>
       </w:r>
-      <w:r>
-        <w:rPr>
-          <w:rFonts w:ascii="Times New Roman" w:hAnsi="Times New Roman" w:eastAsia="Times New Roman" w:cs="Times New Roman"/>
-        </w:rPr>
-        <w:t xml:space="preserve"> </w:t>
-      </w:r>
-      <w:r>
-        <w:rPr>
-          <w:rFonts w:ascii="Times New Roman" w:hAnsi="Times New Roman" w:eastAsia="Times New Roman" w:cs="Times New Roman"/>
-        </w:rPr>
-        <w:t xml:space="preserve">2. </w:t>
-      </w:r>
+    </w:p>
+    <w:p>
+      <w:pPr>
+        <w:pStyle w:val="Compact"/>
+        <w:numPr>
+          <w:ilvl w:val="0"/>
+          <w:numId w:val="1007"/>
+        </w:numPr>
+      </w:pPr>
       <w:r>
         <w:rPr>
           <w:rFonts w:hint="eastAsia" w:ascii="Times New Roman" w:hAnsi="Times New Roman" w:eastAsia="FangSong" w:cs="Times New Roman"/>
@@ -9881,18 +9857,15 @@
         </w:rPr>
         <w:t xml:space="preserve">六元环</w:t>
       </w:r>
-      <w:r>
-        <w:rPr>
-          <w:rFonts w:ascii="Times New Roman" w:hAnsi="Times New Roman" w:eastAsia="Times New Roman" w:cs="Times New Roman"/>
-        </w:rPr>
-        <w:t xml:space="preserve"> </w:t>
-      </w:r>
-      <w:r>
-        <w:rPr>
-          <w:rFonts w:ascii="Times New Roman" w:hAnsi="Times New Roman" w:eastAsia="Times New Roman" w:cs="Times New Roman"/>
-        </w:rPr>
-        <w:t xml:space="preserve">3. </w:t>
-      </w:r>
+    </w:p>
+    <w:p>
+      <w:pPr>
+        <w:pStyle w:val="Compact"/>
+        <w:numPr>
+          <w:ilvl w:val="0"/>
+          <w:numId w:val="1007"/>
+        </w:numPr>
+      </w:pPr>
       <w:r>
         <w:rPr>
           <w:rFonts w:hint="eastAsia" w:ascii="Times New Roman" w:hAnsi="Times New Roman" w:eastAsia="FangSong" w:cs="Times New Roman"/>
@@ -10191,135 +10164,129 @@
     <w:p>
       <w:pPr>
         <w:pStyle w:val="BodyText"/>
+      </w:pPr>
+      <w:r>
+        <w:rPr>
+          <w:rFonts w:hint="eastAsia" w:ascii="Times New Roman" w:hAnsi="Times New Roman" w:eastAsia="FangSong" w:cs="Times New Roman"/>
+          <w:b/>
+          <w:bCs/>
+        </w:rPr>
+        <w:t xml:space="preserve">机理</w:t>
+      </w:r>
+      <w:r>
+        <w:rPr>
+          <w:rFonts w:hint="eastAsia" w:ascii="Times New Roman" w:hAnsi="Times New Roman" w:eastAsia="Times New Roman" w:cs="Times New Roman"/>
+        </w:rPr>
+        <w:t xml:space="preserve">：</w:t>
+      </w:r>
+    </w:p>
+    <w:p>
+      <w:pPr>
+        <w:pStyle w:val="Compact"/>
+        <w:numPr>
+          <w:ilvl w:val="0"/>
+          <w:numId w:val="1008"/>
+        </w:numPr>
+      </w:pPr>
+      <w:r>
+        <w:rPr>
+          <w:rFonts w:hint="eastAsia" w:ascii="Times New Roman" w:hAnsi="Times New Roman" w:eastAsia="FangSong" w:cs="Times New Roman"/>
+        </w:rPr>
+        <w:t xml:space="preserve">甲醛</w:t>
+      </w:r>
+      <w:r>
+        <w:rPr>
+          <w:rFonts w:ascii="Times New Roman" w:hAnsi="Times New Roman" w:eastAsia="Times New Roman" w:cs="Times New Roman"/>
+        </w:rPr>
+        <w:t xml:space="preserve"> + </w:t>
+      </w:r>
+      <w:r>
+        <w:rPr>
+          <w:rFonts w:hint="eastAsia" w:ascii="Times New Roman" w:hAnsi="Times New Roman" w:eastAsia="Times New Roman" w:cs="Times New Roman"/>
+        </w:rPr>
+        <w:t>2°</w:t>
+      </w:r>
+      <w:r>
+        <w:rPr>
+          <w:rFonts w:hint="eastAsia" w:ascii="Times New Roman" w:hAnsi="Times New Roman" w:eastAsia="FangSong" w:cs="Times New Roman"/>
+        </w:rPr>
+        <w:t>胺</w:t>
+      </w:r>
+      <w:r>
+        <w:rPr>
+          <w:rFonts w:ascii="Times New Roman" w:hAnsi="Times New Roman" w:eastAsia="Times New Roman" w:cs="Times New Roman"/>
+        </w:rPr>
+        <w:t xml:space="preserve"> →</w:t>
+      </w:r>
+      <w:r>
+        <w:rPr>
+          <w:rFonts w:ascii="Times New Roman" w:hAnsi="Times New Roman" w:eastAsia="Times New Roman" w:cs="Times New Roman"/>
+        </w:rPr>
+        <w:t xml:space="preserve"> </w:t>
+      </w:r>
+      <w:r>
+        <w:rPr>
+          <w:rFonts w:hint="eastAsia" w:ascii="Times New Roman" w:hAnsi="Times New Roman" w:eastAsia="FangSong" w:cs="Times New Roman"/>
+          <w:b/>
+          <w:bCs/>
+        </w:rPr>
+        <w:t xml:space="preserve">亚胺正离子</w:t>
+      </w:r>
+      <w:r>
+        <w:rPr>
+          <w:rFonts w:hint="eastAsia" w:ascii="Times New Roman" w:hAnsi="Times New Roman" w:eastAsia="Times New Roman" w:cs="Times New Roman"/>
+        </w:rPr>
+        <w:t>（R</w:t>
+      </w:r>
+      <w:r>
+        <w:rPr>
+          <w:rFonts w:hint="eastAsia" w:ascii="Times New Roman" w:hAnsi="Times New Roman" w:eastAsia="Times New Roman" w:cs="Times New Roman"/>
+          <w:vertAlign w:val="subscript"/>
+        </w:rPr>
+        <w:t>2</w:t>
+      </w:r>
+      <w:r>
+        <w:rPr>
+          <w:rFonts w:hint="eastAsia" w:ascii="Times New Roman" w:hAnsi="Times New Roman" w:eastAsia="Times New Roman" w:cs="Times New Roman"/>
+        </w:rPr>
+        <w:t>N</w:t>
+      </w:r>
+      <w:r>
+        <w:rPr>
+          <w:rFonts w:hint="eastAsia" w:ascii="Times New Roman" w:hAnsi="Times New Roman" w:eastAsia="Times New Roman" w:cs="Times New Roman"/>
+          <w:vertAlign w:val="superscript"/>
+        </w:rPr>
+        <w:t>+</w:t>
+      </w:r>
+      <w:r>
+        <w:rPr>
+          <w:rFonts w:hint="eastAsia" w:ascii="Times New Roman" w:hAnsi="Times New Roman" w:eastAsia="Times New Roman" w:cs="Times New Roman"/>
+        </w:rPr>
+        <w:t>=CH</w:t>
+      </w:r>
+      <w:r>
+        <w:rPr>
+          <w:rFonts w:hint="eastAsia" w:ascii="Times New Roman" w:hAnsi="Times New Roman" w:eastAsia="Times New Roman" w:cs="Times New Roman"/>
+          <w:vertAlign w:val="subscript"/>
+        </w:rPr>
+        <w:t>2</w:t>
+      </w:r>
+      <w:r>
+        <w:rPr>
+          <w:rFonts w:hint="eastAsia" w:ascii="Times New Roman" w:hAnsi="Times New Roman" w:eastAsia="Times New Roman" w:cs="Times New Roman"/>
+        </w:rPr>
+        <w:t>）</w:t>
+      </w:r>
+    </w:p>
+    <w:p>
+      <w:pPr>
+        <w:pStyle w:val="Compact"/>
+        <w:numPr>
+          <w:ilvl w:val="0"/>
+          <w:numId w:val="1008"/>
+        </w:numPr>
         <w:spacing w:after="80"/>
       </w:pPr>
-      <w:r>
-        <w:rPr>
-          <w:rFonts w:hint="eastAsia" w:ascii="Times New Roman" w:hAnsi="Times New Roman" w:eastAsia="FangSong" w:cs="Times New Roman"/>
-          <w:b/>
-          <w:bCs/>
-        </w:rPr>
-        <w:t xml:space="preserve">机理</w:t>
-      </w:r>
-      <w:r>
-        <w:rPr>
-          <w:rFonts w:hint="eastAsia" w:ascii="Times New Roman" w:hAnsi="Times New Roman" w:eastAsia="Times New Roman" w:cs="Times New Roman"/>
-        </w:rPr>
-        <w:t xml:space="preserve">：</w:t>
-      </w:r>
-      <w:r>
-        <w:rPr>
-          <w:rFonts w:ascii="Times New Roman" w:hAnsi="Times New Roman" w:eastAsia="Times New Roman" w:cs="Times New Roman"/>
-        </w:rPr>
-        <w:t xml:space="preserve"> </w:t>
-      </w:r>
-      <w:r>
-        <w:rPr>
-          <w:rFonts w:ascii="Times New Roman" w:hAnsi="Times New Roman" w:eastAsia="Times New Roman" w:cs="Times New Roman"/>
-        </w:rPr>
-        <w:t xml:space="preserve">1. </w:t>
-      </w:r>
-      <w:r>
-        <w:rPr>
-          <w:rFonts w:hint="eastAsia" w:ascii="Times New Roman" w:hAnsi="Times New Roman" w:eastAsia="FangSong" w:cs="Times New Roman"/>
-        </w:rPr>
-        <w:t xml:space="preserve">甲醛</w:t>
-      </w:r>
-      <w:r>
-        <w:rPr>
-          <w:rFonts w:ascii="Times New Roman" w:hAnsi="Times New Roman" w:eastAsia="Times New Roman" w:cs="Times New Roman"/>
-        </w:rPr>
-        <w:t xml:space="preserve"> + </w:t>
-      </w:r>
-      <w:r>
-        <w:rPr>
-          <w:rFonts w:hint="eastAsia" w:ascii="Times New Roman" w:hAnsi="Times New Roman" w:eastAsia="Times New Roman" w:cs="Times New Roman"/>
-        </w:rPr>
-        <w:t>2°</w:t>
-      </w:r>
-      <w:r>
-        <w:rPr>
-          <w:rFonts w:hint="eastAsia" w:ascii="Times New Roman" w:hAnsi="Times New Roman" w:eastAsia="FangSong" w:cs="Times New Roman"/>
-        </w:rPr>
-        <w:t>胺</w:t>
-      </w:r>
-      <w:r>
-        <w:rPr>
-          <w:rFonts w:ascii="Times New Roman" w:hAnsi="Times New Roman" w:eastAsia="Times New Roman" w:cs="Times New Roman"/>
-        </w:rPr>
-        <w:t xml:space="preserve"> →</w:t>
-      </w:r>
-      <w:r>
-        <w:rPr>
-          <w:rFonts w:ascii="Times New Roman" w:hAnsi="Times New Roman" w:eastAsia="Times New Roman" w:cs="Times New Roman"/>
-        </w:rPr>
-        <w:t xml:space="preserve"> </w:t>
-      </w:r>
-      <w:r>
-        <w:rPr>
-          <w:rFonts w:hint="eastAsia" w:ascii="Times New Roman" w:hAnsi="Times New Roman" w:eastAsia="FangSong" w:cs="Times New Roman"/>
-          <w:b/>
-          <w:bCs/>
-        </w:rPr>
-        <w:t xml:space="preserve">亚胺正离子</w:t>
-      </w:r>
-      <w:r>
-        <w:rPr>
-          <w:rFonts w:hint="eastAsia" w:ascii="Times New Roman" w:hAnsi="Times New Roman" w:eastAsia="Times New Roman" w:cs="Times New Roman"/>
-        </w:rPr>
-        <w:t>（R</w:t>
-      </w:r>
-      <w:r>
-        <w:rPr>
-          <w:rFonts w:hint="eastAsia" w:ascii="Times New Roman" w:hAnsi="Times New Roman" w:eastAsia="Times New Roman" w:cs="Times New Roman"/>
-          <w:vertAlign w:val="subscript"/>
-        </w:rPr>
-        <w:t>2</w:t>
-      </w:r>
-      <w:r>
-        <w:rPr>
-          <w:rFonts w:hint="eastAsia" w:ascii="Times New Roman" w:hAnsi="Times New Roman" w:eastAsia="Times New Roman" w:cs="Times New Roman"/>
-        </w:rPr>
-        <w:t>N</w:t>
-      </w:r>
-      <w:r>
-        <w:rPr>
-          <w:rFonts w:hint="eastAsia" w:ascii="Times New Roman" w:hAnsi="Times New Roman" w:eastAsia="Times New Roman" w:cs="Times New Roman"/>
-          <w:vertAlign w:val="superscript"/>
-        </w:rPr>
-        <w:t>+</w:t>
-      </w:r>
-      <w:r>
-        <w:rPr>
-          <w:rFonts w:hint="eastAsia" w:ascii="Times New Roman" w:hAnsi="Times New Roman" w:eastAsia="Times New Roman" w:cs="Times New Roman"/>
-        </w:rPr>
-        <w:t>=CH</w:t>
-      </w:r>
-      <w:r>
-        <w:rPr>
-          <w:rFonts w:hint="eastAsia" w:ascii="Times New Roman" w:hAnsi="Times New Roman" w:eastAsia="Times New Roman" w:cs="Times New Roman"/>
-          <w:vertAlign w:val="subscript"/>
-        </w:rPr>
-        <w:t>2</w:t>
-      </w:r>
-      <w:r>
-        <w:rPr>
-          <w:rFonts w:hint="eastAsia" w:ascii="Times New Roman" w:hAnsi="Times New Roman" w:eastAsia="Times New Roman" w:cs="Times New Roman"/>
-        </w:rPr>
-        <w:t>）</w:t>
-      </w:r>
-      <w:r>
-        <w:rPr>
-          <w:rFonts w:ascii="Times New Roman" w:hAnsi="Times New Roman" w:eastAsia="Times New Roman" w:cs="Times New Roman"/>
-        </w:rPr>
-        <w:t xml:space="preserve"> </w:t>
-      </w:r>
-      <w:r>
-        <w:rPr>
-          <w:rFonts w:ascii="Times New Roman" w:hAnsi="Times New Roman" w:eastAsia="Times New Roman" w:cs="Times New Roman"/>
-        </w:rPr>
-        <w:t xml:space="preserve">2. </w:t>
-      </w:r>
       <w:r>
         <w:rPr>
           <w:rFonts w:hint="eastAsia" w:ascii="Times New Roman" w:hAnsi="Times New Roman" w:eastAsia="FangSong" w:cs="Times New Roman"/>
@@ -13426,299 +13393,287 @@
         </w:rPr>
         <w:t xml:space="preserve">：</w:t>
       </w:r>
-      <w:r>
-        <w:rPr>
-          <w:rFonts w:ascii="Times New Roman" w:hAnsi="Times New Roman" w:eastAsia="Times New Roman" w:cs="Times New Roman"/>
-        </w:rPr>
-        <w:t xml:space="preserve"> </w:t>
-      </w:r>
-      <w:r>
-        <w:rPr>
-          <w:rFonts w:ascii="Times New Roman" w:hAnsi="Times New Roman" w:eastAsia="Times New Roman" w:cs="Times New Roman"/>
-        </w:rPr>
-        <w:t xml:space="preserve">1. </w:t>
-      </w:r>
-      <w:r>
-        <w:rPr>
-          <w:rFonts w:hint="eastAsia" w:ascii="Times New Roman" w:hAnsi="Times New Roman" w:eastAsia="Times New Roman" w:cs="Times New Roman"/>
-        </w:rPr>
-        <w:t>HCHO（D）：</w:t>
-      </w:r>
-      <w:r>
-        <w:rPr>
-          <w:rFonts w:hint="eastAsia" w:ascii="Times New Roman" w:hAnsi="Times New Roman" w:eastAsia="FangSong" w:cs="Times New Roman"/>
-        </w:rPr>
-        <w:t>无给电子</w:t>
-      </w:r>
-      <w:r>
-        <w:rPr>
-          <w:rFonts w:hint="eastAsia" w:ascii="Times New Roman" w:hAnsi="Times New Roman" w:eastAsia="Times New Roman" w:cs="Times New Roman"/>
-        </w:rPr>
-        <w:t>、</w:t>
-      </w:r>
-      <w:r>
-        <w:rPr>
-          <w:rFonts w:hint="eastAsia" w:ascii="Times New Roman" w:hAnsi="Times New Roman" w:eastAsia="FangSong" w:cs="Times New Roman"/>
-        </w:rPr>
-        <w:t>无位阻</w:t>
-      </w:r>
-      <w:r>
-        <w:rPr>
-          <w:rFonts w:ascii="Times New Roman" w:hAnsi="Times New Roman" w:eastAsia="Times New Roman" w:cs="Times New Roman"/>
-        </w:rPr>
-        <w:t xml:space="preserve"> →</w:t>
-      </w:r>
-      <w:r>
-        <w:rPr>
-          <w:rFonts w:ascii="Times New Roman" w:hAnsi="Times New Roman" w:eastAsia="Times New Roman" w:cs="Times New Roman"/>
-        </w:rPr>
-        <w:t xml:space="preserve"> </w:t>
-      </w:r>
-      <w:r>
-        <w:rPr>
-          <w:rFonts w:hint="eastAsia" w:ascii="Times New Roman" w:hAnsi="Times New Roman" w:eastAsia="FangSong" w:cs="Times New Roman"/>
-          <w:b/>
-          <w:bCs/>
-        </w:rPr>
-        <w:t xml:space="preserve">最快</w:t>
-      </w:r>
-      <w:r>
-        <w:rPr>
-          <w:rFonts w:ascii="Times New Roman" w:hAnsi="Times New Roman" w:eastAsia="Times New Roman" w:cs="Times New Roman"/>
-        </w:rPr>
-        <w:t xml:space="preserve"> </w:t>
-      </w:r>
-      <w:r>
-        <w:rPr>
-          <w:rFonts w:ascii="Times New Roman" w:hAnsi="Times New Roman" w:eastAsia="Times New Roman" w:cs="Times New Roman"/>
-        </w:rPr>
-        <w:t xml:space="preserve">2. </w:t>
-      </w:r>
-      <w:r>
-        <w:rPr>
-          <w:rFonts w:hint="eastAsia" w:ascii="Times New Roman" w:hAnsi="Times New Roman" w:eastAsia="Times New Roman" w:cs="Times New Roman"/>
-        </w:rPr>
-        <w:t>CF</w:t>
-      </w:r>
-      <w:r>
-        <w:rPr>
-          <w:rFonts w:hint="eastAsia" w:ascii="Times New Roman" w:hAnsi="Times New Roman" w:eastAsia="Times New Roman" w:cs="Times New Roman"/>
-          <w:vertAlign w:val="subscript"/>
-        </w:rPr>
-        <w:t>3</w:t>
-      </w:r>
-      <w:r>
-        <w:rPr>
-          <w:rFonts w:hint="eastAsia" w:ascii="Times New Roman" w:hAnsi="Times New Roman" w:eastAsia="Times New Roman" w:cs="Times New Roman"/>
-        </w:rPr>
-        <w:t>CHO（B）：CF</w:t>
-      </w:r>
-      <w:r>
-        <w:rPr>
-          <w:rFonts w:hint="eastAsia" w:ascii="Times New Roman" w:hAnsi="Times New Roman" w:eastAsia="Times New Roman" w:cs="Times New Roman"/>
-          <w:vertAlign w:val="subscript"/>
-        </w:rPr>
-        <w:t>3</w:t>
-      </w:r>
-      <w:r>
-        <w:rPr>
-          <w:rFonts w:ascii="Times New Roman" w:hAnsi="Times New Roman" w:eastAsia="Times New Roman" w:cs="Times New Roman"/>
-        </w:rPr>
-        <w:t xml:space="preserve"> </w:t>
-      </w:r>
-      <w:r>
-        <w:rPr>
-          <w:rFonts w:hint="eastAsia" w:ascii="Times New Roman" w:hAnsi="Times New Roman" w:eastAsia="FangSong" w:cs="Times New Roman"/>
-        </w:rPr>
-        <w:t xml:space="preserve">强吸电子</w:t>
-      </w:r>
-      <w:r>
-        <w:rPr>
-          <w:rFonts w:ascii="Times New Roman" w:hAnsi="Times New Roman" w:eastAsia="Times New Roman" w:cs="Times New Roman"/>
-        </w:rPr>
-        <w:t xml:space="preserve"> →</w:t>
-      </w:r>
-      <w:r>
-        <w:rPr>
-          <w:rFonts w:ascii="Times New Roman" w:hAnsi="Times New Roman" w:eastAsia="Times New Roman" w:cs="Times New Roman"/>
-        </w:rPr>
-        <w:t xml:space="preserve"> </w:t>
-      </w:r>
-      <w:r>
-        <w:rPr>
-          <w:rFonts w:hint="eastAsia" w:ascii="Times New Roman" w:hAnsi="Times New Roman" w:eastAsia="FangSong" w:cs="Times New Roman"/>
-          <w:b/>
-          <w:bCs/>
-        </w:rPr>
-        <w:t xml:space="preserve">第二</w:t>
-      </w:r>
-      <w:r>
-        <w:rPr>
-          <w:rFonts w:ascii="Times New Roman" w:hAnsi="Times New Roman" w:eastAsia="Times New Roman" w:cs="Times New Roman"/>
-        </w:rPr>
-        <w:t xml:space="preserve"> </w:t>
-      </w:r>
-      <w:r>
-        <w:rPr>
-          <w:rFonts w:ascii="Times New Roman" w:hAnsi="Times New Roman" w:eastAsia="Times New Roman" w:cs="Times New Roman"/>
-        </w:rPr>
-        <w:t xml:space="preserve">3. </w:t>
-      </w:r>
-      <w:r>
-        <w:rPr>
-          <w:rFonts w:hint="eastAsia" w:ascii="Times New Roman" w:hAnsi="Times New Roman" w:eastAsia="Times New Roman" w:cs="Times New Roman"/>
-        </w:rPr>
-        <w:t>CH</w:t>
-      </w:r>
-      <w:r>
-        <w:rPr>
-          <w:rFonts w:hint="eastAsia" w:ascii="Times New Roman" w:hAnsi="Times New Roman" w:eastAsia="Times New Roman" w:cs="Times New Roman"/>
-          <w:vertAlign w:val="subscript"/>
-        </w:rPr>
-        <w:t>3</w:t>
-      </w:r>
-      <w:r>
-        <w:rPr>
-          <w:rFonts w:hint="eastAsia" w:ascii="Times New Roman" w:hAnsi="Times New Roman" w:eastAsia="Times New Roman" w:cs="Times New Roman"/>
-        </w:rPr>
-        <w:t>CHO（A）：</w:t>
-      </w:r>
-      <w:r>
-        <w:rPr>
-          <w:rFonts w:hint="eastAsia" w:ascii="Times New Roman" w:hAnsi="Times New Roman" w:eastAsia="FangSong" w:cs="Times New Roman"/>
-        </w:rPr>
-        <w:t>一个</w:t>
-      </w:r>
-      <w:r>
-        <w:rPr>
-          <w:rFonts w:ascii="Times New Roman" w:hAnsi="Times New Roman" w:eastAsia="Times New Roman" w:cs="Times New Roman"/>
-        </w:rPr>
-        <w:t xml:space="preserve"> +I </w:t>
-      </w:r>
-      <w:r>
-        <w:rPr>
-          <w:rFonts w:hint="eastAsia" w:ascii="Times New Roman" w:hAnsi="Times New Roman" w:eastAsia="FangSong" w:cs="Times New Roman"/>
-        </w:rPr>
-        <w:t xml:space="preserve">给电子</w:t>
-      </w:r>
-      <w:r>
-        <w:rPr>
-          <w:rFonts w:ascii="Times New Roman" w:hAnsi="Times New Roman" w:eastAsia="Times New Roman" w:cs="Times New Roman"/>
-        </w:rPr>
-        <w:t xml:space="preserve"> →</w:t>
-      </w:r>
-      <w:r>
-        <w:rPr>
-          <w:rFonts w:ascii="Times New Roman" w:hAnsi="Times New Roman" w:eastAsia="Times New Roman" w:cs="Times New Roman"/>
-        </w:rPr>
-        <w:t xml:space="preserve"> </w:t>
-      </w:r>
-      <w:r>
-        <w:rPr>
-          <w:rFonts w:hint="eastAsia" w:ascii="Times New Roman" w:hAnsi="Times New Roman" w:eastAsia="FangSong" w:cs="Times New Roman"/>
-          <w:b/>
-          <w:bCs/>
-        </w:rPr>
-        <w:t xml:space="preserve">第三</w:t>
-      </w:r>
-      <w:r>
-        <w:rPr>
-          <w:rFonts w:ascii="Times New Roman" w:hAnsi="Times New Roman" w:eastAsia="Times New Roman" w:cs="Times New Roman"/>
-        </w:rPr>
-        <w:t xml:space="preserve"> </w:t>
-      </w:r>
-      <w:r>
-        <w:rPr>
-          <w:rFonts w:ascii="Times New Roman" w:hAnsi="Times New Roman" w:eastAsia="Times New Roman" w:cs="Times New Roman"/>
-        </w:rPr>
-        <w:t xml:space="preserve">4. </w:t>
-      </w:r>
-      <w:r>
-        <w:rPr>
-          <w:rFonts w:hint="eastAsia" w:ascii="Times New Roman" w:hAnsi="Times New Roman" w:eastAsia="Times New Roman" w:cs="Times New Roman"/>
-        </w:rPr>
-        <w:t>CH</w:t>
-      </w:r>
-      <w:r>
-        <w:rPr>
-          <w:rFonts w:hint="eastAsia" w:ascii="Times New Roman" w:hAnsi="Times New Roman" w:eastAsia="Times New Roman" w:cs="Times New Roman"/>
-          <w:vertAlign w:val="subscript"/>
-        </w:rPr>
-        <w:t>3</w:t>
-      </w:r>
-      <w:r>
-        <w:rPr>
-          <w:rFonts w:hint="eastAsia" w:ascii="Times New Roman" w:hAnsi="Times New Roman" w:eastAsia="Times New Roman" w:cs="Times New Roman"/>
-        </w:rPr>
-        <w:t>COCH</w:t>
-      </w:r>
-      <w:r>
-        <w:rPr>
-          <w:rFonts w:hint="eastAsia" w:ascii="Times New Roman" w:hAnsi="Times New Roman" w:eastAsia="Times New Roman" w:cs="Times New Roman"/>
-          <w:vertAlign w:val="subscript"/>
-        </w:rPr>
-        <w:t>3</w:t>
-      </w:r>
-      <w:r>
-        <w:rPr>
-          <w:rFonts w:hint="eastAsia" w:ascii="Times New Roman" w:hAnsi="Times New Roman" w:eastAsia="Times New Roman" w:cs="Times New Roman"/>
-        </w:rPr>
-        <w:t>（C）：</w:t>
-      </w:r>
-      <w:r>
-        <w:rPr>
-          <w:rFonts w:hint="eastAsia" w:ascii="Times New Roman" w:hAnsi="Times New Roman" w:eastAsia="FangSong" w:cs="Times New Roman"/>
-        </w:rPr>
-        <w:t>两个</w:t>
-      </w:r>
-      <w:r>
-        <w:rPr>
-          <w:rFonts w:ascii="Times New Roman" w:hAnsi="Times New Roman" w:eastAsia="Times New Roman" w:cs="Times New Roman"/>
-        </w:rPr>
-        <w:t xml:space="preserve"> +I </w:t>
-      </w:r>
-      <w:r>
-        <w:rPr>
-          <w:rFonts w:hint="eastAsia" w:ascii="Times New Roman" w:hAnsi="Times New Roman" w:eastAsia="FangSong" w:cs="Times New Roman"/>
-        </w:rPr>
-        <w:t xml:space="preserve">给电子</w:t>
-      </w:r>
-      <w:r>
-        <w:rPr>
-          <w:rFonts w:ascii="Times New Roman" w:hAnsi="Times New Roman" w:eastAsia="Times New Roman" w:cs="Times New Roman"/>
-        </w:rPr>
-        <w:t xml:space="preserve"> + </w:t>
-      </w:r>
-      <w:r>
-        <w:rPr>
-          <w:rFonts w:hint="eastAsia" w:ascii="Times New Roman" w:hAnsi="Times New Roman" w:eastAsia="FangSong" w:cs="Times New Roman"/>
-        </w:rPr>
-        <w:t xml:space="preserve">大位阻</w:t>
-      </w:r>
-      <w:r>
-        <w:rPr>
-          <w:rFonts w:ascii="Times New Roman" w:hAnsi="Times New Roman" w:eastAsia="Times New Roman" w:cs="Times New Roman"/>
-        </w:rPr>
-        <w:t xml:space="preserve"> →</w:t>
-      </w:r>
-      <w:r>
-        <w:rPr>
-          <w:rFonts w:ascii="Times New Roman" w:hAnsi="Times New Roman" w:eastAsia="Times New Roman" w:cs="Times New Roman"/>
-        </w:rPr>
-        <w:t xml:space="preserve"> </w:t>
-      </w:r>
-      <w:r>
-        <w:rPr>
-          <w:rFonts w:hint="eastAsia" w:ascii="Times New Roman" w:hAnsi="Times New Roman" w:eastAsia="FangSong" w:cs="Times New Roman"/>
-          <w:b/>
-          <w:bCs/>
-        </w:rPr>
-        <w:t xml:space="preserve">最慢</w:t>
-      </w:r>
     </w:p>
     <w:p>
       <w:pPr>
-        <w:pStyle w:val="BodyText"/>
+        <w:pStyle w:val="Compact"/>
+        <w:numPr>
+          <w:ilvl w:val="0"/>
+          <w:numId w:val="1009"/>
+        </w:numPr>
+      </w:pPr>
+      <w:r>
+        <w:rPr>
+          <w:rFonts w:hint="eastAsia" w:ascii="Times New Roman" w:hAnsi="Times New Roman" w:eastAsia="Times New Roman" w:cs="Times New Roman"/>
+        </w:rPr>
+        <w:t>HCHO（D）：</w:t>
+      </w:r>
+      <w:r>
+        <w:rPr>
+          <w:rFonts w:hint="eastAsia" w:ascii="Times New Roman" w:hAnsi="Times New Roman" w:eastAsia="FangSong" w:cs="Times New Roman"/>
+        </w:rPr>
+        <w:t>无给电子</w:t>
+      </w:r>
+      <w:r>
+        <w:rPr>
+          <w:rFonts w:hint="eastAsia" w:ascii="Times New Roman" w:hAnsi="Times New Roman" w:eastAsia="Times New Roman" w:cs="Times New Roman"/>
+        </w:rPr>
+        <w:t>、</w:t>
+      </w:r>
+      <w:r>
+        <w:rPr>
+          <w:rFonts w:hint="eastAsia" w:ascii="Times New Roman" w:hAnsi="Times New Roman" w:eastAsia="FangSong" w:cs="Times New Roman"/>
+        </w:rPr>
+        <w:t>无位阻</w:t>
+      </w:r>
+      <w:r>
+        <w:rPr>
+          <w:rFonts w:ascii="Times New Roman" w:hAnsi="Times New Roman" w:eastAsia="Times New Roman" w:cs="Times New Roman"/>
+        </w:rPr>
+        <w:t xml:space="preserve"> →</w:t>
+      </w:r>
+      <w:r>
+        <w:rPr>
+          <w:rFonts w:ascii="Times New Roman" w:hAnsi="Times New Roman" w:eastAsia="Times New Roman" w:cs="Times New Roman"/>
+        </w:rPr>
+        <w:t xml:space="preserve"> </w:t>
+      </w:r>
+      <w:r>
+        <w:rPr>
+          <w:rFonts w:hint="eastAsia" w:ascii="Times New Roman" w:hAnsi="Times New Roman" w:eastAsia="FangSong" w:cs="Times New Roman"/>
+          <w:b/>
+          <w:bCs/>
+        </w:rPr>
+        <w:t xml:space="preserve">最快</w:t>
+      </w:r>
+    </w:p>
+    <w:p>
+      <w:pPr>
+        <w:pStyle w:val="Compact"/>
+        <w:numPr>
+          <w:ilvl w:val="0"/>
+          <w:numId w:val="1009"/>
+        </w:numPr>
+      </w:pPr>
+      <w:r>
+        <w:rPr>
+          <w:rFonts w:hint="eastAsia" w:ascii="Times New Roman" w:hAnsi="Times New Roman" w:eastAsia="Times New Roman" w:cs="Times New Roman"/>
+        </w:rPr>
+        <w:t>CF</w:t>
+      </w:r>
+      <w:r>
+        <w:rPr>
+          <w:rFonts w:hint="eastAsia" w:ascii="Times New Roman" w:hAnsi="Times New Roman" w:eastAsia="Times New Roman" w:cs="Times New Roman"/>
+          <w:vertAlign w:val="subscript"/>
+        </w:rPr>
+        <w:t>3</w:t>
+      </w:r>
+      <w:r>
+        <w:rPr>
+          <w:rFonts w:hint="eastAsia" w:ascii="Times New Roman" w:hAnsi="Times New Roman" w:eastAsia="Times New Roman" w:cs="Times New Roman"/>
+        </w:rPr>
+        <w:t>CHO（B）：CF</w:t>
+      </w:r>
+      <w:r>
+        <w:rPr>
+          <w:rFonts w:hint="eastAsia" w:ascii="Times New Roman" w:hAnsi="Times New Roman" w:eastAsia="Times New Roman" w:cs="Times New Roman"/>
+          <w:vertAlign w:val="subscript"/>
+        </w:rPr>
+        <w:t>3</w:t>
+      </w:r>
+      <w:r>
+        <w:rPr>
+          <w:rFonts w:ascii="Times New Roman" w:hAnsi="Times New Roman" w:eastAsia="Times New Roman" w:cs="Times New Roman"/>
+        </w:rPr>
+        <w:t xml:space="preserve"> </w:t>
+      </w:r>
+      <w:r>
+        <w:rPr>
+          <w:rFonts w:hint="eastAsia" w:ascii="Times New Roman" w:hAnsi="Times New Roman" w:eastAsia="FangSong" w:cs="Times New Roman"/>
+        </w:rPr>
+        <w:t xml:space="preserve">强吸电子</w:t>
+      </w:r>
+      <w:r>
+        <w:rPr>
+          <w:rFonts w:ascii="Times New Roman" w:hAnsi="Times New Roman" w:eastAsia="Times New Roman" w:cs="Times New Roman"/>
+        </w:rPr>
+        <w:t xml:space="preserve"> →</w:t>
+      </w:r>
+      <w:r>
+        <w:rPr>
+          <w:rFonts w:ascii="Times New Roman" w:hAnsi="Times New Roman" w:eastAsia="Times New Roman" w:cs="Times New Roman"/>
+        </w:rPr>
+        <w:t xml:space="preserve"> </w:t>
+      </w:r>
+      <w:r>
+        <w:rPr>
+          <w:rFonts w:hint="eastAsia" w:ascii="Times New Roman" w:hAnsi="Times New Roman" w:eastAsia="FangSong" w:cs="Times New Roman"/>
+          <w:b/>
+          <w:bCs/>
+        </w:rPr>
+        <w:t xml:space="preserve">第二</w:t>
+      </w:r>
+    </w:p>
+    <w:p>
+      <w:pPr>
+        <w:pStyle w:val="Compact"/>
+        <w:numPr>
+          <w:ilvl w:val="0"/>
+          <w:numId w:val="1009"/>
+        </w:numPr>
+      </w:pPr>
+      <w:r>
+        <w:rPr>
+          <w:rFonts w:hint="eastAsia" w:ascii="Times New Roman" w:hAnsi="Times New Roman" w:eastAsia="Times New Roman" w:cs="Times New Roman"/>
+        </w:rPr>
+        <w:t>CH</w:t>
+      </w:r>
+      <w:r>
+        <w:rPr>
+          <w:rFonts w:hint="eastAsia" w:ascii="Times New Roman" w:hAnsi="Times New Roman" w:eastAsia="Times New Roman" w:cs="Times New Roman"/>
+          <w:vertAlign w:val="subscript"/>
+        </w:rPr>
+        <w:t>3</w:t>
+      </w:r>
+      <w:r>
+        <w:rPr>
+          <w:rFonts w:hint="eastAsia" w:ascii="Times New Roman" w:hAnsi="Times New Roman" w:eastAsia="Times New Roman" w:cs="Times New Roman"/>
+        </w:rPr>
+        <w:t>CHO（A）：</w:t>
+      </w:r>
+      <w:r>
+        <w:rPr>
+          <w:rFonts w:hint="eastAsia" w:ascii="Times New Roman" w:hAnsi="Times New Roman" w:eastAsia="FangSong" w:cs="Times New Roman"/>
+        </w:rPr>
+        <w:t>一个</w:t>
+      </w:r>
+      <w:r>
+        <w:rPr>
+          <w:rFonts w:ascii="Times New Roman" w:hAnsi="Times New Roman" w:eastAsia="Times New Roman" w:cs="Times New Roman"/>
+        </w:rPr>
+        <w:t xml:space="preserve"> +I </w:t>
+      </w:r>
+      <w:r>
+        <w:rPr>
+          <w:rFonts w:hint="eastAsia" w:ascii="Times New Roman" w:hAnsi="Times New Roman" w:eastAsia="FangSong" w:cs="Times New Roman"/>
+        </w:rPr>
+        <w:t xml:space="preserve">给电子</w:t>
+      </w:r>
+      <w:r>
+        <w:rPr>
+          <w:rFonts w:ascii="Times New Roman" w:hAnsi="Times New Roman" w:eastAsia="Times New Roman" w:cs="Times New Roman"/>
+        </w:rPr>
+        <w:t xml:space="preserve"> →</w:t>
+      </w:r>
+      <w:r>
+        <w:rPr>
+          <w:rFonts w:ascii="Times New Roman" w:hAnsi="Times New Roman" w:eastAsia="Times New Roman" w:cs="Times New Roman"/>
+        </w:rPr>
+        <w:t xml:space="preserve"> </w:t>
+      </w:r>
+      <w:r>
+        <w:rPr>
+          <w:rFonts w:hint="eastAsia" w:ascii="Times New Roman" w:hAnsi="Times New Roman" w:eastAsia="FangSong" w:cs="Times New Roman"/>
+          <w:b/>
+          <w:bCs/>
+        </w:rPr>
+        <w:t xml:space="preserve">第三</w:t>
+      </w:r>
+    </w:p>
+    <w:p>
+      <w:pPr>
+        <w:pStyle w:val="Compact"/>
+        <w:numPr>
+          <w:ilvl w:val="0"/>
+          <w:numId w:val="1009"/>
+        </w:numPr>
+      </w:pPr>
+      <w:r>
+        <w:rPr>
+          <w:rFonts w:hint="eastAsia" w:ascii="Times New Roman" w:hAnsi="Times New Roman" w:eastAsia="Times New Roman" w:cs="Times New Roman"/>
+        </w:rPr>
+        <w:t>CH</w:t>
+      </w:r>
+      <w:r>
+        <w:rPr>
+          <w:rFonts w:hint="eastAsia" w:ascii="Times New Roman" w:hAnsi="Times New Roman" w:eastAsia="Times New Roman" w:cs="Times New Roman"/>
+          <w:vertAlign w:val="subscript"/>
+        </w:rPr>
+        <w:t>3</w:t>
+      </w:r>
+      <w:r>
+        <w:rPr>
+          <w:rFonts w:hint="eastAsia" w:ascii="Times New Roman" w:hAnsi="Times New Roman" w:eastAsia="Times New Roman" w:cs="Times New Roman"/>
+        </w:rPr>
+        <w:t>COCH</w:t>
+      </w:r>
+      <w:r>
+        <w:rPr>
+          <w:rFonts w:hint="eastAsia" w:ascii="Times New Roman" w:hAnsi="Times New Roman" w:eastAsia="Times New Roman" w:cs="Times New Roman"/>
+          <w:vertAlign w:val="subscript"/>
+        </w:rPr>
+        <w:t>3</w:t>
+      </w:r>
+      <w:r>
+        <w:rPr>
+          <w:rFonts w:hint="eastAsia" w:ascii="Times New Roman" w:hAnsi="Times New Roman" w:eastAsia="Times New Roman" w:cs="Times New Roman"/>
+        </w:rPr>
+        <w:t>（C）：</w:t>
+      </w:r>
+      <w:r>
+        <w:rPr>
+          <w:rFonts w:hint="eastAsia" w:ascii="Times New Roman" w:hAnsi="Times New Roman" w:eastAsia="FangSong" w:cs="Times New Roman"/>
+        </w:rPr>
+        <w:t>两个</w:t>
+      </w:r>
+      <w:r>
+        <w:rPr>
+          <w:rFonts w:ascii="Times New Roman" w:hAnsi="Times New Roman" w:eastAsia="Times New Roman" w:cs="Times New Roman"/>
+        </w:rPr>
+        <w:t xml:space="preserve"> +I </w:t>
+      </w:r>
+      <w:r>
+        <w:rPr>
+          <w:rFonts w:hint="eastAsia" w:ascii="Times New Roman" w:hAnsi="Times New Roman" w:eastAsia="FangSong" w:cs="Times New Roman"/>
+        </w:rPr>
+        <w:t xml:space="preserve">给电子</w:t>
+      </w:r>
+      <w:r>
+        <w:rPr>
+          <w:rFonts w:ascii="Times New Roman" w:hAnsi="Times New Roman" w:eastAsia="Times New Roman" w:cs="Times New Roman"/>
+        </w:rPr>
+        <w:t xml:space="preserve"> + </w:t>
+      </w:r>
+      <w:r>
+        <w:rPr>
+          <w:rFonts w:hint="eastAsia" w:ascii="Times New Roman" w:hAnsi="Times New Roman" w:eastAsia="FangSong" w:cs="Times New Roman"/>
+        </w:rPr>
+        <w:t xml:space="preserve">大位阻</w:t>
+      </w:r>
+      <w:r>
+        <w:rPr>
+          <w:rFonts w:ascii="Times New Roman" w:hAnsi="Times New Roman" w:eastAsia="Times New Roman" w:cs="Times New Roman"/>
+        </w:rPr>
+        <w:t xml:space="preserve"> →</w:t>
+      </w:r>
+      <w:r>
+        <w:rPr>
+          <w:rFonts w:ascii="Times New Roman" w:hAnsi="Times New Roman" w:eastAsia="Times New Roman" w:cs="Times New Roman"/>
+        </w:rPr>
+        <w:t xml:space="preserve"> </w:t>
+      </w:r>
+      <w:r>
+        <w:rPr>
+          <w:rFonts w:hint="eastAsia" w:ascii="Times New Roman" w:hAnsi="Times New Roman" w:eastAsia="FangSong" w:cs="Times New Roman"/>
+          <w:b/>
+          <w:bCs/>
+        </w:rPr>
+        <w:t xml:space="preserve">最慢</w:t>
+      </w:r>
+    </w:p>
+    <w:p>
+      <w:pPr>
+        <w:pStyle w:val="FirstParagraph"/>
       </w:pPr>
       <w:r>
         <w:rPr>
@@ -14876,171 +14831,156 @@
         </w:rPr>
         <w:t xml:space="preserve">：</w:t>
       </w:r>
-      <w:r>
-        <w:rPr>
-          <w:rFonts w:ascii="Times New Roman" w:hAnsi="Times New Roman" w:eastAsia="Times New Roman" w:cs="Times New Roman"/>
-        </w:rPr>
-        <w:t xml:space="preserve"> </w:t>
-      </w:r>
-      <w:r>
-        <w:rPr>
-          <w:rFonts w:ascii="Times New Roman" w:hAnsi="Times New Roman" w:eastAsia="Times New Roman" w:cs="Times New Roman"/>
-        </w:rPr>
-        <w:t xml:space="preserve">1. </w:t>
-      </w:r>
-      <w:r>
-        <w:rPr>
-          <w:rFonts w:hint="eastAsia" w:ascii="Times New Roman" w:hAnsi="Times New Roman" w:eastAsia="FangSong" w:cs="Times New Roman"/>
-        </w:rPr>
-        <w:t xml:space="preserve">丙醛形成烯醇负离子</w:t>
-      </w:r>
-      <w:r>
-        <w:rPr>
-          <w:rFonts w:ascii="Times New Roman" w:hAnsi="Times New Roman" w:eastAsia="Times New Roman" w:cs="Times New Roman"/>
-        </w:rPr>
-        <w:t xml:space="preserve"> → </w:t>
-      </w:r>
-      <w:r>
-        <w:rPr>
-          <w:rFonts w:hint="eastAsia" w:ascii="Times New Roman" w:hAnsi="Times New Roman" w:eastAsia="FangSong" w:cs="Times New Roman"/>
-        </w:rPr>
-        <w:t xml:space="preserve">进攻苯甲醛</w:t>
-      </w:r>
-      <w:r>
-        <w:rPr>
-          <w:rFonts w:ascii="Times New Roman" w:hAnsi="Times New Roman" w:eastAsia="Times New Roman" w:cs="Times New Roman"/>
-        </w:rPr>
-        <w:t xml:space="preserve"> C=O</w:t>
-      </w:r>
-      <w:r>
-        <w:rPr>
-          <w:rFonts w:ascii="Times New Roman" w:hAnsi="Times New Roman" w:eastAsia="Times New Roman" w:cs="Times New Roman"/>
-        </w:rPr>
-        <w:t xml:space="preserve"> </w:t>
-      </w:r>
-      <w:r>
-        <w:rPr>
-          <w:rFonts w:ascii="Times New Roman" w:hAnsi="Times New Roman" w:eastAsia="Times New Roman" w:cs="Times New Roman"/>
-        </w:rPr>
-        <w:t xml:space="preserve">2. </w:t>
-      </w:r>
-      <w:r>
-        <w:rPr>
-          <w:rFonts w:hint="eastAsia" w:ascii="Times New Roman" w:hAnsi="Times New Roman" w:eastAsia="Times New Roman" w:cs="Times New Roman"/>
-        </w:rPr>
-        <w:t>β-</w:t>
-      </w:r>
-      <w:r>
-        <w:rPr>
-          <w:rFonts w:hint="eastAsia" w:ascii="Times New Roman" w:hAnsi="Times New Roman" w:eastAsia="FangSong" w:cs="Times New Roman"/>
-        </w:rPr>
-        <w:t>羟基醛中间体</w:t>
-      </w:r>
-      <w:r>
-        <w:rPr>
-          <w:rFonts w:ascii="Times New Roman" w:hAnsi="Times New Roman" w:eastAsia="Times New Roman" w:cs="Times New Roman"/>
-        </w:rPr>
-        <w:t xml:space="preserve"> →</w:t>
-      </w:r>
-      <w:r>
-        <w:rPr>
-          <w:rFonts w:ascii="Times New Roman" w:hAnsi="Times New Roman" w:eastAsia="Times New Roman" w:cs="Times New Roman"/>
-        </w:rPr>
-        <w:t xml:space="preserve"> </w:t>
-      </w:r>
-      <w:r>
-        <w:rPr>
-          <w:rFonts w:hint="eastAsia" w:ascii="Times New Roman" w:hAnsi="Times New Roman" w:eastAsia="FangSong" w:cs="Times New Roman"/>
-          <w:b/>
-          <w:bCs/>
-        </w:rPr>
-        <w:t xml:space="preserve">加热脱水</w:t>
-      </w:r>
-      <w:r>
-        <w:rPr>
-          <w:rFonts w:ascii="Times New Roman" w:hAnsi="Times New Roman" w:eastAsia="Times New Roman" w:cs="Times New Roman"/>
-        </w:rPr>
-        <w:t xml:space="preserve"> </w:t>
-      </w:r>
-      <w:r>
-        <w:rPr>
-          <w:rFonts w:ascii="Times New Roman" w:hAnsi="Times New Roman" w:eastAsia="Times New Roman" w:cs="Times New Roman"/>
-        </w:rPr>
-        <w:t xml:space="preserve">→ </w:t>
-      </w:r>
-      <w:r>
-        <w:rPr>
-          <w:rFonts w:hint="eastAsia" w:ascii="Times New Roman" w:hAnsi="Times New Roman" w:eastAsia="Times New Roman" w:cs="Times New Roman"/>
-        </w:rPr>
-        <w:t>α,β-</w:t>
-      </w:r>
-      <w:r>
-        <w:rPr>
-          <w:rFonts w:hint="eastAsia" w:ascii="Times New Roman" w:hAnsi="Times New Roman" w:eastAsia="FangSong" w:cs="Times New Roman"/>
-        </w:rPr>
-        <w:t>不饱和醛</w:t>
-      </w:r>
-      <w:r>
-        <w:rPr>
-          <w:rFonts w:ascii="Times New Roman" w:hAnsi="Times New Roman" w:eastAsia="Times New Roman" w:cs="Times New Roman"/>
-        </w:rPr>
-        <w:t xml:space="preserve"> </w:t>
-      </w:r>
-      <w:r>
-        <w:rPr>
-          <w:rFonts w:ascii="Times New Roman" w:hAnsi="Times New Roman" w:eastAsia="Times New Roman" w:cs="Times New Roman"/>
-        </w:rPr>
-        <w:t xml:space="preserve">3.</w:t>
-      </w:r>
-      <w:r>
-        <w:rPr>
-          <w:rFonts w:ascii="Times New Roman" w:hAnsi="Times New Roman" w:eastAsia="Times New Roman" w:cs="Times New Roman"/>
-        </w:rPr>
-        <w:t xml:space="preserve"> </w:t>
-      </w:r>
-      <w:r>
-        <w:rPr>
-          <w:rFonts w:hint="eastAsia" w:ascii="Times New Roman" w:hAnsi="Times New Roman" w:eastAsia="FangSong" w:cs="Times New Roman"/>
-          <w:b/>
-          <w:bCs/>
-        </w:rPr>
-        <w:t xml:space="preserve">主产物</w:t>
-      </w:r>
-      <w:r>
-        <w:rPr>
-          <w:rFonts w:hint="eastAsia" w:ascii="Times New Roman" w:hAnsi="Times New Roman" w:eastAsia="Times New Roman" w:cs="Times New Roman"/>
-        </w:rPr>
-        <w:t>：PhCH=C(CH</w:t>
-      </w:r>
-      <w:r>
-        <w:rPr>
-          <w:rFonts w:hint="eastAsia" w:ascii="Times New Roman" w:hAnsi="Times New Roman" w:eastAsia="Times New Roman" w:cs="Times New Roman"/>
-          <w:vertAlign w:val="subscript"/>
-        </w:rPr>
-        <w:t>3</w:t>
-      </w:r>
-      <w:r>
-        <w:rPr>
-          <w:rFonts w:hint="eastAsia" w:ascii="Times New Roman" w:hAnsi="Times New Roman" w:eastAsia="Times New Roman" w:cs="Times New Roman"/>
-        </w:rPr>
-        <w:t>)CHO（α-</w:t>
-      </w:r>
-      <w:r>
-        <w:rPr>
-          <w:rFonts w:hint="eastAsia" w:ascii="Times New Roman" w:hAnsi="Times New Roman" w:eastAsia="FangSong" w:cs="Times New Roman"/>
-        </w:rPr>
-        <w:t>甲基肉桂醛</w:t>
-      </w:r>
-      <w:r>
-        <w:rPr>
-          <w:rFonts w:hint="eastAsia" w:ascii="Times New Roman" w:hAnsi="Times New Roman" w:eastAsia="Times New Roman" w:cs="Times New Roman"/>
-        </w:rPr>
-        <w:t>）</w:t>
-      </w:r>
     </w:p>
     <w:p>
       <w:pPr>
-        <w:pStyle w:val="BodyText"/>
+        <w:pStyle w:val="Compact"/>
+        <w:numPr>
+          <w:ilvl w:val="0"/>
+          <w:numId w:val="1010"/>
+        </w:numPr>
+      </w:pPr>
+      <w:r>
+        <w:rPr>
+          <w:rFonts w:hint="eastAsia" w:ascii="Times New Roman" w:hAnsi="Times New Roman" w:eastAsia="FangSong" w:cs="Times New Roman"/>
+        </w:rPr>
+        <w:t xml:space="preserve">丙醛形成烯醇负离子</w:t>
+      </w:r>
+      <w:r>
+        <w:rPr>
+          <w:rFonts w:ascii="Times New Roman" w:hAnsi="Times New Roman" w:eastAsia="Times New Roman" w:cs="Times New Roman"/>
+        </w:rPr>
+        <w:t xml:space="preserve"> → </w:t>
+      </w:r>
+      <w:r>
+        <w:rPr>
+          <w:rFonts w:hint="eastAsia" w:ascii="Times New Roman" w:hAnsi="Times New Roman" w:eastAsia="FangSong" w:cs="Times New Roman"/>
+        </w:rPr>
+        <w:t xml:space="preserve">进攻苯甲醛</w:t>
+      </w:r>
+      <w:r>
+        <w:rPr>
+          <w:rFonts w:ascii="Times New Roman" w:hAnsi="Times New Roman" w:eastAsia="Times New Roman" w:cs="Times New Roman"/>
+        </w:rPr>
+        <w:t xml:space="preserve"> C=O</w:t>
+      </w:r>
+    </w:p>
+    <w:p>
+      <w:pPr>
+        <w:pStyle w:val="Compact"/>
+        <w:numPr>
+          <w:ilvl w:val="0"/>
+          <w:numId w:val="1010"/>
+        </w:numPr>
+      </w:pPr>
+      <w:r>
+        <w:rPr>
+          <w:rFonts w:hint="eastAsia" w:ascii="Times New Roman" w:hAnsi="Times New Roman" w:eastAsia="Times New Roman" w:cs="Times New Roman"/>
+        </w:rPr>
+        <w:t>β-</w:t>
+      </w:r>
+      <w:r>
+        <w:rPr>
+          <w:rFonts w:hint="eastAsia" w:ascii="Times New Roman" w:hAnsi="Times New Roman" w:eastAsia="FangSong" w:cs="Times New Roman"/>
+        </w:rPr>
+        <w:t>羟基醛中间体</w:t>
+      </w:r>
+      <w:r>
+        <w:rPr>
+          <w:rFonts w:ascii="Times New Roman" w:hAnsi="Times New Roman" w:eastAsia="Times New Roman" w:cs="Times New Roman"/>
+        </w:rPr>
+        <w:t xml:space="preserve"> →</w:t>
+      </w:r>
+      <w:r>
+        <w:rPr>
+          <w:rFonts w:ascii="Times New Roman" w:hAnsi="Times New Roman" w:eastAsia="Times New Roman" w:cs="Times New Roman"/>
+        </w:rPr>
+        <w:t xml:space="preserve"> </w:t>
+      </w:r>
+      <w:r>
+        <w:rPr>
+          <w:rFonts w:hint="eastAsia" w:ascii="Times New Roman" w:hAnsi="Times New Roman" w:eastAsia="FangSong" w:cs="Times New Roman"/>
+          <w:b/>
+          <w:bCs/>
+        </w:rPr>
+        <w:t xml:space="preserve">加热脱水</w:t>
+      </w:r>
+      <w:r>
+        <w:rPr>
+          <w:rFonts w:ascii="Times New Roman" w:hAnsi="Times New Roman" w:eastAsia="Times New Roman" w:cs="Times New Roman"/>
+        </w:rPr>
+        <w:t xml:space="preserve"> </w:t>
+      </w:r>
+      <w:r>
+        <w:rPr>
+          <w:rFonts w:ascii="Times New Roman" w:hAnsi="Times New Roman" w:eastAsia="Times New Roman" w:cs="Times New Roman"/>
+        </w:rPr>
+        <w:t xml:space="preserve">→ </w:t>
+      </w:r>
+      <w:r>
+        <w:rPr>
+          <w:rFonts w:hint="eastAsia" w:ascii="Times New Roman" w:hAnsi="Times New Roman" w:eastAsia="Times New Roman" w:cs="Times New Roman"/>
+        </w:rPr>
+        <w:t>α,β-</w:t>
+      </w:r>
+      <w:r>
+        <w:rPr>
+          <w:rFonts w:hint="eastAsia" w:ascii="Times New Roman" w:hAnsi="Times New Roman" w:eastAsia="FangSong" w:cs="Times New Roman"/>
+        </w:rPr>
+        <w:t>不饱和醛</w:t>
+      </w:r>
+    </w:p>
+    <w:p>
+      <w:pPr>
+        <w:pStyle w:val="Compact"/>
+        <w:numPr>
+          <w:ilvl w:val="0"/>
+          <w:numId w:val="1010"/>
+        </w:numPr>
+      </w:pPr>
+      <w:r>
+        <w:rPr>
+          <w:rFonts w:hint="eastAsia" w:ascii="Times New Roman" w:hAnsi="Times New Roman" w:eastAsia="FangSong" w:cs="Times New Roman"/>
+          <w:b/>
+          <w:bCs/>
+        </w:rPr>
+        <w:t xml:space="preserve">主产物</w:t>
+      </w:r>
+      <w:r>
+        <w:rPr>
+          <w:rFonts w:hint="eastAsia" w:ascii="Times New Roman" w:hAnsi="Times New Roman" w:eastAsia="Times New Roman" w:cs="Times New Roman"/>
+        </w:rPr>
+        <w:t>：PhCH=C(CH</w:t>
+      </w:r>
+      <w:r>
+        <w:rPr>
+          <w:rFonts w:hint="eastAsia" w:ascii="Times New Roman" w:hAnsi="Times New Roman" w:eastAsia="Times New Roman" w:cs="Times New Roman"/>
+          <w:vertAlign w:val="subscript"/>
+        </w:rPr>
+        <w:t>3</w:t>
+      </w:r>
+      <w:r>
+        <w:rPr>
+          <w:rFonts w:hint="eastAsia" w:ascii="Times New Roman" w:hAnsi="Times New Roman" w:eastAsia="Times New Roman" w:cs="Times New Roman"/>
+        </w:rPr>
+        <w:t>)CHO（α-</w:t>
+      </w:r>
+      <w:r>
+        <w:rPr>
+          <w:rFonts w:hint="eastAsia" w:ascii="Times New Roman" w:hAnsi="Times New Roman" w:eastAsia="FangSong" w:cs="Times New Roman"/>
+        </w:rPr>
+        <w:t>甲基肉桂醛</w:t>
+      </w:r>
+      <w:r>
+        <w:rPr>
+          <w:rFonts w:hint="eastAsia" w:ascii="Times New Roman" w:hAnsi="Times New Roman" w:eastAsia="Times New Roman" w:cs="Times New Roman"/>
+        </w:rPr>
+        <w:t>）</w:t>
+      </w:r>
+    </w:p>
+    <w:p>
+      <w:pPr>
+        <w:pStyle w:val="FirstParagraph"/>
       </w:pPr>
       <w:r>
         <w:rPr>
@@ -16808,292 +16748,256 @@
         </w:rPr>
         <w:t xml:space="preserve">：</w:t>
       </w:r>
-      <w:r>
-        <w:rPr>
-          <w:rFonts w:ascii="Times New Roman" w:hAnsi="Times New Roman" w:eastAsia="Times New Roman" w:cs="Times New Roman"/>
-        </w:rPr>
-        <w:t xml:space="preserve"> </w:t>
-      </w:r>
-      <w:r>
-        <w:rPr>
-          <w:rFonts w:ascii="Times New Roman" w:hAnsi="Times New Roman" w:eastAsia="Times New Roman" w:cs="Times New Roman"/>
-        </w:rPr>
-        <w:t xml:space="preserve">1.</w:t>
-      </w:r>
-      <w:r>
-        <w:rPr>
-          <w:rFonts w:ascii="Times New Roman" w:hAnsi="Times New Roman" w:eastAsia="Times New Roman" w:cs="Times New Roman"/>
-        </w:rPr>
-        <w:t xml:space="preserve"> </w:t>
-      </w:r>
-      <w:r>
-        <w:rPr>
-          <w:rFonts w:ascii="Times New Roman" w:hAnsi="Times New Roman" w:eastAsia="Times New Roman" w:cs="Times New Roman"/>
-          <w:b/>
-          <w:bCs/>
-        </w:rPr>
-        <w:t xml:space="preserve">Michael </w:t>
-      </w:r>
-      <w:r>
-        <w:rPr>
-          <w:rFonts w:hint="eastAsia" w:ascii="Times New Roman" w:hAnsi="Times New Roman" w:eastAsia="FangSong" w:cs="Times New Roman"/>
-          <w:b/>
-          <w:bCs/>
-        </w:rPr>
-        <w:t xml:space="preserve">加成</w:t>
-      </w:r>
-      <w:r>
-        <w:rPr>
-          <w:rFonts w:hint="eastAsia" w:ascii="Times New Roman" w:hAnsi="Times New Roman" w:eastAsia="Times New Roman" w:cs="Times New Roman"/>
-        </w:rPr>
-        <w:t>：</w:t>
-      </w:r>
-      <w:r>
-        <w:rPr>
-          <w:rFonts w:hint="eastAsia" w:ascii="Times New Roman" w:hAnsi="Times New Roman" w:eastAsia="FangSong" w:cs="Times New Roman"/>
-        </w:rPr>
-        <w:t>烯醇盐进攻</w:t>
-      </w:r>
-      <w:r>
-        <w:rPr>
-          <w:rFonts w:ascii="Times New Roman" w:hAnsi="Times New Roman" w:eastAsia="Times New Roman" w:cs="Times New Roman"/>
-        </w:rPr>
-        <w:t xml:space="preserve"> MVK </w:t>
-      </w:r>
-      <w:r>
-        <w:rPr>
-          <w:rFonts w:hint="eastAsia" w:ascii="Times New Roman" w:hAnsi="Times New Roman" w:eastAsia="FangSong" w:cs="Times New Roman"/>
-        </w:rPr>
-        <w:t xml:space="preserve">的</w:t>
-      </w:r>
-      <w:r>
-        <w:rPr>
-          <w:rFonts w:ascii="Times New Roman" w:hAnsi="Times New Roman" w:eastAsia="Times New Roman" w:cs="Times New Roman"/>
-        </w:rPr>
-        <w:t xml:space="preserve"> β-C → </w:t>
-      </w:r>
-      <w:r>
-        <w:rPr>
-          <w:rFonts w:hint="eastAsia" w:ascii="Times New Roman" w:hAnsi="Times New Roman" w:eastAsia="Times New Roman" w:cs="Times New Roman"/>
-        </w:rPr>
-        <w:t>1,5-</w:t>
-      </w:r>
-      <w:r>
-        <w:rPr>
-          <w:rFonts w:hint="eastAsia" w:ascii="Times New Roman" w:hAnsi="Times New Roman" w:eastAsia="FangSong" w:cs="Times New Roman"/>
-        </w:rPr>
-        <w:t>二羰基</w:t>
-      </w:r>
-      <w:r>
-        <w:rPr>
-          <w:rFonts w:hint="eastAsia" w:ascii="Times New Roman" w:hAnsi="Times New Roman" w:eastAsia="Times New Roman" w:cs="Times New Roman"/>
-        </w:rPr>
-        <w:t>（</w:t>
-      </w:r>
-      <w:r>
-        <w:rPr>
-          <w:rFonts w:hint="eastAsia" w:ascii="Times New Roman" w:hAnsi="Times New Roman" w:eastAsia="FangSong" w:cs="Times New Roman"/>
-        </w:rPr>
-        <w:t>保留</w:t>
-      </w:r>
-      <w:r>
-        <w:rPr>
-          <w:rFonts w:ascii="Times New Roman" w:hAnsi="Times New Roman" w:eastAsia="Times New Roman" w:cs="Times New Roman"/>
-        </w:rPr>
-        <w:t xml:space="preserve"> </w:t>
-      </w:r>
-      <w:r>
-        <w:rPr>
-          <w:rFonts w:hint="eastAsia" w:ascii="Times New Roman" w:hAnsi="Times New Roman" w:eastAsia="Times New Roman" w:cs="Times New Roman"/>
-        </w:rPr>
-        <w:t xml:space="preserve">C=O）</w:t>
-      </w:r>
-      <w:r>
-        <w:rPr>
-          <w:rFonts w:ascii="Times New Roman" w:hAnsi="Times New Roman" w:eastAsia="Times New Roman" w:cs="Times New Roman"/>
-        </w:rPr>
-        <w:t xml:space="preserve"> </w:t>
-      </w:r>
-      <w:r>
-        <w:rPr>
-          <w:rFonts w:ascii="Times New Roman" w:hAnsi="Times New Roman" w:eastAsia="Times New Roman" w:cs="Times New Roman"/>
-        </w:rPr>
-        <w:t xml:space="preserve">2.</w:t>
-      </w:r>
-      <w:r>
-        <w:rPr>
-          <w:rFonts w:ascii="Times New Roman" w:hAnsi="Times New Roman" w:eastAsia="Times New Roman" w:cs="Times New Roman"/>
-        </w:rPr>
-        <w:t xml:space="preserve"> </w:t>
-      </w:r>
-      <w:r>
-        <w:rPr>
-          <w:rFonts w:hint="eastAsia" w:ascii="Times New Roman" w:hAnsi="Times New Roman" w:eastAsia="FangSong" w:cs="Times New Roman"/>
-          <w:b/>
-          <w:bCs/>
-        </w:rPr>
-        <w:t xml:space="preserve">分子内</w:t>
-      </w:r>
-      <w:r>
-        <w:rPr>
-          <w:rFonts w:ascii="Times New Roman" w:hAnsi="Times New Roman" w:eastAsia="Times New Roman" w:cs="Times New Roman"/>
-          <w:b/>
-          <w:bCs/>
-        </w:rPr>
-        <w:t xml:space="preserve"> Aldol</w:t>
-      </w:r>
-      <w:r>
-        <w:rPr>
-          <w:rFonts w:hint="eastAsia" w:ascii="Times New Roman" w:hAnsi="Times New Roman" w:eastAsia="Times New Roman" w:cs="Times New Roman"/>
-        </w:rPr>
-        <w:t>：1,5-</w:t>
-      </w:r>
-      <w:r>
-        <w:rPr>
-          <w:rFonts w:hint="eastAsia" w:ascii="Times New Roman" w:hAnsi="Times New Roman" w:eastAsia="FangSong" w:cs="Times New Roman"/>
-        </w:rPr>
-        <w:t>二羰基环化</w:t>
-      </w:r>
-      <w:r>
-        <w:rPr>
-          <w:rFonts w:ascii="Times New Roman" w:hAnsi="Times New Roman" w:eastAsia="Times New Roman" w:cs="Times New Roman"/>
-        </w:rPr>
-        <w:t xml:space="preserve"> → </w:t>
-      </w:r>
-      <w:r>
-        <w:rPr>
-          <w:rFonts w:hint="eastAsia" w:ascii="Times New Roman" w:hAnsi="Times New Roman" w:eastAsia="FangSong" w:cs="Times New Roman"/>
-        </w:rPr>
-        <w:t xml:space="preserve">六元环</w:t>
-      </w:r>
-      <w:r>
-        <w:rPr>
-          <w:rFonts w:ascii="Times New Roman" w:hAnsi="Times New Roman" w:eastAsia="Times New Roman" w:cs="Times New Roman"/>
-        </w:rPr>
-        <w:t xml:space="preserve"> </w:t>
-      </w:r>
-      <w:r>
-        <w:rPr>
-          <w:rFonts w:ascii="Times New Roman" w:hAnsi="Times New Roman" w:eastAsia="Times New Roman" w:cs="Times New Roman"/>
-        </w:rPr>
-        <w:t xml:space="preserve">3.</w:t>
-      </w:r>
-      <w:r>
-        <w:rPr>
-          <w:rFonts w:ascii="Times New Roman" w:hAnsi="Times New Roman" w:eastAsia="Times New Roman" w:cs="Times New Roman"/>
-        </w:rPr>
-        <w:t xml:space="preserve"> </w:t>
-      </w:r>
-      <w:r>
-        <w:rPr>
-          <w:rFonts w:hint="eastAsia" w:ascii="Times New Roman" w:hAnsi="Times New Roman" w:eastAsia="FangSong" w:cs="Times New Roman"/>
-          <w:b/>
-          <w:bCs/>
-        </w:rPr>
-        <w:t xml:space="preserve">脱水</w:t>
-      </w:r>
-      <w:r>
-        <w:rPr>
-          <w:rFonts w:hint="eastAsia" w:ascii="Times New Roman" w:hAnsi="Times New Roman" w:eastAsia="Times New Roman" w:cs="Times New Roman"/>
-        </w:rPr>
-        <w:t>：β-</w:t>
-      </w:r>
-      <w:r>
-        <w:rPr>
-          <w:rFonts w:hint="eastAsia" w:ascii="Times New Roman" w:hAnsi="Times New Roman" w:eastAsia="FangSong" w:cs="Times New Roman"/>
-        </w:rPr>
-        <w:t>羟基酮脱水</w:t>
-      </w:r>
-      <w:r>
-        <w:rPr>
-          <w:rFonts w:ascii="Times New Roman" w:hAnsi="Times New Roman" w:eastAsia="Times New Roman" w:cs="Times New Roman"/>
-        </w:rPr>
-        <w:t xml:space="preserve"> → </w:t>
-      </w:r>
-      <w:r>
-        <w:rPr>
-          <w:rFonts w:hint="eastAsia" w:ascii="Times New Roman" w:hAnsi="Times New Roman" w:eastAsia="Times New Roman" w:cs="Times New Roman"/>
-        </w:rPr>
-        <w:t>α,β-</w:t>
-      </w:r>
-      <w:r>
-        <w:rPr>
-          <w:rFonts w:hint="eastAsia" w:ascii="Times New Roman" w:hAnsi="Times New Roman" w:eastAsia="FangSong" w:cs="Times New Roman"/>
-        </w:rPr>
-        <w:t>不饱和酮</w:t>
-      </w:r>
-      <w:r>
-        <w:rPr>
-          <w:rFonts w:hint="eastAsia" w:ascii="Times New Roman" w:hAnsi="Times New Roman" w:eastAsia="Times New Roman" w:cs="Times New Roman"/>
-        </w:rPr>
-        <w:t>（</w:t>
-      </w:r>
-      <w:r>
-        <w:rPr>
-          <w:rFonts w:hint="eastAsia" w:ascii="Times New Roman" w:hAnsi="Times New Roman" w:eastAsia="FangSong" w:cs="Times New Roman"/>
-        </w:rPr>
-        <w:t>共轭稳定</w:t>
-      </w:r>
-      <w:r>
-        <w:rPr>
-          <w:rFonts w:hint="eastAsia" w:ascii="Times New Roman" w:hAnsi="Times New Roman" w:eastAsia="Times New Roman" w:cs="Times New Roman"/>
-        </w:rPr>
-        <w:t>）</w:t>
-      </w:r>
-      <w:r>
-        <w:rPr>
-          <w:rFonts w:ascii="Times New Roman" w:hAnsi="Times New Roman" w:eastAsia="Times New Roman" w:cs="Times New Roman"/>
-        </w:rPr>
-        <w:t xml:space="preserve"> </w:t>
-      </w:r>
-      <w:r>
-        <w:rPr>
-          <w:rFonts w:ascii="Times New Roman" w:hAnsi="Times New Roman" w:eastAsia="Times New Roman" w:cs="Times New Roman"/>
-        </w:rPr>
-        <w:t xml:space="preserve">4.</w:t>
-      </w:r>
-      <w:r>
-        <w:rPr>
-          <w:rFonts w:ascii="Times New Roman" w:hAnsi="Times New Roman" w:eastAsia="Times New Roman" w:cs="Times New Roman"/>
-        </w:rPr>
-        <w:t xml:space="preserve"> </w:t>
-      </w:r>
-      <w:r>
-        <w:rPr>
-          <w:rFonts w:hint="eastAsia" w:ascii="Times New Roman" w:hAnsi="Times New Roman" w:eastAsia="FangSong" w:cs="Times New Roman"/>
-          <w:b/>
-          <w:bCs/>
-        </w:rPr>
-        <w:t xml:space="preserve">产物</w:t>
-      </w:r>
-      <w:r>
-        <w:rPr>
-          <w:rFonts w:hint="eastAsia" w:ascii="Times New Roman" w:hAnsi="Times New Roman" w:eastAsia="Times New Roman" w:cs="Times New Roman"/>
-        </w:rPr>
-        <w:t>：</w:t>
-      </w:r>
-      <w:r>
-        <w:rPr>
-          <w:rFonts w:hint="eastAsia" w:ascii="Times New Roman" w:hAnsi="Times New Roman" w:eastAsia="FangSong" w:cs="Times New Roman"/>
-        </w:rPr>
-        <w:t>双环</w:t>
-      </w:r>
-      <w:r>
-        <w:rPr>
-          <w:rFonts w:hint="eastAsia" w:ascii="Times New Roman" w:hAnsi="Times New Roman" w:eastAsia="Times New Roman" w:cs="Times New Roman"/>
-        </w:rPr>
-        <w:t>[4.3.0]</w:t>
-      </w:r>
-      <w:r>
-        <w:rPr>
-          <w:rFonts w:hint="eastAsia" w:ascii="Times New Roman" w:hAnsi="Times New Roman" w:eastAsia="FangSong" w:cs="Times New Roman"/>
-        </w:rPr>
-        <w:t>壬烯酮衍生物</w:t>
-      </w:r>
     </w:p>
     <w:p>
       <w:pPr>
-        <w:pStyle w:val="BodyText"/>
+        <w:pStyle w:val="Compact"/>
+        <w:numPr>
+          <w:ilvl w:val="0"/>
+          <w:numId w:val="1011"/>
+        </w:numPr>
+      </w:pPr>
+      <w:r>
+        <w:rPr>
+          <w:rFonts w:ascii="Times New Roman" w:hAnsi="Times New Roman" w:eastAsia="Times New Roman" w:cs="Times New Roman"/>
+          <w:b/>
+          <w:bCs/>
+        </w:rPr>
+        <w:t xml:space="preserve">Michael </w:t>
+      </w:r>
+      <w:r>
+        <w:rPr>
+          <w:rFonts w:hint="eastAsia" w:ascii="Times New Roman" w:hAnsi="Times New Roman" w:eastAsia="FangSong" w:cs="Times New Roman"/>
+          <w:b/>
+          <w:bCs/>
+        </w:rPr>
+        <w:t xml:space="preserve">加成</w:t>
+      </w:r>
+      <w:r>
+        <w:rPr>
+          <w:rFonts w:hint="eastAsia" w:ascii="Times New Roman" w:hAnsi="Times New Roman" w:eastAsia="Times New Roman" w:cs="Times New Roman"/>
+        </w:rPr>
+        <w:t>：</w:t>
+      </w:r>
+      <w:r>
+        <w:rPr>
+          <w:rFonts w:hint="eastAsia" w:ascii="Times New Roman" w:hAnsi="Times New Roman" w:eastAsia="FangSong" w:cs="Times New Roman"/>
+        </w:rPr>
+        <w:t>烯醇盐进攻</w:t>
+      </w:r>
+      <w:r>
+        <w:rPr>
+          <w:rFonts w:ascii="Times New Roman" w:hAnsi="Times New Roman" w:eastAsia="Times New Roman" w:cs="Times New Roman"/>
+        </w:rPr>
+        <w:t xml:space="preserve"> MVK </w:t>
+      </w:r>
+      <w:r>
+        <w:rPr>
+          <w:rFonts w:hint="eastAsia" w:ascii="Times New Roman" w:hAnsi="Times New Roman" w:eastAsia="FangSong" w:cs="Times New Roman"/>
+        </w:rPr>
+        <w:t xml:space="preserve">的</w:t>
+      </w:r>
+      <w:r>
+        <w:rPr>
+          <w:rFonts w:ascii="Times New Roman" w:hAnsi="Times New Roman" w:eastAsia="Times New Roman" w:cs="Times New Roman"/>
+        </w:rPr>
+        <w:t xml:space="preserve"> β-C → </w:t>
+      </w:r>
+      <w:r>
+        <w:rPr>
+          <w:rFonts w:hint="eastAsia" w:ascii="Times New Roman" w:hAnsi="Times New Roman" w:eastAsia="Times New Roman" w:cs="Times New Roman"/>
+        </w:rPr>
+        <w:t>1,5-</w:t>
+      </w:r>
+      <w:r>
+        <w:rPr>
+          <w:rFonts w:hint="eastAsia" w:ascii="Times New Roman" w:hAnsi="Times New Roman" w:eastAsia="FangSong" w:cs="Times New Roman"/>
+        </w:rPr>
+        <w:t>二羰基</w:t>
+      </w:r>
+      <w:r>
+        <w:rPr>
+          <w:rFonts w:hint="eastAsia" w:ascii="Times New Roman" w:hAnsi="Times New Roman" w:eastAsia="Times New Roman" w:cs="Times New Roman"/>
+        </w:rPr>
+        <w:t>（</w:t>
+      </w:r>
+      <w:r>
+        <w:rPr>
+          <w:rFonts w:hint="eastAsia" w:ascii="Times New Roman" w:hAnsi="Times New Roman" w:eastAsia="FangSong" w:cs="Times New Roman"/>
+        </w:rPr>
+        <w:t>保留</w:t>
+      </w:r>
+      <w:r>
+        <w:rPr>
+          <w:rFonts w:ascii="Times New Roman" w:hAnsi="Times New Roman" w:eastAsia="Times New Roman" w:cs="Times New Roman"/>
+        </w:rPr>
+        <w:t xml:space="preserve"> </w:t>
+      </w:r>
+      <w:r>
+        <w:rPr>
+          <w:rFonts w:hint="eastAsia" w:ascii="Times New Roman" w:hAnsi="Times New Roman" w:eastAsia="Times New Roman" w:cs="Times New Roman"/>
+        </w:rPr>
+        <w:t xml:space="preserve">C=O）</w:t>
+      </w:r>
+    </w:p>
+    <w:p>
+      <w:pPr>
+        <w:pStyle w:val="Compact"/>
+        <w:numPr>
+          <w:ilvl w:val="0"/>
+          <w:numId w:val="1011"/>
+        </w:numPr>
+      </w:pPr>
+      <w:r>
+        <w:rPr>
+          <w:rFonts w:hint="eastAsia" w:ascii="Times New Roman" w:hAnsi="Times New Roman" w:eastAsia="FangSong" w:cs="Times New Roman"/>
+          <w:b/>
+          <w:bCs/>
+        </w:rPr>
+        <w:t xml:space="preserve">分子内</w:t>
+      </w:r>
+      <w:r>
+        <w:rPr>
+          <w:rFonts w:ascii="Times New Roman" w:hAnsi="Times New Roman" w:eastAsia="Times New Roman" w:cs="Times New Roman"/>
+          <w:b/>
+          <w:bCs/>
+        </w:rPr>
+        <w:t xml:space="preserve"> Aldol</w:t>
+      </w:r>
+      <w:r>
+        <w:rPr>
+          <w:rFonts w:hint="eastAsia" w:ascii="Times New Roman" w:hAnsi="Times New Roman" w:eastAsia="Times New Roman" w:cs="Times New Roman"/>
+        </w:rPr>
+        <w:t>：1,5-</w:t>
+      </w:r>
+      <w:r>
+        <w:rPr>
+          <w:rFonts w:hint="eastAsia" w:ascii="Times New Roman" w:hAnsi="Times New Roman" w:eastAsia="FangSong" w:cs="Times New Roman"/>
+        </w:rPr>
+        <w:t>二羰基环化</w:t>
+      </w:r>
+      <w:r>
+        <w:rPr>
+          <w:rFonts w:ascii="Times New Roman" w:hAnsi="Times New Roman" w:eastAsia="Times New Roman" w:cs="Times New Roman"/>
+        </w:rPr>
+        <w:t xml:space="preserve"> → </w:t>
+      </w:r>
+      <w:r>
+        <w:rPr>
+          <w:rFonts w:hint="eastAsia" w:ascii="Times New Roman" w:hAnsi="Times New Roman" w:eastAsia="FangSong" w:cs="Times New Roman"/>
+        </w:rPr>
+        <w:t xml:space="preserve">六元环</w:t>
+      </w:r>
+    </w:p>
+    <w:p>
+      <w:pPr>
+        <w:pStyle w:val="Compact"/>
+        <w:numPr>
+          <w:ilvl w:val="0"/>
+          <w:numId w:val="1011"/>
+        </w:numPr>
+      </w:pPr>
+      <w:r>
+        <w:rPr>
+          <w:rFonts w:hint="eastAsia" w:ascii="Times New Roman" w:hAnsi="Times New Roman" w:eastAsia="FangSong" w:cs="Times New Roman"/>
+          <w:b/>
+          <w:bCs/>
+        </w:rPr>
+        <w:t xml:space="preserve">脱水</w:t>
+      </w:r>
+      <w:r>
+        <w:rPr>
+          <w:rFonts w:hint="eastAsia" w:ascii="Times New Roman" w:hAnsi="Times New Roman" w:eastAsia="Times New Roman" w:cs="Times New Roman"/>
+        </w:rPr>
+        <w:t>：β-</w:t>
+      </w:r>
+      <w:r>
+        <w:rPr>
+          <w:rFonts w:hint="eastAsia" w:ascii="Times New Roman" w:hAnsi="Times New Roman" w:eastAsia="FangSong" w:cs="Times New Roman"/>
+        </w:rPr>
+        <w:t>羟基酮脱水</w:t>
+      </w:r>
+      <w:r>
+        <w:rPr>
+          <w:rFonts w:ascii="Times New Roman" w:hAnsi="Times New Roman" w:eastAsia="Times New Roman" w:cs="Times New Roman"/>
+        </w:rPr>
+        <w:t xml:space="preserve"> → </w:t>
+      </w:r>
+      <w:r>
+        <w:rPr>
+          <w:rFonts w:hint="eastAsia" w:ascii="Times New Roman" w:hAnsi="Times New Roman" w:eastAsia="Times New Roman" w:cs="Times New Roman"/>
+        </w:rPr>
+        <w:t>α,β-</w:t>
+      </w:r>
+      <w:r>
+        <w:rPr>
+          <w:rFonts w:hint="eastAsia" w:ascii="Times New Roman" w:hAnsi="Times New Roman" w:eastAsia="FangSong" w:cs="Times New Roman"/>
+        </w:rPr>
+        <w:t>不饱和酮</w:t>
+      </w:r>
+      <w:r>
+        <w:rPr>
+          <w:rFonts w:hint="eastAsia" w:ascii="Times New Roman" w:hAnsi="Times New Roman" w:eastAsia="Times New Roman" w:cs="Times New Roman"/>
+        </w:rPr>
+        <w:t>（</w:t>
+      </w:r>
+      <w:r>
+        <w:rPr>
+          <w:rFonts w:hint="eastAsia" w:ascii="Times New Roman" w:hAnsi="Times New Roman" w:eastAsia="FangSong" w:cs="Times New Roman"/>
+        </w:rPr>
+        <w:t>共轭稳定</w:t>
+      </w:r>
+      <w:r>
+        <w:rPr>
+          <w:rFonts w:hint="eastAsia" w:ascii="Times New Roman" w:hAnsi="Times New Roman" w:eastAsia="Times New Roman" w:cs="Times New Roman"/>
+        </w:rPr>
+        <w:t>）</w:t>
+      </w:r>
+    </w:p>
+    <w:p>
+      <w:pPr>
+        <w:pStyle w:val="Compact"/>
+        <w:numPr>
+          <w:ilvl w:val="0"/>
+          <w:numId w:val="1011"/>
+        </w:numPr>
+      </w:pPr>
+      <w:r>
+        <w:rPr>
+          <w:rFonts w:hint="eastAsia" w:ascii="Times New Roman" w:hAnsi="Times New Roman" w:eastAsia="FangSong" w:cs="Times New Roman"/>
+          <w:b/>
+          <w:bCs/>
+        </w:rPr>
+        <w:t xml:space="preserve">产物</w:t>
+      </w:r>
+      <w:r>
+        <w:rPr>
+          <w:rFonts w:hint="eastAsia" w:ascii="Times New Roman" w:hAnsi="Times New Roman" w:eastAsia="Times New Roman" w:cs="Times New Roman"/>
+        </w:rPr>
+        <w:t>：</w:t>
+      </w:r>
+      <w:r>
+        <w:rPr>
+          <w:rFonts w:hint="eastAsia" w:ascii="Times New Roman" w:hAnsi="Times New Roman" w:eastAsia="FangSong" w:cs="Times New Roman"/>
+        </w:rPr>
+        <w:t>双环</w:t>
+      </w:r>
+      <w:r>
+        <w:rPr>
+          <w:rFonts w:hint="eastAsia" w:ascii="Times New Roman" w:hAnsi="Times New Roman" w:eastAsia="Times New Roman" w:cs="Times New Roman"/>
+        </w:rPr>
+        <w:t>[4.3.0]</w:t>
+      </w:r>
+      <w:r>
+        <w:rPr>
+          <w:rFonts w:hint="eastAsia" w:ascii="Times New Roman" w:hAnsi="Times New Roman" w:eastAsia="FangSong" w:cs="Times New Roman"/>
+        </w:rPr>
+        <w:t>壬烯酮衍生物</w:t>
+      </w:r>
+    </w:p>
+    <w:p>
+      <w:pPr>
+        <w:pStyle w:val="FirstParagraph"/>
       </w:pPr>
       <w:r>
         <w:rPr>
@@ -19047,219 +18951,164 @@
     </w:p>
     <w:p>
       <w:pPr>
-        <w:pStyle w:val="SourceCode"/>
+        <w:pStyle w:val="Compact"/>
+        <w:numPr>
+          <w:ilvl w:val="0"/>
+          <w:numId w:val="1012"/>
+        </w:numPr>
       </w:pPr>
       <w:r>
         <w:rPr>
-          <w:rStyle w:val="VerbatimChar"/>
-          <w:rFonts w:ascii="Times New Roman" w:hAnsi="Times New Roman" w:eastAsia="Times New Roman" w:cs="Times New Roman"/>
-        </w:rPr>
-        <w:t xml:space="preserve">Step </w:t>
-      </w:r>
-      <w:r>
-        <w:rPr>
-          <w:rStyle w:val="VerbatimChar"/>
-          <w:rFonts w:hint="eastAsia" w:ascii="Times New Roman" w:hAnsi="Times New Roman" w:eastAsia="Times New Roman" w:cs="Times New Roman"/>
-        </w:rPr>
-        <w:t>1：</w:t>
-      </w:r>
-      <w:r>
-        <w:rPr>
-          <w:rStyle w:val="VerbatimChar"/>
-          <w:rFonts w:hint="eastAsia" w:ascii="Times New Roman" w:hAnsi="Times New Roman" w:eastAsia="FangSong" w:cs="Times New Roman"/>
-        </w:rPr>
-        <w:t>数</w:t>
-      </w:r>
-      <w:r>
-        <w:rPr>
-          <w:rStyle w:val="VerbatimChar"/>
+          <w:rFonts w:hint="eastAsia" w:ascii="Times New Roman" w:hAnsi="Times New Roman" w:eastAsia="FangSong" w:cs="Times New Roman"/>
+        </w:rPr>
+        <w:t xml:space="preserve">数</w:t>
+      </w:r>
+      <w:r>
+        <w:rPr>
           <w:rFonts w:ascii="Times New Roman" w:hAnsi="Times New Roman" w:eastAsia="Times New Roman" w:cs="Times New Roman"/>
         </w:rPr>
         <w:t xml:space="preserve"> α-H → </w:t>
       </w:r>
       <w:r>
         <w:rPr>
-          <w:rStyle w:val="VerbatimChar"/>
           <w:rFonts w:hint="eastAsia" w:ascii="Times New Roman" w:hAnsi="Times New Roman" w:eastAsia="FangSong" w:cs="Times New Roman"/>
         </w:rPr>
         <w:t xml:space="preserve">有</w:t>
       </w:r>
       <w:r>
         <w:rPr>
-          <w:rStyle w:val="VerbatimChar"/>
           <w:rFonts w:ascii="Times New Roman" w:hAnsi="Times New Roman" w:eastAsia="Times New Roman" w:cs="Times New Roman"/>
         </w:rPr>
         <w:t xml:space="preserve"> α-H = </w:t>
       </w:r>
       <w:r>
         <w:rPr>
-          <w:rStyle w:val="VerbatimChar"/>
           <w:rFonts w:hint="eastAsia" w:ascii="Times New Roman" w:hAnsi="Times New Roman" w:eastAsia="FangSong" w:cs="Times New Roman"/>
         </w:rPr>
         <w:t>可做供体</w:t>
       </w:r>
       <w:r>
         <w:rPr>
-          <w:rStyle w:val="VerbatimChar"/>
           <w:rFonts w:hint="eastAsia" w:ascii="Times New Roman" w:hAnsi="Times New Roman" w:eastAsia="Times New Roman" w:cs="Times New Roman"/>
         </w:rPr>
         <w:t>；</w:t>
       </w:r>
       <w:r>
         <w:rPr>
-          <w:rStyle w:val="VerbatimChar"/>
           <w:rFonts w:hint="eastAsia" w:ascii="Times New Roman" w:hAnsi="Times New Roman" w:eastAsia="FangSong" w:cs="Times New Roman"/>
         </w:rPr>
         <w:t>无</w:t>
       </w:r>
       <w:r>
         <w:rPr>
-          <w:rStyle w:val="VerbatimChar"/>
           <w:rFonts w:ascii="Times New Roman" w:hAnsi="Times New Roman" w:eastAsia="Times New Roman" w:cs="Times New Roman"/>
         </w:rPr>
         <w:t xml:space="preserve"> α-H = </w:t>
       </w:r>
       <w:r>
         <w:rPr>
-          <w:rStyle w:val="VerbatimChar"/>
           <w:rFonts w:hint="eastAsia" w:ascii="Times New Roman" w:hAnsi="Times New Roman" w:eastAsia="FangSong" w:cs="Times New Roman"/>
         </w:rPr>
         <w:t xml:space="preserve">只能做受体</w:t>
       </w:r>
-      <w:r>
-        <w:rPr>
-          <w:rFonts w:ascii="Times New Roman" w:hAnsi="Times New Roman" w:eastAsia="Times New Roman" w:cs="Times New Roman"/>
-        </w:rPr>
-        <w:br/>
-      </w:r>
-      <w:r>
-        <w:rPr>
-          <w:rStyle w:val="VerbatimChar"/>
-          <w:rFonts w:ascii="Times New Roman" w:hAnsi="Times New Roman" w:eastAsia="Times New Roman" w:cs="Times New Roman"/>
-        </w:rPr>
-        <w:t xml:space="preserve">Step </w:t>
-      </w:r>
-      <w:r>
-        <w:rPr>
-          <w:rStyle w:val="VerbatimChar"/>
-          <w:rFonts w:hint="eastAsia" w:ascii="Times New Roman" w:hAnsi="Times New Roman" w:eastAsia="Times New Roman" w:cs="Times New Roman"/>
-        </w:rPr>
-        <w:t>2：</w:t>
-      </w:r>
-      <w:r>
-        <w:rPr>
-          <w:rStyle w:val="VerbatimChar"/>
-          <w:rFonts w:hint="eastAsia" w:ascii="Times New Roman" w:hAnsi="Times New Roman" w:eastAsia="FangSong" w:cs="Times New Roman"/>
-        </w:rPr>
-        <w:t>交叉中仅一方有</w:t>
-      </w:r>
-      <w:r>
-        <w:rPr>
-          <w:rStyle w:val="VerbatimChar"/>
+    </w:p>
+    <w:p>
+      <w:pPr>
+        <w:pStyle w:val="Compact"/>
+        <w:numPr>
+          <w:ilvl w:val="0"/>
+          <w:numId w:val="1012"/>
+        </w:numPr>
+      </w:pPr>
+      <w:r>
+        <w:rPr>
+          <w:rFonts w:hint="eastAsia" w:ascii="Times New Roman" w:hAnsi="Times New Roman" w:eastAsia="FangSong" w:cs="Times New Roman"/>
+        </w:rPr>
+        <w:t xml:space="preserve">交叉中仅一方有</w:t>
+      </w:r>
+      <w:r>
+        <w:rPr>
           <w:rFonts w:ascii="Times New Roman" w:hAnsi="Times New Roman" w:eastAsia="Times New Roman" w:cs="Times New Roman"/>
         </w:rPr>
         <w:t xml:space="preserve"> α-H → </w:t>
       </w:r>
       <w:r>
         <w:rPr>
-          <w:rStyle w:val="VerbatimChar"/>
           <w:rFonts w:hint="eastAsia" w:ascii="Times New Roman" w:hAnsi="Times New Roman" w:eastAsia="FangSong" w:cs="Times New Roman"/>
         </w:rPr>
         <w:t>唯一供体</w:t>
       </w:r>
       <w:r>
         <w:rPr>
-          <w:rStyle w:val="VerbatimChar"/>
           <w:rFonts w:hint="eastAsia" w:ascii="Times New Roman" w:hAnsi="Times New Roman" w:eastAsia="Times New Roman" w:cs="Times New Roman"/>
         </w:rPr>
         <w:t>（</w:t>
       </w:r>
       <w:r>
         <w:rPr>
-          <w:rStyle w:val="VerbatimChar"/>
           <w:rFonts w:hint="eastAsia" w:ascii="Times New Roman" w:hAnsi="Times New Roman" w:eastAsia="FangSong" w:cs="Times New Roman"/>
         </w:rPr>
         <w:t>可控</w:t>
       </w:r>
       <w:r>
         <w:rPr>
-          <w:rStyle w:val="VerbatimChar"/>
           <w:rFonts w:hint="eastAsia" w:ascii="Times New Roman" w:hAnsi="Times New Roman" w:eastAsia="Times New Roman" w:cs="Times New Roman"/>
         </w:rPr>
         <w:t>）；</w:t>
       </w:r>
       <w:r>
         <w:rPr>
-          <w:rStyle w:val="VerbatimChar"/>
           <w:rFonts w:hint="eastAsia" w:ascii="Times New Roman" w:hAnsi="Times New Roman" w:eastAsia="FangSong" w:cs="Times New Roman"/>
         </w:rPr>
         <w:t>双方都有</w:t>
       </w:r>
       <w:r>
         <w:rPr>
-          <w:rStyle w:val="VerbatimChar"/>
           <w:rFonts w:ascii="Times New Roman" w:hAnsi="Times New Roman" w:eastAsia="Times New Roman" w:cs="Times New Roman"/>
         </w:rPr>
         <w:t xml:space="preserve"> → </w:t>
       </w:r>
       <w:r>
         <w:rPr>
-          <w:rStyle w:val="VerbatimChar"/>
           <w:rFonts w:hint="eastAsia" w:ascii="Times New Roman" w:hAnsi="Times New Roman" w:eastAsia="FangSong" w:cs="Times New Roman"/>
         </w:rPr>
         <w:t xml:space="preserve">可能混乱</w:t>
       </w:r>
-      <w:r>
-        <w:rPr>
-          <w:rFonts w:ascii="Times New Roman" w:hAnsi="Times New Roman" w:eastAsia="Times New Roman" w:cs="Times New Roman"/>
-        </w:rPr>
-        <w:br/>
-      </w:r>
-      <w:r>
-        <w:rPr>
-          <w:rStyle w:val="VerbatimChar"/>
-          <w:rFonts w:ascii="Times New Roman" w:hAnsi="Times New Roman" w:eastAsia="Times New Roman" w:cs="Times New Roman"/>
-        </w:rPr>
-        <w:t xml:space="preserve">Step </w:t>
-      </w:r>
-      <w:r>
-        <w:rPr>
-          <w:rStyle w:val="VerbatimChar"/>
-          <w:rFonts w:hint="eastAsia" w:ascii="Times New Roman" w:hAnsi="Times New Roman" w:eastAsia="Times New Roman" w:cs="Times New Roman"/>
-        </w:rPr>
-        <w:t>3：</w:t>
-      </w:r>
-      <w:r>
-        <w:rPr>
-          <w:rStyle w:val="VerbatimChar"/>
-          <w:rFonts w:hint="eastAsia" w:ascii="Times New Roman" w:hAnsi="Times New Roman" w:eastAsia="FangSong" w:cs="Times New Roman"/>
-        </w:rPr>
-        <w:t>写出烯醇盐进攻产物</w:t>
-      </w:r>
-      <w:r>
-        <w:rPr>
-          <w:rStyle w:val="VerbatimChar"/>
+    </w:p>
+    <w:p>
+      <w:pPr>
+        <w:pStyle w:val="Compact"/>
+        <w:numPr>
+          <w:ilvl w:val="0"/>
+          <w:numId w:val="1012"/>
+        </w:numPr>
+      </w:pPr>
+      <w:r>
+        <w:rPr>
+          <w:rFonts w:hint="eastAsia" w:ascii="Times New Roman" w:hAnsi="Times New Roman" w:eastAsia="FangSong" w:cs="Times New Roman"/>
+        </w:rPr>
+        <w:t xml:space="preserve">写出烯醇盐进攻产物</w:t>
+      </w:r>
+      <w:r>
+        <w:rPr>
           <w:rFonts w:ascii="Times New Roman" w:hAnsi="Times New Roman" w:eastAsia="Times New Roman" w:cs="Times New Roman"/>
         </w:rPr>
         <w:t xml:space="preserve"> → </w:t>
       </w:r>
       <w:r>
         <w:rPr>
-          <w:rStyle w:val="VerbatimChar"/>
           <w:rFonts w:hint="eastAsia" w:ascii="Times New Roman" w:hAnsi="Times New Roman" w:eastAsia="FangSong" w:cs="Times New Roman"/>
         </w:rPr>
         <w:t>判断是否脱水</w:t>
       </w:r>
       <w:r>
         <w:rPr>
-          <w:rStyle w:val="VerbatimChar"/>
           <w:rFonts w:hint="eastAsia" w:ascii="Times New Roman" w:hAnsi="Times New Roman" w:eastAsia="Times New Roman" w:cs="Times New Roman"/>
         </w:rPr>
         <w:t>/</w:t>
       </w:r>
       <w:r>
         <w:rPr>
-          <w:rStyle w:val="VerbatimChar"/>
           <w:rFonts w:hint="eastAsia" w:ascii="Times New Roman" w:hAnsi="Times New Roman" w:eastAsia="FangSong" w:cs="Times New Roman"/>
         </w:rPr>
         <w:t>消除</w:t>
@@ -19290,7 +19139,7 @@
         <w:pStyle w:val="Compact"/>
         <w:numPr>
           <w:ilvl w:val="0"/>
-          <w:numId w:val="1005"/>
+          <w:numId w:val="1013"/>
         </w:numPr>
       </w:pPr>
       <w:r>
@@ -19353,7 +19202,7 @@
         <w:pStyle w:val="Compact"/>
         <w:numPr>
           <w:ilvl w:val="0"/>
-          <w:numId w:val="1005"/>
+          <w:numId w:val="1013"/>
         </w:numPr>
       </w:pPr>
       <w:r>
@@ -19428,7 +19277,7 @@
         <w:pStyle w:val="Compact"/>
         <w:numPr>
           <w:ilvl w:val="0"/>
-          <w:numId w:val="1005"/>
+          <w:numId w:val="1013"/>
         </w:numPr>
       </w:pPr>
       <w:r>
@@ -19491,7 +19340,7 @@
         <w:pStyle w:val="Compact"/>
         <w:numPr>
           <w:ilvl w:val="0"/>
-          <w:numId w:val="1005"/>
+          <w:numId w:val="1013"/>
         </w:numPr>
       </w:pPr>
       <w:r>
@@ -19548,7 +19397,7 @@
         <w:pStyle w:val="Compact"/>
         <w:numPr>
           <w:ilvl w:val="0"/>
-          <w:numId w:val="1005"/>
+          <w:numId w:val="1013"/>
         </w:numPr>
       </w:pPr>
       <w:r>
@@ -19605,7 +19454,7 @@
         <w:pStyle w:val="Compact"/>
         <w:numPr>
           <w:ilvl w:val="0"/>
-          <w:numId w:val="1005"/>
+          <w:numId w:val="1013"/>
         </w:numPr>
       </w:pPr>
       <w:r>
@@ -23395,6 +23244,131 @@
         </w:rPr>
         <w:t>：</w:t>
       </w:r>
+    </w:p>
+    <w:p>
+      <w:pPr>
+        <w:pStyle w:val="Compact"/>
+        <w:numPr>
+          <w:ilvl w:val="0"/>
+          <w:numId w:val="1014"/>
+        </w:numPr>
+      </w:pPr>
+      <w:r>
+        <w:rPr>
+          <w:rFonts w:ascii="Times New Roman" w:hAnsi="Times New Roman" w:eastAsia="Times New Roman" w:cs="Times New Roman"/>
+          <w:b/>
+          <w:bCs/>
+        </w:rPr>
+        <w:t xml:space="preserve">Claisen </w:t>
+      </w:r>
+      <w:r>
+        <w:rPr>
+          <w:rFonts w:hint="eastAsia" w:ascii="Times New Roman" w:hAnsi="Times New Roman" w:eastAsia="FangSong" w:cs="Times New Roman"/>
+          <w:b/>
+          <w:bCs/>
+        </w:rPr>
+        <w:t xml:space="preserve">缩合</w:t>
+      </w:r>
+      <w:r>
+        <w:rPr>
+          <w:rFonts w:hint="eastAsia" w:ascii="Times New Roman" w:hAnsi="Times New Roman" w:eastAsia="Times New Roman" w:cs="Times New Roman"/>
+        </w:rPr>
+        <w:t xml:space="preserve">：2</w:t>
+      </w:r>
+      <w:r>
+        <w:rPr>
+          <w:rFonts w:ascii="Times New Roman" w:hAnsi="Times New Roman" w:eastAsia="Times New Roman" w:cs="Times New Roman"/>
+        </w:rPr>
+        <w:t xml:space="preserve"> CH</w:t>
+      </w:r>
+      <w:r>
+        <w:rPr>
+          <w:rFonts w:ascii="Times New Roman" w:hAnsi="Times New Roman" w:eastAsia="Times New Roman" w:cs="Times New Roman"/>
+          <w:vertAlign w:val="subscript"/>
+        </w:rPr>
+        <w:t>3</w:t>
+      </w:r>
+      <w:r>
+        <w:rPr>
+          <w:rFonts w:ascii="Times New Roman" w:hAnsi="Times New Roman" w:eastAsia="Times New Roman" w:cs="Times New Roman"/>
+        </w:rPr>
+        <w:t xml:space="preserve">COOEt + NaOEt → </w:t>
+      </w:r>
+      <w:r>
+        <w:rPr>
+          <w:rFonts w:hint="eastAsia" w:ascii="Times New Roman" w:hAnsi="Times New Roman" w:eastAsia="FangSong" w:cs="Times New Roman"/>
+        </w:rPr>
+        <w:t xml:space="preserve">乙酰乙酸乙酯</w:t>
+      </w:r>
+    </w:p>
+    <w:p>
+      <w:pPr>
+        <w:pStyle w:val="Compact"/>
+        <w:numPr>
+          <w:ilvl w:val="0"/>
+          <w:numId w:val="1014"/>
+        </w:numPr>
+      </w:pPr>
+      <w:r>
+        <w:rPr>
+          <w:rFonts w:hint="eastAsia" w:ascii="Times New Roman" w:hAnsi="Times New Roman" w:eastAsia="FangSong" w:cs="Times New Roman"/>
+          <w:b/>
+          <w:bCs/>
+        </w:rPr>
+        <w:t xml:space="preserve">交叉</w:t>
+      </w:r>
+      <w:r>
+        <w:rPr>
+          <w:rFonts w:ascii="Times New Roman" w:hAnsi="Times New Roman" w:eastAsia="Times New Roman" w:cs="Times New Roman"/>
+          <w:b/>
+          <w:bCs/>
+        </w:rPr>
+        <w:t xml:space="preserve"> Aldol + </w:t>
+      </w:r>
+      <w:r>
+        <w:rPr>
+          <w:rFonts w:hint="eastAsia" w:ascii="Times New Roman" w:hAnsi="Times New Roman" w:eastAsia="FangSong" w:cs="Times New Roman"/>
+          <w:b/>
+          <w:bCs/>
+        </w:rPr>
+        <w:t xml:space="preserve">脱水</w:t>
+      </w:r>
+      <w:r>
+        <w:rPr>
+          <w:rFonts w:hint="eastAsia" w:ascii="Times New Roman" w:hAnsi="Times New Roman" w:eastAsia="Times New Roman" w:cs="Times New Roman"/>
+        </w:rPr>
+        <w:t>：</w:t>
+      </w:r>
+      <w:r>
+        <w:rPr>
+          <w:rFonts w:hint="eastAsia" w:ascii="Times New Roman" w:hAnsi="Times New Roman" w:eastAsia="FangSong" w:cs="Times New Roman"/>
+        </w:rPr>
+        <w:t>乙酰乙酸乙酯烯醇盐</w:t>
+      </w:r>
+      <w:r>
+        <w:rPr>
+          <w:rFonts w:ascii="Times New Roman" w:hAnsi="Times New Roman" w:eastAsia="Times New Roman" w:cs="Times New Roman"/>
+        </w:rPr>
+        <w:t xml:space="preserve"> + </w:t>
+      </w:r>
+      <w:r>
+        <w:rPr>
+          <w:rFonts w:hint="eastAsia" w:ascii="Times New Roman" w:hAnsi="Times New Roman" w:eastAsia="FangSong" w:cs="Times New Roman"/>
+        </w:rPr>
+        <w:t>苯甲醛</w:t>
+      </w:r>
+      <w:r>
+        <w:rPr>
+          <w:rFonts w:hint="eastAsia" w:ascii="Times New Roman" w:hAnsi="Times New Roman" w:eastAsia="Times New Roman" w:cs="Times New Roman"/>
+        </w:rPr>
+        <w:t>（</w:t>
+      </w:r>
+      <w:r>
+        <w:rPr>
+          <w:rFonts w:hint="eastAsia" w:ascii="Times New Roman" w:hAnsi="Times New Roman" w:eastAsia="FangSong" w:cs="Times New Roman"/>
+        </w:rPr>
+        <w:t>无</w:t>
+      </w:r>
       <w:r>
         <w:rPr>
           <w:rFonts w:ascii="Times New Roman" w:hAnsi="Times New Roman" w:eastAsia="Times New Roman" w:cs="Times New Roman"/>
@@ -23403,9 +23377,21 @@
       </w:r>
       <w:r>
         <w:rPr>
-          <w:rFonts w:ascii="Times New Roman" w:hAnsi="Times New Roman" w:eastAsia="Times New Roman" w:cs="Times New Roman"/>
-        </w:rPr>
-        <w:t xml:space="preserve">1.</w:t>
+          <w:rFonts w:hint="eastAsia" w:ascii="Times New Roman" w:hAnsi="Times New Roman" w:eastAsia="Times New Roman" w:cs="Times New Roman"/>
+        </w:rPr>
+        <w:t>α-H，</w:t>
+      </w:r>
+      <w:r>
+        <w:rPr>
+          <w:rFonts w:hint="eastAsia" w:ascii="Times New Roman" w:hAnsi="Times New Roman" w:eastAsia="FangSong" w:cs="Times New Roman"/>
+        </w:rPr>
+        <w:t>只能做受体</w:t>
+      </w:r>
+      <w:r>
+        <w:rPr>
+          <w:rFonts w:hint="eastAsia" w:ascii="Times New Roman" w:hAnsi="Times New Roman" w:eastAsia="Times New Roman" w:cs="Times New Roman"/>
+        </w:rPr>
+        <w:t>）→</w:t>
       </w:r>
       <w:r>
         <w:rPr>
@@ -23415,50 +23401,28 @@
       </w:r>
       <w:r>
         <w:rPr>
-          <w:rFonts w:ascii="Times New Roman" w:hAnsi="Times New Roman" w:eastAsia="Times New Roman" w:cs="Times New Roman"/>
-          <w:b/>
-          <w:bCs/>
-        </w:rPr>
-        <w:t xml:space="preserve">Claisen </w:t>
-      </w:r>
-      <w:r>
-        <w:rPr>
-          <w:rFonts w:hint="eastAsia" w:ascii="Times New Roman" w:hAnsi="Times New Roman" w:eastAsia="FangSong" w:cs="Times New Roman"/>
-          <w:b/>
-          <w:bCs/>
-        </w:rPr>
-        <w:t xml:space="preserve">缩合</w:t>
-      </w:r>
-      <w:r>
-        <w:rPr>
-          <w:rFonts w:hint="eastAsia" w:ascii="Times New Roman" w:hAnsi="Times New Roman" w:eastAsia="Times New Roman" w:cs="Times New Roman"/>
-        </w:rPr>
-        <w:t xml:space="preserve">：2</w:t>
-      </w:r>
-      <w:r>
-        <w:rPr>
-          <w:rFonts w:ascii="Times New Roman" w:hAnsi="Times New Roman" w:eastAsia="Times New Roman" w:cs="Times New Roman"/>
-        </w:rPr>
-        <w:t xml:space="preserve"> CH</w:t>
-      </w:r>
-      <w:r>
-        <w:rPr>
-          <w:rFonts w:ascii="Times New Roman" w:hAnsi="Times New Roman" w:eastAsia="Times New Roman" w:cs="Times New Roman"/>
+          <w:rFonts w:hint="eastAsia" w:ascii="Times New Roman" w:hAnsi="Times New Roman" w:eastAsia="Times New Roman" w:cs="Times New Roman"/>
+        </w:rPr>
+        <w:t>PhCH=C(COCH</w:t>
+      </w:r>
+      <w:r>
+        <w:rPr>
+          <w:rFonts w:hint="eastAsia" w:ascii="Times New Roman" w:hAnsi="Times New Roman" w:eastAsia="Times New Roman" w:cs="Times New Roman"/>
           <w:vertAlign w:val="subscript"/>
         </w:rPr>
         <w:t>3</w:t>
       </w:r>
       <w:r>
         <w:rPr>
-          <w:rFonts w:ascii="Times New Roman" w:hAnsi="Times New Roman" w:eastAsia="Times New Roman" w:cs="Times New Roman"/>
-        </w:rPr>
-        <w:t xml:space="preserve">COOEt + NaOEt → </w:t>
-      </w:r>
-      <w:r>
-        <w:rPr>
-          <w:rFonts w:hint="eastAsia" w:ascii="Times New Roman" w:hAnsi="Times New Roman" w:eastAsia="FangSong" w:cs="Times New Roman"/>
-        </w:rPr>
-        <w:t xml:space="preserve">乙酰乙酸乙酯</w:t>
+          <w:rFonts w:hint="eastAsia" w:ascii="Times New Roman" w:hAnsi="Times New Roman" w:eastAsia="Times New Roman" w:cs="Times New Roman"/>
+        </w:rPr>
+        <w:t>)COOEt（α,β-</w:t>
+      </w:r>
+      <w:r>
+        <w:rPr>
+          <w:rFonts w:hint="eastAsia" w:ascii="Times New Roman" w:hAnsi="Times New Roman" w:eastAsia="FangSong" w:cs="Times New Roman"/>
+        </w:rPr>
+        <w:t>不饱和</w:t>
       </w:r>
       <w:r>
         <w:rPr>
@@ -23468,139 +23432,6 @@
       </w:r>
       <w:r>
         <w:rPr>
-          <w:rFonts w:ascii="Times New Roman" w:hAnsi="Times New Roman" w:eastAsia="Times New Roman" w:cs="Times New Roman"/>
-        </w:rPr>
-        <w:t xml:space="preserve">2.</w:t>
-      </w:r>
-      <w:r>
-        <w:rPr>
-          <w:rFonts w:ascii="Times New Roman" w:hAnsi="Times New Roman" w:eastAsia="Times New Roman" w:cs="Times New Roman"/>
-        </w:rPr>
-        <w:t xml:space="preserve"> </w:t>
-      </w:r>
-      <w:r>
-        <w:rPr>
-          <w:rFonts w:hint="eastAsia" w:ascii="Times New Roman" w:hAnsi="Times New Roman" w:eastAsia="FangSong" w:cs="Times New Roman"/>
-          <w:b/>
-          <w:bCs/>
-        </w:rPr>
-        <w:t xml:space="preserve">交叉</w:t>
-      </w:r>
-      <w:r>
-        <w:rPr>
-          <w:rFonts w:ascii="Times New Roman" w:hAnsi="Times New Roman" w:eastAsia="Times New Roman" w:cs="Times New Roman"/>
-          <w:b/>
-          <w:bCs/>
-        </w:rPr>
-        <w:t xml:space="preserve"> Aldol + </w:t>
-      </w:r>
-      <w:r>
-        <w:rPr>
-          <w:rFonts w:hint="eastAsia" w:ascii="Times New Roman" w:hAnsi="Times New Roman" w:eastAsia="FangSong" w:cs="Times New Roman"/>
-          <w:b/>
-          <w:bCs/>
-        </w:rPr>
-        <w:t xml:space="preserve">脱水</w:t>
-      </w:r>
-      <w:r>
-        <w:rPr>
-          <w:rFonts w:hint="eastAsia" w:ascii="Times New Roman" w:hAnsi="Times New Roman" w:eastAsia="Times New Roman" w:cs="Times New Roman"/>
-        </w:rPr>
-        <w:t>：</w:t>
-      </w:r>
-      <w:r>
-        <w:rPr>
-          <w:rFonts w:hint="eastAsia" w:ascii="Times New Roman" w:hAnsi="Times New Roman" w:eastAsia="FangSong" w:cs="Times New Roman"/>
-        </w:rPr>
-        <w:t>乙酰乙酸乙酯烯醇盐</w:t>
-      </w:r>
-      <w:r>
-        <w:rPr>
-          <w:rFonts w:ascii="Times New Roman" w:hAnsi="Times New Roman" w:eastAsia="Times New Roman" w:cs="Times New Roman"/>
-        </w:rPr>
-        <w:t xml:space="preserve"> + </w:t>
-      </w:r>
-      <w:r>
-        <w:rPr>
-          <w:rFonts w:hint="eastAsia" w:ascii="Times New Roman" w:hAnsi="Times New Roman" w:eastAsia="FangSong" w:cs="Times New Roman"/>
-        </w:rPr>
-        <w:t>苯甲醛</w:t>
-      </w:r>
-      <w:r>
-        <w:rPr>
-          <w:rFonts w:hint="eastAsia" w:ascii="Times New Roman" w:hAnsi="Times New Roman" w:eastAsia="Times New Roman" w:cs="Times New Roman"/>
-        </w:rPr>
-        <w:t>（</w:t>
-      </w:r>
-      <w:r>
-        <w:rPr>
-          <w:rFonts w:hint="eastAsia" w:ascii="Times New Roman" w:hAnsi="Times New Roman" w:eastAsia="FangSong" w:cs="Times New Roman"/>
-        </w:rPr>
-        <w:t>无</w:t>
-      </w:r>
-      <w:r>
-        <w:rPr>
-          <w:rFonts w:ascii="Times New Roman" w:hAnsi="Times New Roman" w:eastAsia="Times New Roman" w:cs="Times New Roman"/>
-        </w:rPr>
-        <w:t xml:space="preserve"> </w:t>
-      </w:r>
-      <w:r>
-        <w:rPr>
-          <w:rFonts w:hint="eastAsia" w:ascii="Times New Roman" w:hAnsi="Times New Roman" w:eastAsia="Times New Roman" w:cs="Times New Roman"/>
-        </w:rPr>
-        <w:t>α-H，</w:t>
-      </w:r>
-      <w:r>
-        <w:rPr>
-          <w:rFonts w:hint="eastAsia" w:ascii="Times New Roman" w:hAnsi="Times New Roman" w:eastAsia="FangSong" w:cs="Times New Roman"/>
-        </w:rPr>
-        <w:t>只能做受体</w:t>
-      </w:r>
-      <w:r>
-        <w:rPr>
-          <w:rFonts w:hint="eastAsia" w:ascii="Times New Roman" w:hAnsi="Times New Roman" w:eastAsia="Times New Roman" w:cs="Times New Roman"/>
-        </w:rPr>
-        <w:t>）→</w:t>
-      </w:r>
-      <w:r>
-        <w:rPr>
-          <w:rFonts w:ascii="Times New Roman" w:hAnsi="Times New Roman" w:eastAsia="Times New Roman" w:cs="Times New Roman"/>
-        </w:rPr>
-        <w:t xml:space="preserve"> </w:t>
-      </w:r>
-      <w:r>
-        <w:rPr>
-          <w:rFonts w:hint="eastAsia" w:ascii="Times New Roman" w:hAnsi="Times New Roman" w:eastAsia="Times New Roman" w:cs="Times New Roman"/>
-        </w:rPr>
-        <w:t>PhCH=C(COCH</w:t>
-      </w:r>
-      <w:r>
-        <w:rPr>
-          <w:rFonts w:hint="eastAsia" w:ascii="Times New Roman" w:hAnsi="Times New Roman" w:eastAsia="Times New Roman" w:cs="Times New Roman"/>
-          <w:vertAlign w:val="subscript"/>
-        </w:rPr>
-        <w:t>3</w:t>
-      </w:r>
-      <w:r>
-        <w:rPr>
-          <w:rFonts w:hint="eastAsia" w:ascii="Times New Roman" w:hAnsi="Times New Roman" w:eastAsia="Times New Roman" w:cs="Times New Roman"/>
-        </w:rPr>
-        <w:t>)COOEt（α,β-</w:t>
-      </w:r>
-      <w:r>
-        <w:rPr>
-          <w:rFonts w:hint="eastAsia" w:ascii="Times New Roman" w:hAnsi="Times New Roman" w:eastAsia="FangSong" w:cs="Times New Roman"/>
-        </w:rPr>
-        <w:t>不饱和</w:t>
-      </w:r>
-      <w:r>
-        <w:rPr>
-          <w:rFonts w:ascii="Times New Roman" w:hAnsi="Times New Roman" w:eastAsia="Times New Roman" w:cs="Times New Roman"/>
-        </w:rPr>
-        <w:t xml:space="preserve"> </w:t>
-      </w:r>
-      <w:r>
-        <w:rPr>
           <w:rFonts w:hint="eastAsia" w:ascii="Times New Roman" w:hAnsi="Times New Roman" w:eastAsia="Times New Roman" w:cs="Times New Roman"/>
         </w:rPr>
         <w:t>β-</w:t>
@@ -23617,24 +23448,15 @@
         </w:rPr>
         <w:t>）</w:t>
       </w:r>
-      <w:r>
-        <w:rPr>
-          <w:rFonts w:ascii="Times New Roman" w:hAnsi="Times New Roman" w:eastAsia="Times New Roman" w:cs="Times New Roman"/>
-        </w:rPr>
-        <w:t xml:space="preserve"> </w:t>
-      </w:r>
-      <w:r>
-        <w:rPr>
-          <w:rFonts w:ascii="Times New Roman" w:hAnsi="Times New Roman" w:eastAsia="Times New Roman" w:cs="Times New Roman"/>
-        </w:rPr>
-        <w:t xml:space="preserve">3.</w:t>
-      </w:r>
-      <w:r>
-        <w:rPr>
-          <w:rFonts w:ascii="Times New Roman" w:hAnsi="Times New Roman" w:eastAsia="Times New Roman" w:cs="Times New Roman"/>
-        </w:rPr>
-        <w:t xml:space="preserve"> </w:t>
-      </w:r>
+    </w:p>
+    <w:p>
+      <w:pPr>
+        <w:pStyle w:val="Compact"/>
+        <w:numPr>
+          <w:ilvl w:val="0"/>
+          <w:numId w:val="1014"/>
+        </w:numPr>
+      </w:pPr>
       <w:r>
         <w:rPr>
           <w:rFonts w:hint="eastAsia" w:ascii="Times New Roman" w:hAnsi="Times New Roman" w:eastAsia="FangSong" w:cs="Times New Roman"/>
@@ -24268,7 +24090,277 @@
     </w:lvlOverride>
   </w:num>
   <w:num w:numId="1005">
+    <w:abstractNumId w:val="99411"/>
+    <w:lvlOverride w:ilvl="0">
+      <w:startOverride w:val="1"/>
+    </w:lvlOverride>
+    <w:lvlOverride w:ilvl="1">
+      <w:startOverride w:val="1"/>
+    </w:lvlOverride>
+    <w:lvlOverride w:ilvl="2">
+      <w:startOverride w:val="1"/>
+    </w:lvlOverride>
+    <w:lvlOverride w:ilvl="3">
+      <w:startOverride w:val="1"/>
+    </w:lvlOverride>
+    <w:lvlOverride w:ilvl="4">
+      <w:startOverride w:val="1"/>
+    </w:lvlOverride>
+    <w:lvlOverride w:ilvl="5">
+      <w:startOverride w:val="1"/>
+    </w:lvlOverride>
+    <w:lvlOverride w:ilvl="6">
+      <w:startOverride w:val="1"/>
+    </w:lvlOverride>
+    <w:lvlOverride w:ilvl="7">
+      <w:startOverride w:val="1"/>
+    </w:lvlOverride>
+    <w:lvlOverride w:ilvl="8">
+      <w:startOverride w:val="1"/>
+    </w:lvlOverride>
+  </w:num>
+  <w:num w:numId="1006">
+    <w:abstractNumId w:val="99411"/>
+    <w:lvlOverride w:ilvl="0">
+      <w:startOverride w:val="1"/>
+    </w:lvlOverride>
+    <w:lvlOverride w:ilvl="1">
+      <w:startOverride w:val="1"/>
+    </w:lvlOverride>
+    <w:lvlOverride w:ilvl="2">
+      <w:startOverride w:val="1"/>
+    </w:lvlOverride>
+    <w:lvlOverride w:ilvl="3">
+      <w:startOverride w:val="1"/>
+    </w:lvlOverride>
+    <w:lvlOverride w:ilvl="4">
+      <w:startOverride w:val="1"/>
+    </w:lvlOverride>
+    <w:lvlOverride w:ilvl="5">
+      <w:startOverride w:val="1"/>
+    </w:lvlOverride>
+    <w:lvlOverride w:ilvl="6">
+      <w:startOverride w:val="1"/>
+    </w:lvlOverride>
+    <w:lvlOverride w:ilvl="7">
+      <w:startOverride w:val="1"/>
+    </w:lvlOverride>
+    <w:lvlOverride w:ilvl="8">
+      <w:startOverride w:val="1"/>
+    </w:lvlOverride>
+  </w:num>
+  <w:num w:numId="1007">
+    <w:abstractNumId w:val="99411"/>
+    <w:lvlOverride w:ilvl="0">
+      <w:startOverride w:val="1"/>
+    </w:lvlOverride>
+    <w:lvlOverride w:ilvl="1">
+      <w:startOverride w:val="1"/>
+    </w:lvlOverride>
+    <w:lvlOverride w:ilvl="2">
+      <w:startOverride w:val="1"/>
+    </w:lvlOverride>
+    <w:lvlOverride w:ilvl="3">
+      <w:startOverride w:val="1"/>
+    </w:lvlOverride>
+    <w:lvlOverride w:ilvl="4">
+      <w:startOverride w:val="1"/>
+    </w:lvlOverride>
+    <w:lvlOverride w:ilvl="5">
+      <w:startOverride w:val="1"/>
+    </w:lvlOverride>
+    <w:lvlOverride w:ilvl="6">
+      <w:startOverride w:val="1"/>
+    </w:lvlOverride>
+    <w:lvlOverride w:ilvl="7">
+      <w:startOverride w:val="1"/>
+    </w:lvlOverride>
+    <w:lvlOverride w:ilvl="8">
+      <w:startOverride w:val="1"/>
+    </w:lvlOverride>
+  </w:num>
+  <w:num w:numId="1008">
+    <w:abstractNumId w:val="99411"/>
+    <w:lvlOverride w:ilvl="0">
+      <w:startOverride w:val="1"/>
+    </w:lvlOverride>
+    <w:lvlOverride w:ilvl="1">
+      <w:startOverride w:val="1"/>
+    </w:lvlOverride>
+    <w:lvlOverride w:ilvl="2">
+      <w:startOverride w:val="1"/>
+    </w:lvlOverride>
+    <w:lvlOverride w:ilvl="3">
+      <w:startOverride w:val="1"/>
+    </w:lvlOverride>
+    <w:lvlOverride w:ilvl="4">
+      <w:startOverride w:val="1"/>
+    </w:lvlOverride>
+    <w:lvlOverride w:ilvl="5">
+      <w:startOverride w:val="1"/>
+    </w:lvlOverride>
+    <w:lvlOverride w:ilvl="6">
+      <w:startOverride w:val="1"/>
+    </w:lvlOverride>
+    <w:lvlOverride w:ilvl="7">
+      <w:startOverride w:val="1"/>
+    </w:lvlOverride>
+    <w:lvlOverride w:ilvl="8">
+      <w:startOverride w:val="1"/>
+    </w:lvlOverride>
+  </w:num>
+  <w:num w:numId="1009">
+    <w:abstractNumId w:val="99411"/>
+    <w:lvlOverride w:ilvl="0">
+      <w:startOverride w:val="1"/>
+    </w:lvlOverride>
+    <w:lvlOverride w:ilvl="1">
+      <w:startOverride w:val="1"/>
+    </w:lvlOverride>
+    <w:lvlOverride w:ilvl="2">
+      <w:startOverride w:val="1"/>
+    </w:lvlOverride>
+    <w:lvlOverride w:ilvl="3">
+      <w:startOverride w:val="1"/>
+    </w:lvlOverride>
+    <w:lvlOverride w:ilvl="4">
+      <w:startOverride w:val="1"/>
+    </w:lvlOverride>
+    <w:lvlOverride w:ilvl="5">
+      <w:startOverride w:val="1"/>
+    </w:lvlOverride>
+    <w:lvlOverride w:ilvl="6">
+      <w:startOverride w:val="1"/>
+    </w:lvlOverride>
+    <w:lvlOverride w:ilvl="7">
+      <w:startOverride w:val="1"/>
+    </w:lvlOverride>
+    <w:lvlOverride w:ilvl="8">
+      <w:startOverride w:val="1"/>
+    </w:lvlOverride>
+  </w:num>
+  <w:num w:numId="1010">
+    <w:abstractNumId w:val="99411"/>
+    <w:lvlOverride w:ilvl="0">
+      <w:startOverride w:val="1"/>
+    </w:lvlOverride>
+    <w:lvlOverride w:ilvl="1">
+      <w:startOverride w:val="1"/>
+    </w:lvlOverride>
+    <w:lvlOverride w:ilvl="2">
+      <w:startOverride w:val="1"/>
+    </w:lvlOverride>
+    <w:lvlOverride w:ilvl="3">
+      <w:startOverride w:val="1"/>
+    </w:lvlOverride>
+    <w:lvlOverride w:ilvl="4">
+      <w:startOverride w:val="1"/>
+    </w:lvlOverride>
+    <w:lvlOverride w:ilvl="5">
+      <w:startOverride w:val="1"/>
+    </w:lvlOverride>
+    <w:lvlOverride w:ilvl="6">
+      <w:startOverride w:val="1"/>
+    </w:lvlOverride>
+    <w:lvlOverride w:ilvl="7">
+      <w:startOverride w:val="1"/>
+    </w:lvlOverride>
+    <w:lvlOverride w:ilvl="8">
+      <w:startOverride w:val="1"/>
+    </w:lvlOverride>
+  </w:num>
+  <w:num w:numId="1011">
+    <w:abstractNumId w:val="99411"/>
+    <w:lvlOverride w:ilvl="0">
+      <w:startOverride w:val="1"/>
+    </w:lvlOverride>
+    <w:lvlOverride w:ilvl="1">
+      <w:startOverride w:val="1"/>
+    </w:lvlOverride>
+    <w:lvlOverride w:ilvl="2">
+      <w:startOverride w:val="1"/>
+    </w:lvlOverride>
+    <w:lvlOverride w:ilvl="3">
+      <w:startOverride w:val="1"/>
+    </w:lvlOverride>
+    <w:lvlOverride w:ilvl="4">
+      <w:startOverride w:val="1"/>
+    </w:lvlOverride>
+    <w:lvlOverride w:ilvl="5">
+      <w:startOverride w:val="1"/>
+    </w:lvlOverride>
+    <w:lvlOverride w:ilvl="6">
+      <w:startOverride w:val="1"/>
+    </w:lvlOverride>
+    <w:lvlOverride w:ilvl="7">
+      <w:startOverride w:val="1"/>
+    </w:lvlOverride>
+    <w:lvlOverride w:ilvl="8">
+      <w:startOverride w:val="1"/>
+    </w:lvlOverride>
+  </w:num>
+  <w:num w:numId="1012">
+    <w:abstractNumId w:val="99411"/>
+    <w:lvlOverride w:ilvl="0">
+      <w:startOverride w:val="1"/>
+    </w:lvlOverride>
+    <w:lvlOverride w:ilvl="1">
+      <w:startOverride w:val="1"/>
+    </w:lvlOverride>
+    <w:lvlOverride w:ilvl="2">
+      <w:startOverride w:val="1"/>
+    </w:lvlOverride>
+    <w:lvlOverride w:ilvl="3">
+      <w:startOverride w:val="1"/>
+    </w:lvlOverride>
+    <w:lvlOverride w:ilvl="4">
+      <w:startOverride w:val="1"/>
+    </w:lvlOverride>
+    <w:lvlOverride w:ilvl="5">
+      <w:startOverride w:val="1"/>
+    </w:lvlOverride>
+    <w:lvlOverride w:ilvl="6">
+      <w:startOverride w:val="1"/>
+    </w:lvlOverride>
+    <w:lvlOverride w:ilvl="7">
+      <w:startOverride w:val="1"/>
+    </w:lvlOverride>
+    <w:lvlOverride w:ilvl="8">
+      <w:startOverride w:val="1"/>
+    </w:lvlOverride>
+  </w:num>
+  <w:num w:numId="1013">
     <w:abstractNumId w:val="991"/>
+  </w:num>
+  <w:num w:numId="1014">
+    <w:abstractNumId w:val="99411"/>
+    <w:lvlOverride w:ilvl="0">
+      <w:startOverride w:val="1"/>
+    </w:lvlOverride>
+    <w:lvlOverride w:ilvl="1">
+      <w:startOverride w:val="1"/>
+    </w:lvlOverride>
+    <w:lvlOverride w:ilvl="2">
+      <w:startOverride w:val="1"/>
+    </w:lvlOverride>
+    <w:lvlOverride w:ilvl="3">
+      <w:startOverride w:val="1"/>
+    </w:lvlOverride>
+    <w:lvlOverride w:ilvl="4">
+      <w:startOverride w:val="1"/>
+    </w:lvlOverride>
+    <w:lvlOverride w:ilvl="5">
+      <w:startOverride w:val="1"/>
+    </w:lvlOverride>
+    <w:lvlOverride w:ilvl="6">
+      <w:startOverride w:val="1"/>
+    </w:lvlOverride>
+    <w:lvlOverride w:ilvl="7">
+      <w:startOverride w:val="1"/>
+    </w:lvlOverride>
+    <w:lvlOverride w:ilvl="8">
+      <w:startOverride w:val="1"/>
+    </w:lvlOverride>
   </w:num>
 </w:numbering>
 </file>

--- a/06-学生侧材料/讲义/有机化学/羰基化学与缩合反应.docx
+++ b/06-学生侧材料/讲义/有机化学/羰基化学与缩合反应.docx
@@ -18316,59 +18316,53 @@
     </w:p>
     <w:p>
       <w:pPr>
-        <w:pStyle w:val="SourceCode"/>
+        <w:pStyle w:val="Compact"/>
+        <w:numPr>
+          <w:ilvl w:val="0"/>
+          <w:numId w:val="1012"/>
+        </w:numPr>
       </w:pPr>
       <w:r>
         <w:rPr>
-          <w:rStyle w:val="VerbatimChar"/>
           <w:rFonts w:hint="eastAsia" w:ascii="Times New Roman" w:hAnsi="Times New Roman" w:eastAsia="FangSong" w:cs="Times New Roman"/>
         </w:rPr>
         <w:t xml:space="preserve">出现羰基体系</w:t>
       </w:r>
-      <w:r>
-        <w:rPr>
-          <w:rFonts w:ascii="Times New Roman" w:hAnsi="Times New Roman" w:eastAsia="Times New Roman" w:cs="Times New Roman"/>
-        </w:rPr>
-        <w:br/>
-      </w:r>
-      <w:r>
-        <w:rPr>
-          <w:rStyle w:val="VerbatimChar"/>
-          <w:rFonts w:ascii="Times New Roman" w:hAnsi="Times New Roman" w:eastAsia="Times New Roman" w:cs="Times New Roman"/>
-        </w:rPr>
-        <w:t xml:space="preserve">├── </w:t>
-      </w:r>
-      <w:r>
-        <w:rPr>
-          <w:rStyle w:val="VerbatimChar"/>
+    </w:p>
+    <w:p>
+      <w:pPr>
+        <w:pStyle w:val="Compact"/>
+        <w:numPr>
+          <w:ilvl w:val="1"/>
+          <w:numId w:val="1013"/>
+        </w:numPr>
+      </w:pPr>
+      <w:r>
+        <w:rPr>
           <w:rFonts w:hint="eastAsia" w:ascii="Times New Roman" w:hAnsi="Times New Roman" w:eastAsia="FangSong" w:cs="Times New Roman"/>
         </w:rPr>
         <w:t>亲核加成主线</w:t>
       </w:r>
       <w:r>
         <w:rPr>
-          <w:rStyle w:val="VerbatimChar"/>
           <w:rFonts w:hint="eastAsia" w:ascii="Times New Roman" w:hAnsi="Times New Roman" w:eastAsia="Times New Roman" w:cs="Times New Roman"/>
         </w:rPr>
         <w:t>（</w:t>
       </w:r>
       <w:r>
         <w:rPr>
-          <w:rStyle w:val="VerbatimChar"/>
           <w:rFonts w:hint="eastAsia" w:ascii="Times New Roman" w:hAnsi="Times New Roman" w:eastAsia="FangSong" w:cs="Times New Roman"/>
         </w:rPr>
         <w:t>醛酮</w:t>
       </w:r>
       <w:r>
         <w:rPr>
-          <w:rStyle w:val="VerbatimChar"/>
           <w:rFonts w:ascii="Times New Roman" w:hAnsi="Times New Roman" w:eastAsia="Times New Roman" w:cs="Times New Roman"/>
         </w:rPr>
         <w:t xml:space="preserve"> + Nu</w:t>
       </w:r>
       <w:r>
         <w:rPr>
-          <w:rStyle w:val="VerbatimChar"/>
           <w:rFonts w:ascii="Times New Roman" w:hAnsi="Times New Roman" w:eastAsia="Times New Roman" w:cs="Times New Roman"/>
           <w:vertAlign w:val="superscript"/>
         </w:rPr>
@@ -18376,111 +18370,93 @@
       </w:r>
       <w:r>
         <w:rPr>
-          <w:rStyle w:val="VerbatimChar"/>
           <w:rFonts w:ascii="Times New Roman" w:hAnsi="Times New Roman" w:eastAsia="Times New Roman" w:cs="Times New Roman"/>
         </w:rPr>
         <w:t xml:space="preserve"> → </w:t>
       </w:r>
       <w:r>
         <w:rPr>
-          <w:rStyle w:val="VerbatimChar"/>
           <w:rFonts w:hint="eastAsia" w:ascii="Times New Roman" w:hAnsi="Times New Roman" w:eastAsia="FangSong" w:cs="Times New Roman"/>
         </w:rPr>
         <w:t xml:space="preserve">四面体</w:t>
       </w:r>
       <w:r>
         <w:rPr>
-          <w:rStyle w:val="VerbatimChar"/>
           <w:rFonts w:ascii="Times New Roman" w:hAnsi="Times New Roman" w:eastAsia="Times New Roman" w:cs="Times New Roman"/>
         </w:rPr>
         <w:t xml:space="preserve"> → </w:t>
       </w:r>
       <w:r>
         <w:rPr>
-          <w:rStyle w:val="VerbatimChar"/>
           <w:rFonts w:hint="eastAsia" w:ascii="Times New Roman" w:hAnsi="Times New Roman" w:eastAsia="FangSong" w:cs="Times New Roman"/>
         </w:rPr>
         <w:t>醇</w:t>
       </w:r>
       <w:r>
         <w:rPr>
-          <w:rStyle w:val="VerbatimChar"/>
           <w:rFonts w:hint="eastAsia" w:ascii="Times New Roman" w:hAnsi="Times New Roman" w:eastAsia="Times New Roman" w:cs="Times New Roman"/>
         </w:rPr>
         <w:t>/</w:t>
       </w:r>
       <w:r>
         <w:rPr>
-          <w:rStyle w:val="VerbatimChar"/>
           <w:rFonts w:hint="eastAsia" w:ascii="Times New Roman" w:hAnsi="Times New Roman" w:eastAsia="FangSong" w:cs="Times New Roman"/>
         </w:rPr>
         <w:t>缩醛</w:t>
       </w:r>
       <w:r>
         <w:rPr>
-          <w:rStyle w:val="VerbatimChar"/>
           <w:rFonts w:hint="eastAsia" w:ascii="Times New Roman" w:hAnsi="Times New Roman" w:eastAsia="Times New Roman" w:cs="Times New Roman"/>
         </w:rPr>
         <w:t>/</w:t>
       </w:r>
       <w:r>
         <w:rPr>
-          <w:rStyle w:val="VerbatimChar"/>
           <w:rFonts w:hint="eastAsia" w:ascii="Times New Roman" w:hAnsi="Times New Roman" w:eastAsia="FangSong" w:cs="Times New Roman"/>
         </w:rPr>
         <w:t>氰醇</w:t>
       </w:r>
       <w:r>
         <w:rPr>
-          <w:rStyle w:val="VerbatimChar"/>
           <w:rFonts w:hint="eastAsia" w:ascii="Times New Roman" w:hAnsi="Times New Roman" w:eastAsia="Times New Roman" w:cs="Times New Roman"/>
         </w:rPr>
         <w:t>）</w:t>
       </w:r>
-      <w:r>
-        <w:rPr>
-          <w:rFonts w:ascii="Times New Roman" w:hAnsi="Times New Roman" w:eastAsia="Times New Roman" w:cs="Times New Roman"/>
-        </w:rPr>
-        <w:br/>
-      </w:r>
-      <w:r>
-        <w:rPr>
-          <w:rStyle w:val="VerbatimChar"/>
-          <w:rFonts w:ascii="Times New Roman" w:hAnsi="Times New Roman" w:eastAsia="Times New Roman" w:cs="Times New Roman"/>
-        </w:rPr>
-        <w:t xml:space="preserve">├── </w:t>
-      </w:r>
-      <w:r>
-        <w:rPr>
-          <w:rStyle w:val="VerbatimChar"/>
+    </w:p>
+    <w:p>
+      <w:pPr>
+        <w:pStyle w:val="Compact"/>
+        <w:numPr>
+          <w:ilvl w:val="1"/>
+          <w:numId w:val="1013"/>
+        </w:numPr>
+      </w:pPr>
+      <w:r>
+        <w:rPr>
           <w:rFonts w:hint="eastAsia" w:ascii="Times New Roman" w:hAnsi="Times New Roman" w:eastAsia="FangSong" w:cs="Times New Roman"/>
         </w:rPr>
         <w:t>酰基取代主线</w:t>
       </w:r>
       <w:r>
         <w:rPr>
-          <w:rStyle w:val="VerbatimChar"/>
           <w:rFonts w:hint="eastAsia" w:ascii="Times New Roman" w:hAnsi="Times New Roman" w:eastAsia="Times New Roman" w:cs="Times New Roman"/>
         </w:rPr>
         <w:t>（</w:t>
       </w:r>
       <w:r>
         <w:rPr>
-          <w:rStyle w:val="VerbatimChar"/>
           <w:rFonts w:hint="eastAsia" w:ascii="Times New Roman" w:hAnsi="Times New Roman" w:eastAsia="FangSong" w:cs="Times New Roman"/>
         </w:rPr>
         <w:t>羧酸衍生物</w:t>
       </w:r>
       <w:r>
         <w:rPr>
-          <w:rStyle w:val="VerbatimChar"/>
           <w:rFonts w:ascii="Times New Roman" w:hAnsi="Times New Roman" w:eastAsia="Times New Roman" w:cs="Times New Roman"/>
         </w:rPr>
         <w:t xml:space="preserve"> + Nu</w:t>
       </w:r>
       <w:r>
         <w:rPr>
-          <w:rStyle w:val="VerbatimChar"/>
           <w:rFonts w:ascii="Times New Roman" w:hAnsi="Times New Roman" w:eastAsia="Times New Roman" w:cs="Times New Roman"/>
           <w:vertAlign w:val="superscript"/>
         </w:rPr>
@@ -18488,242 +18464,201 @@
       </w:r>
       <w:r>
         <w:rPr>
-          <w:rStyle w:val="VerbatimChar"/>
           <w:rFonts w:ascii="Times New Roman" w:hAnsi="Times New Roman" w:eastAsia="Times New Roman" w:cs="Times New Roman"/>
         </w:rPr>
         <w:t xml:space="preserve"> → </w:t>
       </w:r>
       <w:r>
         <w:rPr>
-          <w:rStyle w:val="VerbatimChar"/>
           <w:rFonts w:hint="eastAsia" w:ascii="Times New Roman" w:hAnsi="Times New Roman" w:eastAsia="FangSong" w:cs="Times New Roman"/>
         </w:rPr>
         <w:t xml:space="preserve">消除</w:t>
       </w:r>
       <w:r>
         <w:rPr>
-          <w:rStyle w:val="VerbatimChar"/>
           <w:rFonts w:ascii="Times New Roman" w:hAnsi="Times New Roman" w:eastAsia="Times New Roman" w:cs="Times New Roman"/>
         </w:rPr>
         <w:t xml:space="preserve"> → C=O </w:t>
       </w:r>
       <w:r>
         <w:rPr>
-          <w:rStyle w:val="VerbatimChar"/>
           <w:rFonts w:hint="eastAsia" w:ascii="Times New Roman" w:hAnsi="Times New Roman" w:eastAsia="FangSong" w:cs="Times New Roman"/>
         </w:rPr>
         <w:t>恢复</w:t>
       </w:r>
       <w:r>
         <w:rPr>
-          <w:rStyle w:val="VerbatimChar"/>
           <w:rFonts w:hint="eastAsia" w:ascii="Times New Roman" w:hAnsi="Times New Roman" w:eastAsia="Times New Roman" w:cs="Times New Roman"/>
         </w:rPr>
         <w:t>）</w:t>
       </w:r>
-      <w:r>
-        <w:rPr>
-          <w:rFonts w:ascii="Times New Roman" w:hAnsi="Times New Roman" w:eastAsia="Times New Roman" w:cs="Times New Roman"/>
-        </w:rPr>
-        <w:br/>
-      </w:r>
-      <w:r>
-        <w:rPr>
-          <w:rStyle w:val="VerbatimChar"/>
-          <w:rFonts w:ascii="Times New Roman" w:hAnsi="Times New Roman" w:eastAsia="Times New Roman" w:cs="Times New Roman"/>
-        </w:rPr>
-        <w:t xml:space="preserve">├── </w:t>
-      </w:r>
-      <w:r>
-        <w:rPr>
-          <w:rStyle w:val="VerbatimChar"/>
+    </w:p>
+    <w:p>
+      <w:pPr>
+        <w:pStyle w:val="Compact"/>
+        <w:numPr>
+          <w:ilvl w:val="1"/>
+          <w:numId w:val="1013"/>
+        </w:numPr>
+      </w:pPr>
+      <w:r>
+        <w:rPr>
           <w:rFonts w:hint="eastAsia" w:ascii="Times New Roman" w:hAnsi="Times New Roman" w:eastAsia="Times New Roman" w:cs="Times New Roman"/>
         </w:rPr>
         <w:t>α</w:t>
       </w:r>
       <w:r>
         <w:rPr>
-          <w:rStyle w:val="VerbatimChar"/>
           <w:rFonts w:hint="eastAsia" w:ascii="Times New Roman" w:hAnsi="Times New Roman" w:eastAsia="FangSong" w:cs="Times New Roman"/>
         </w:rPr>
         <w:t>位缩合主线</w:t>
       </w:r>
       <w:r>
         <w:rPr>
-          <w:rStyle w:val="VerbatimChar"/>
           <w:rFonts w:hint="eastAsia" w:ascii="Times New Roman" w:hAnsi="Times New Roman" w:eastAsia="Times New Roman" w:cs="Times New Roman"/>
         </w:rPr>
         <w:t>（</w:t>
       </w:r>
       <w:r>
         <w:rPr>
-          <w:rStyle w:val="VerbatimChar"/>
           <w:rFonts w:hint="eastAsia" w:ascii="Times New Roman" w:hAnsi="Times New Roman" w:eastAsia="FangSong" w:cs="Times New Roman"/>
         </w:rPr>
         <w:t>先看</w:t>
       </w:r>
       <w:r>
         <w:rPr>
-          <w:rStyle w:val="VerbatimChar"/>
           <w:rFonts w:ascii="Times New Roman" w:hAnsi="Times New Roman" w:eastAsia="Times New Roman" w:cs="Times New Roman"/>
         </w:rPr>
         <w:t xml:space="preserve"> α-H / </w:t>
       </w:r>
       <w:r>
         <w:rPr>
-          <w:rStyle w:val="VerbatimChar"/>
           <w:rFonts w:hint="eastAsia" w:ascii="Times New Roman" w:hAnsi="Times New Roman" w:eastAsia="FangSong" w:cs="Times New Roman"/>
         </w:rPr>
         <w:t>活泼亚甲基</w:t>
       </w:r>
       <w:r>
         <w:rPr>
-          <w:rStyle w:val="VerbatimChar"/>
           <w:rFonts w:hint="eastAsia" w:ascii="Times New Roman" w:hAnsi="Times New Roman" w:eastAsia="Times New Roman" w:cs="Times New Roman"/>
         </w:rPr>
         <w:t>）</w:t>
       </w:r>
-      <w:r>
-        <w:rPr>
-          <w:rFonts w:ascii="Times New Roman" w:hAnsi="Times New Roman" w:eastAsia="Times New Roman" w:cs="Times New Roman"/>
-        </w:rPr>
-        <w:br/>
-      </w:r>
-      <w:r>
-        <w:rPr>
-          <w:rStyle w:val="VerbatimChar"/>
-          <w:rFonts w:ascii="Times New Roman" w:hAnsi="Times New Roman" w:eastAsia="Times New Roman" w:cs="Times New Roman"/>
-        </w:rPr>
-        <w:t xml:space="preserve">│   ├── </w:t>
-      </w:r>
-      <w:r>
-        <w:rPr>
-          <w:rStyle w:val="VerbatimChar"/>
+    </w:p>
+    <w:p>
+      <w:pPr>
+        <w:pStyle w:val="Compact"/>
+        <w:numPr>
+          <w:ilvl w:val="2"/>
+          <w:numId w:val="1014"/>
+        </w:numPr>
+      </w:pPr>
+      <w:r>
+        <w:rPr>
           <w:rFonts w:hint="eastAsia" w:ascii="Times New Roman" w:hAnsi="Times New Roman" w:eastAsia="Times New Roman" w:cs="Times New Roman"/>
         </w:rPr>
         <w:t>Aldol：</w:t>
       </w:r>
       <w:r>
         <w:rPr>
-          <w:rStyle w:val="VerbatimChar"/>
           <w:rFonts w:hint="eastAsia" w:ascii="Times New Roman" w:hAnsi="Times New Roman" w:eastAsia="FangSong" w:cs="Times New Roman"/>
         </w:rPr>
         <w:t>烯醇盐</w:t>
       </w:r>
       <w:r>
         <w:rPr>
-          <w:rStyle w:val="VerbatimChar"/>
           <w:rFonts w:ascii="Times New Roman" w:hAnsi="Times New Roman" w:eastAsia="Times New Roman" w:cs="Times New Roman"/>
         </w:rPr>
         <w:t xml:space="preserve"> + C=O → </w:t>
       </w:r>
       <w:r>
         <w:rPr>
-          <w:rStyle w:val="VerbatimChar"/>
           <w:rFonts w:hint="eastAsia" w:ascii="Times New Roman" w:hAnsi="Times New Roman" w:eastAsia="Times New Roman" w:cs="Times New Roman"/>
         </w:rPr>
         <w:t>β-</w:t>
       </w:r>
       <w:r>
         <w:rPr>
-          <w:rStyle w:val="VerbatimChar"/>
           <w:rFonts w:hint="eastAsia" w:ascii="Times New Roman" w:hAnsi="Times New Roman" w:eastAsia="FangSong" w:cs="Times New Roman"/>
         </w:rPr>
         <w:t>羟基羰基</w:t>
       </w:r>
-      <w:r>
-        <w:rPr>
-          <w:rFonts w:ascii="Times New Roman" w:hAnsi="Times New Roman" w:eastAsia="Times New Roman" w:cs="Times New Roman"/>
-        </w:rPr>
-        <w:br/>
-      </w:r>
-      <w:r>
-        <w:rPr>
-          <w:rStyle w:val="VerbatimChar"/>
-          <w:rFonts w:ascii="Times New Roman" w:hAnsi="Times New Roman" w:eastAsia="Times New Roman" w:cs="Times New Roman"/>
-        </w:rPr>
-        <w:t xml:space="preserve">│   ├── </w:t>
-      </w:r>
-      <w:r>
-        <w:rPr>
-          <w:rStyle w:val="VerbatimChar"/>
+    </w:p>
+    <w:p>
+      <w:pPr>
+        <w:pStyle w:val="Compact"/>
+        <w:numPr>
+          <w:ilvl w:val="2"/>
+          <w:numId w:val="1014"/>
+        </w:numPr>
+      </w:pPr>
+      <w:r>
+        <w:rPr>
           <w:rFonts w:hint="eastAsia" w:ascii="Times New Roman" w:hAnsi="Times New Roman" w:eastAsia="Times New Roman" w:cs="Times New Roman"/>
         </w:rPr>
         <w:t>Claisen：</w:t>
       </w:r>
       <w:r>
         <w:rPr>
-          <w:rStyle w:val="VerbatimChar"/>
           <w:rFonts w:hint="eastAsia" w:ascii="Times New Roman" w:hAnsi="Times New Roman" w:eastAsia="FangSong" w:cs="Times New Roman"/>
         </w:rPr>
         <w:t>酯烯醇盐</w:t>
       </w:r>
       <w:r>
         <w:rPr>
-          <w:rStyle w:val="VerbatimChar"/>
           <w:rFonts w:ascii="Times New Roman" w:hAnsi="Times New Roman" w:eastAsia="Times New Roman" w:cs="Times New Roman"/>
         </w:rPr>
         <w:t xml:space="preserve"> + </w:t>
       </w:r>
       <w:r>
         <w:rPr>
-          <w:rStyle w:val="VerbatimChar"/>
           <w:rFonts w:hint="eastAsia" w:ascii="Times New Roman" w:hAnsi="Times New Roman" w:eastAsia="FangSong" w:cs="Times New Roman"/>
         </w:rPr>
         <w:t xml:space="preserve">酯</w:t>
       </w:r>
       <w:r>
         <w:rPr>
-          <w:rStyle w:val="VerbatimChar"/>
           <w:rFonts w:ascii="Times New Roman" w:hAnsi="Times New Roman" w:eastAsia="Times New Roman" w:cs="Times New Roman"/>
         </w:rPr>
         <w:t xml:space="preserve"> → </w:t>
       </w:r>
       <w:r>
         <w:rPr>
-          <w:rStyle w:val="VerbatimChar"/>
           <w:rFonts w:hint="eastAsia" w:ascii="Times New Roman" w:hAnsi="Times New Roman" w:eastAsia="Times New Roman" w:cs="Times New Roman"/>
         </w:rPr>
         <w:t>β-</w:t>
       </w:r>
       <w:r>
         <w:rPr>
-          <w:rStyle w:val="VerbatimChar"/>
           <w:rFonts w:hint="eastAsia" w:ascii="Times New Roman" w:hAnsi="Times New Roman" w:eastAsia="FangSong" w:cs="Times New Roman"/>
         </w:rPr>
         <w:t>酮酸酯</w:t>
       </w:r>
       <w:r>
         <w:rPr>
-          <w:rStyle w:val="VerbatimChar"/>
           <w:rFonts w:hint="eastAsia" w:ascii="Times New Roman" w:hAnsi="Times New Roman" w:eastAsia="Times New Roman" w:cs="Times New Roman"/>
         </w:rPr>
         <w:t>（</w:t>
       </w:r>
       <w:r>
         <w:rPr>
-          <w:rStyle w:val="VerbatimChar"/>
           <w:rFonts w:hint="eastAsia" w:ascii="Times New Roman" w:hAnsi="Times New Roman" w:eastAsia="FangSong" w:cs="Times New Roman"/>
         </w:rPr>
         <w:t>消除</w:t>
       </w:r>
       <w:r>
         <w:rPr>
-          <w:rStyle w:val="VerbatimChar"/>
           <w:rFonts w:ascii="Times New Roman" w:hAnsi="Times New Roman" w:eastAsia="Times New Roman" w:cs="Times New Roman"/>
         </w:rPr>
         <w:t xml:space="preserve"> </w:t>
       </w:r>
       <w:r>
         <w:rPr>
-          <w:rStyle w:val="VerbatimChar"/>
           <w:rFonts w:hint="eastAsia" w:ascii="Times New Roman" w:hAnsi="Times New Roman" w:eastAsia="Times New Roman" w:cs="Times New Roman"/>
         </w:rPr>
         <w:t>RO</w:t>
       </w:r>
       <w:r>
         <w:rPr>
-          <w:rStyle w:val="VerbatimChar"/>
           <w:rFonts w:hint="eastAsia" w:ascii="Times New Roman" w:hAnsi="Times New Roman" w:eastAsia="Times New Roman" w:cs="Times New Roman"/>
           <w:vertAlign w:val="superscript"/>
         </w:rPr>
@@ -18731,165 +18666,135 @@
       </w:r>
       <w:r>
         <w:rPr>
-          <w:rStyle w:val="VerbatimChar"/>
           <w:rFonts w:hint="eastAsia" w:ascii="Times New Roman" w:hAnsi="Times New Roman" w:eastAsia="Times New Roman" w:cs="Times New Roman"/>
         </w:rPr>
         <w:t>）</w:t>
       </w:r>
-      <w:r>
-        <w:rPr>
-          <w:rFonts w:ascii="Times New Roman" w:hAnsi="Times New Roman" w:eastAsia="Times New Roman" w:cs="Times New Roman"/>
-        </w:rPr>
-        <w:br/>
-      </w:r>
-      <w:r>
-        <w:rPr>
-          <w:rStyle w:val="VerbatimChar"/>
-          <w:rFonts w:ascii="Times New Roman" w:hAnsi="Times New Roman" w:eastAsia="Times New Roman" w:cs="Times New Roman"/>
-        </w:rPr>
-        <w:t xml:space="preserve">│   ├── </w:t>
-      </w:r>
-      <w:r>
-        <w:rPr>
-          <w:rStyle w:val="VerbatimChar"/>
+    </w:p>
+    <w:p>
+      <w:pPr>
+        <w:pStyle w:val="Compact"/>
+        <w:numPr>
+          <w:ilvl w:val="2"/>
+          <w:numId w:val="1014"/>
+        </w:numPr>
+      </w:pPr>
+      <w:r>
+        <w:rPr>
           <w:rFonts w:hint="eastAsia" w:ascii="Times New Roman" w:hAnsi="Times New Roman" w:eastAsia="Times New Roman" w:cs="Times New Roman"/>
         </w:rPr>
         <w:t>Michael：</w:t>
       </w:r>
       <w:r>
         <w:rPr>
-          <w:rStyle w:val="VerbatimChar"/>
           <w:rFonts w:hint="eastAsia" w:ascii="Times New Roman" w:hAnsi="Times New Roman" w:eastAsia="FangSong" w:cs="Times New Roman"/>
         </w:rPr>
         <w:t>碳负离子</w:t>
       </w:r>
       <w:r>
         <w:rPr>
-          <w:rStyle w:val="VerbatimChar"/>
           <w:rFonts w:ascii="Times New Roman" w:hAnsi="Times New Roman" w:eastAsia="Times New Roman" w:cs="Times New Roman"/>
         </w:rPr>
         <w:t xml:space="preserve"> + β-C → </w:t>
       </w:r>
       <w:r>
         <w:rPr>
-          <w:rStyle w:val="VerbatimChar"/>
           <w:rFonts w:hint="eastAsia" w:ascii="Times New Roman" w:hAnsi="Times New Roman" w:eastAsia="Times New Roman" w:cs="Times New Roman"/>
         </w:rPr>
         <w:t>1,5-</w:t>
       </w:r>
       <w:r>
         <w:rPr>
-          <w:rStyle w:val="VerbatimChar"/>
           <w:rFonts w:hint="eastAsia" w:ascii="Times New Roman" w:hAnsi="Times New Roman" w:eastAsia="FangSong" w:cs="Times New Roman"/>
         </w:rPr>
         <w:t>二羰基</w:t>
       </w:r>
-      <w:r>
-        <w:rPr>
-          <w:rFonts w:ascii="Times New Roman" w:hAnsi="Times New Roman" w:eastAsia="Times New Roman" w:cs="Times New Roman"/>
-        </w:rPr>
-        <w:br/>
-      </w:r>
-      <w:r>
-        <w:rPr>
-          <w:rStyle w:val="VerbatimChar"/>
-          <w:rFonts w:ascii="Times New Roman" w:hAnsi="Times New Roman" w:eastAsia="Times New Roman" w:cs="Times New Roman"/>
-        </w:rPr>
-        <w:t xml:space="preserve">│   └── </w:t>
-      </w:r>
-      <w:r>
-        <w:rPr>
-          <w:rStyle w:val="VerbatimChar"/>
+    </w:p>
+    <w:p>
+      <w:pPr>
+        <w:pStyle w:val="Compact"/>
+        <w:numPr>
+          <w:ilvl w:val="2"/>
+          <w:numId w:val="1014"/>
+        </w:numPr>
+      </w:pPr>
+      <w:r>
+        <w:rPr>
           <w:rFonts w:hint="eastAsia" w:ascii="Times New Roman" w:hAnsi="Times New Roman" w:eastAsia="Times New Roman" w:cs="Times New Roman"/>
         </w:rPr>
         <w:t>Mannich：</w:t>
       </w:r>
       <w:r>
         <w:rPr>
-          <w:rStyle w:val="VerbatimChar"/>
           <w:rFonts w:hint="eastAsia" w:ascii="Times New Roman" w:hAnsi="Times New Roman" w:eastAsia="FangSong" w:cs="Times New Roman"/>
         </w:rPr>
         <w:t>烯醇盐</w:t>
       </w:r>
       <w:r>
         <w:rPr>
-          <w:rStyle w:val="VerbatimChar"/>
           <w:rFonts w:ascii="Times New Roman" w:hAnsi="Times New Roman" w:eastAsia="Times New Roman" w:cs="Times New Roman"/>
         </w:rPr>
         <w:t xml:space="preserve"> + </w:t>
       </w:r>
       <w:r>
         <w:rPr>
-          <w:rStyle w:val="VerbatimChar"/>
           <w:rFonts w:hint="eastAsia" w:ascii="Times New Roman" w:hAnsi="Times New Roman" w:eastAsia="FangSong" w:cs="Times New Roman"/>
         </w:rPr>
         <w:t xml:space="preserve">亚胺正离子</w:t>
       </w:r>
       <w:r>
         <w:rPr>
-          <w:rStyle w:val="VerbatimChar"/>
           <w:rFonts w:ascii="Times New Roman" w:hAnsi="Times New Roman" w:eastAsia="Times New Roman" w:cs="Times New Roman"/>
         </w:rPr>
         <w:t xml:space="preserve"> → </w:t>
       </w:r>
       <w:r>
         <w:rPr>
-          <w:rStyle w:val="VerbatimChar"/>
           <w:rFonts w:hint="eastAsia" w:ascii="Times New Roman" w:hAnsi="Times New Roman" w:eastAsia="Times New Roman" w:cs="Times New Roman"/>
         </w:rPr>
         <w:t>β-</w:t>
       </w:r>
       <w:r>
         <w:rPr>
-          <w:rStyle w:val="VerbatimChar"/>
           <w:rFonts w:hint="eastAsia" w:ascii="Times New Roman" w:hAnsi="Times New Roman" w:eastAsia="FangSong" w:cs="Times New Roman"/>
         </w:rPr>
         <w:t>氨基羰基</w:t>
       </w:r>
-      <w:r>
-        <w:rPr>
-          <w:rFonts w:ascii="Times New Roman" w:hAnsi="Times New Roman" w:eastAsia="Times New Roman" w:cs="Times New Roman"/>
-        </w:rPr>
-        <w:br/>
-      </w:r>
-      <w:r>
-        <w:rPr>
-          <w:rStyle w:val="VerbatimChar"/>
-          <w:rFonts w:ascii="Times New Roman" w:hAnsi="Times New Roman" w:eastAsia="Times New Roman" w:cs="Times New Roman"/>
-        </w:rPr>
-        <w:t xml:space="preserve">└── </w:t>
-      </w:r>
-      <w:r>
-        <w:rPr>
-          <w:rStyle w:val="VerbatimChar"/>
+    </w:p>
+    <w:p>
+      <w:pPr>
+        <w:pStyle w:val="Compact"/>
+        <w:numPr>
+          <w:ilvl w:val="1"/>
+          <w:numId w:val="1013"/>
+        </w:numPr>
+      </w:pPr>
+      <w:r>
+        <w:rPr>
           <w:rFonts w:hint="eastAsia" w:ascii="Times New Roman" w:hAnsi="Times New Roman" w:eastAsia="FangSong" w:cs="Times New Roman"/>
         </w:rPr>
         <w:t>极性翻转主线</w:t>
       </w:r>
       <w:r>
         <w:rPr>
-          <w:rStyle w:val="VerbatimChar"/>
           <w:rFonts w:hint="eastAsia" w:ascii="Times New Roman" w:hAnsi="Times New Roman" w:eastAsia="Times New Roman" w:cs="Times New Roman"/>
         </w:rPr>
         <w:t>（</w:t>
       </w:r>
       <w:r>
         <w:rPr>
-          <w:rStyle w:val="VerbatimChar"/>
           <w:rFonts w:hint="eastAsia" w:ascii="Times New Roman" w:hAnsi="Times New Roman" w:eastAsia="FangSong" w:cs="Times New Roman"/>
         </w:rPr>
         <w:t>安息香缩合</w:t>
       </w:r>
       <w:r>
         <w:rPr>
-          <w:rStyle w:val="VerbatimChar"/>
           <w:rFonts w:hint="eastAsia" w:ascii="Times New Roman" w:hAnsi="Times New Roman" w:eastAsia="Times New Roman" w:cs="Times New Roman"/>
         </w:rPr>
         <w:t>：CN</w:t>
       </w:r>
       <w:r>
         <w:rPr>
-          <w:rStyle w:val="VerbatimChar"/>
           <w:rFonts w:hint="eastAsia" w:ascii="Times New Roman" w:hAnsi="Times New Roman" w:eastAsia="Times New Roman" w:cs="Times New Roman"/>
           <w:vertAlign w:val="superscript"/>
         </w:rPr>
@@ -18897,21 +18802,18 @@
       </w:r>
       <w:r>
         <w:rPr>
-          <w:rStyle w:val="VerbatimChar"/>
           <w:rFonts w:ascii="Times New Roman" w:hAnsi="Times New Roman" w:eastAsia="Times New Roman" w:cs="Times New Roman"/>
         </w:rPr>
         <w:t xml:space="preserve"> </w:t>
       </w:r>
       <w:r>
         <w:rPr>
-          <w:rStyle w:val="VerbatimChar"/>
           <w:rFonts w:hint="eastAsia" w:ascii="Times New Roman" w:hAnsi="Times New Roman" w:eastAsia="FangSong" w:cs="Times New Roman"/>
         </w:rPr>
         <w:t>把羰基从亲电翻为亲核</w:t>
       </w:r>
       <w:r>
         <w:rPr>
-          <w:rStyle w:val="VerbatimChar"/>
           <w:rFonts w:hint="eastAsia" w:ascii="Times New Roman" w:hAnsi="Times New Roman" w:eastAsia="Times New Roman" w:cs="Times New Roman"/>
         </w:rPr>
         <w:t>）</w:t>
@@ -18954,7 +18856,7 @@
         <w:pStyle w:val="Compact"/>
         <w:numPr>
           <w:ilvl w:val="0"/>
-          <w:numId w:val="1012"/>
+          <w:numId w:val="1015"/>
         </w:numPr>
       </w:pPr>
       <w:r>
@@ -19017,7 +18919,7 @@
         <w:pStyle w:val="Compact"/>
         <w:numPr>
           <w:ilvl w:val="0"/>
-          <w:numId w:val="1012"/>
+          <w:numId w:val="1015"/>
         </w:numPr>
       </w:pPr>
       <w:r>
@@ -19080,7 +18982,7 @@
         <w:pStyle w:val="Compact"/>
         <w:numPr>
           <w:ilvl w:val="0"/>
-          <w:numId w:val="1012"/>
+          <w:numId w:val="1015"/>
         </w:numPr>
       </w:pPr>
       <w:r>
@@ -19139,7 +19041,7 @@
         <w:pStyle w:val="Compact"/>
         <w:numPr>
           <w:ilvl w:val="0"/>
-          <w:numId w:val="1013"/>
+          <w:numId w:val="1016"/>
         </w:numPr>
       </w:pPr>
       <w:r>
@@ -19202,7 +19104,7 @@
         <w:pStyle w:val="Compact"/>
         <w:numPr>
           <w:ilvl w:val="0"/>
-          <w:numId w:val="1013"/>
+          <w:numId w:val="1016"/>
         </w:numPr>
       </w:pPr>
       <w:r>
@@ -19277,7 +19179,7 @@
         <w:pStyle w:val="Compact"/>
         <w:numPr>
           <w:ilvl w:val="0"/>
-          <w:numId w:val="1013"/>
+          <w:numId w:val="1016"/>
         </w:numPr>
       </w:pPr>
       <w:r>
@@ -19340,7 +19242,7 @@
         <w:pStyle w:val="Compact"/>
         <w:numPr>
           <w:ilvl w:val="0"/>
-          <w:numId w:val="1013"/>
+          <w:numId w:val="1016"/>
         </w:numPr>
       </w:pPr>
       <w:r>
@@ -19397,7 +19299,7 @@
         <w:pStyle w:val="Compact"/>
         <w:numPr>
           <w:ilvl w:val="0"/>
-          <w:numId w:val="1013"/>
+          <w:numId w:val="1016"/>
         </w:numPr>
       </w:pPr>
       <w:r>
@@ -19454,7 +19356,7 @@
         <w:pStyle w:val="Compact"/>
         <w:numPr>
           <w:ilvl w:val="0"/>
-          <w:numId w:val="1013"/>
+          <w:numId w:val="1016"/>
         </w:numPr>
       </w:pPr>
       <w:r>
@@ -23250,7 +23152,7 @@
         <w:pStyle w:val="Compact"/>
         <w:numPr>
           <w:ilvl w:val="0"/>
-          <w:numId w:val="1014"/>
+          <w:numId w:val="1017"/>
         </w:numPr>
       </w:pPr>
       <w:r>
@@ -23306,7 +23208,7 @@
         <w:pStyle w:val="Compact"/>
         <w:numPr>
           <w:ilvl w:val="0"/>
-          <w:numId w:val="1014"/>
+          <w:numId w:val="1017"/>
         </w:numPr>
       </w:pPr>
       <w:r>
@@ -23454,7 +23356,7 @@
         <w:pStyle w:val="Compact"/>
         <w:numPr>
           <w:ilvl w:val="0"/>
-          <w:numId w:val="1014"/>
+          <w:numId w:val="1017"/>
         </w:numPr>
       </w:pPr>
       <w:r>
@@ -24300,6 +24202,15 @@
     </w:lvlOverride>
   </w:num>
   <w:num w:numId="1012">
+    <w:abstractNumId w:val="991"/>
+  </w:num>
+  <w:num w:numId="1013">
+    <w:abstractNumId w:val="991"/>
+  </w:num>
+  <w:num w:numId="1014">
+    <w:abstractNumId w:val="991"/>
+  </w:num>
+  <w:num w:numId="1015">
     <w:abstractNumId w:val="99411"/>
     <w:lvlOverride w:ilvl="0">
       <w:startOverride w:val="1"/>
@@ -24329,10 +24240,10 @@
       <w:startOverride w:val="1"/>
     </w:lvlOverride>
   </w:num>
-  <w:num w:numId="1013">
+  <w:num w:numId="1016">
     <w:abstractNumId w:val="991"/>
   </w:num>
-  <w:num w:numId="1014">
+  <w:num w:numId="1017">
     <w:abstractNumId w:val="99411"/>
     <w:lvlOverride w:ilvl="0">
       <w:startOverride w:val="1"/>

--- a/06-学生侧材料/讲义/有机化学/羰基化学与缩合反应.docx
+++ b/06-学生侧材料/讲义/有机化学/羰基化学与缩合反应.docx
@@ -24954,7 +24954,7 @@
     <ns0:name ns0:val="Verbatim Char"/>
     <ns0:basedOn ns0:val="BodyTextChar"/>
     <ns0:rPr>
-      <ns0:rFonts ns0:ascii="Times New Roman" ns0:cs="Times New Roman" ns0:eastAsia="FangSong" ns0:hAnsi="Times New Roman"/>
+      <ns0:rFonts ns0:ascii="SimSun" ns0:hAnsi="SimSun" ns0:eastAsia="SimSun" ns0:cs="SimSun"/>
       <ns0:b ns0:val="0"/>
       <ns0:sz ns0:val="20"/>
     </ns0:rPr>
@@ -25016,7 +25016,7 @@
       <w:wordWrap w:val="off"/>
     </w:pPr>
     <ns0:rPr>
-      <w:rFonts ns0:ascii="Times New Roman" ns0:hAnsi="Times New Roman" ns0:eastAsia="FangSong" ns0:cs="Times New Roman"/>
+      <w:rFonts w:ascii="SimSun" w:hAnsi="SimSun" w:eastAsia="SimSun" w:cs="SimSun"/>
     </ns0:rPr>
   </w:style>
   <w:style w:type="character" w:customStyle="1" w:styleId="KeywordTok">
